--- a/Furni_PRD.docx
+++ b/Furni_PRD.docx
@@ -178,7 +178,7 @@
       <w:pPr>
         <w:numPr>
           <w:ilvl w:val="0"/>
-          <w:numId w:val="3"/>
+          <w:numId w:val="4"/>
         </w:numPr>
         <w:spacing w:after="0" w:afterAutospacing="0" w:lineRule="auto"/>
         <w:ind w:left="720" w:hanging="360"/>
@@ -205,7 +205,7 @@
       <w:pPr>
         <w:numPr>
           <w:ilvl w:val="0"/>
-          <w:numId w:val="3"/>
+          <w:numId w:val="4"/>
         </w:numPr>
         <w:spacing w:after="0" w:afterAutospacing="0" w:lineRule="auto"/>
         <w:ind w:left="720" w:hanging="360"/>
@@ -232,7 +232,7 @@
       <w:pPr>
         <w:numPr>
           <w:ilvl w:val="0"/>
-          <w:numId w:val="3"/>
+          <w:numId w:val="4"/>
         </w:numPr>
         <w:spacing w:after="240" w:lineRule="auto"/>
         <w:ind w:left="720" w:hanging="360"/>
@@ -334,7 +334,7 @@
       <w:pPr>
         <w:numPr>
           <w:ilvl w:val="0"/>
-          <w:numId w:val="5"/>
+          <w:numId w:val="6"/>
         </w:numPr>
         <w:spacing w:after="0" w:afterAutospacing="0" w:lineRule="auto"/>
         <w:ind w:left="720" w:hanging="360"/>
@@ -361,7 +361,7 @@
       <w:pPr>
         <w:numPr>
           <w:ilvl w:val="0"/>
-          <w:numId w:val="5"/>
+          <w:numId w:val="6"/>
         </w:numPr>
         <w:spacing w:after="0" w:afterAutospacing="0" w:lineRule="auto"/>
         <w:ind w:left="720" w:hanging="360"/>
@@ -388,7 +388,7 @@
       <w:pPr>
         <w:numPr>
           <w:ilvl w:val="0"/>
-          <w:numId w:val="5"/>
+          <w:numId w:val="6"/>
         </w:numPr>
         <w:spacing w:after="0" w:afterAutospacing="0" w:lineRule="auto"/>
         <w:ind w:left="720" w:hanging="360"/>
@@ -416,7 +416,7 @@
       <w:pPr>
         <w:numPr>
           <w:ilvl w:val="0"/>
-          <w:numId w:val="5"/>
+          <w:numId w:val="6"/>
         </w:numPr>
         <w:spacing w:after="0" w:afterAutospacing="0" w:lineRule="auto"/>
         <w:ind w:left="720" w:hanging="360"/>
@@ -477,7 +477,7 @@
       <w:pPr>
         <w:numPr>
           <w:ilvl w:val="0"/>
-          <w:numId w:val="5"/>
+          <w:numId w:val="6"/>
         </w:numPr>
         <w:spacing w:after="240" w:lineRule="auto"/>
         <w:ind w:left="720" w:hanging="360"/>
@@ -1822,7 +1822,7 @@
       <w:pPr>
         <w:numPr>
           <w:ilvl w:val="0"/>
-          <w:numId w:val="4"/>
+          <w:numId w:val="5"/>
         </w:numPr>
         <w:spacing w:after="0" w:afterAutospacing="0" w:lineRule="auto"/>
         <w:ind w:left="720" w:hanging="360"/>
@@ -1849,7 +1849,7 @@
       <w:pPr>
         <w:numPr>
           <w:ilvl w:val="0"/>
-          <w:numId w:val="4"/>
+          <w:numId w:val="5"/>
         </w:numPr>
         <w:spacing w:after="0" w:afterAutospacing="0" w:lineRule="auto"/>
         <w:ind w:left="720" w:hanging="360"/>
@@ -1922,7 +1922,7 @@
       <w:pPr>
         <w:numPr>
           <w:ilvl w:val="0"/>
-          <w:numId w:val="4"/>
+          <w:numId w:val="5"/>
         </w:numPr>
         <w:spacing w:after="0" w:afterAutospacing="0" w:lineRule="auto"/>
         <w:ind w:left="720" w:hanging="360"/>
@@ -1979,7 +1979,7 @@
       <w:pPr>
         <w:numPr>
           <w:ilvl w:val="0"/>
-          <w:numId w:val="4"/>
+          <w:numId w:val="5"/>
         </w:numPr>
         <w:spacing w:after="0" w:afterAutospacing="0" w:lineRule="auto"/>
         <w:ind w:left="720" w:hanging="360"/>
@@ -2021,7 +2021,7 @@
       <w:pPr>
         <w:numPr>
           <w:ilvl w:val="0"/>
-          <w:numId w:val="4"/>
+          <w:numId w:val="5"/>
         </w:numPr>
         <w:spacing w:after="240" w:lineRule="auto"/>
         <w:ind w:left="720" w:hanging="360"/>
@@ -2506,13 +2506,37 @@
           <w:rFonts w:ascii="Times New Roman" w:cs="Times New Roman" w:eastAsia="Times New Roman" w:hAnsi="Times New Roman"/>
           <w:b w:val="1"/>
           <w:bCs w:val="1"/>
+          <w:color w:val="000000"/>
+          <w:sz w:val="26"/>
+          <w:szCs w:val="26"/>
+        </w:rPr>
+      </w:pPr>
+      <w:bookmarkStart w:colFirst="0" w:colLast="0" w:name="_eva4p26ax9pe" w:id="15"/>
+      <w:bookmarkEnd w:id="15"/>
+      <w:r>
+        <w:rPr>
+          <w:rtl w:val="0"/>
+        </w:rPr>
+      </w:r>
+    </w:p>
+    <w:p>
+      <w:pPr>
+        <w:pStyle w:val="Heading3"/>
+        <w:keepNext w:val="0"/>
+        <w:keepLines w:val="0"/>
+        <w:spacing w:before="0" w:lineRule="auto"/>
+        <w:jc w:val="both"/>
+        <w:rPr>
+          <w:rFonts w:ascii="Times New Roman" w:cs="Times New Roman" w:eastAsia="Times New Roman" w:hAnsi="Times New Roman"/>
+          <w:b w:val="1"/>
+          <w:bCs w:val="1"/>
           <w:color w:val="188038"/>
           <w:sz w:val="26"/>
           <w:szCs w:val="26"/>
         </w:rPr>
       </w:pPr>
-      <w:bookmarkStart w:colFirst="0" w:colLast="0" w:name="_eoazyw3vhw0m" w:id="15"/>
-      <w:bookmarkEnd w:id="15"/>
+      <w:bookmarkStart w:colFirst="0" w:colLast="0" w:name="_eoazyw3vhw0m" w:id="16"/>
+      <w:bookmarkEnd w:id="16"/>
       <w:r>
         <w:rPr>
           <w:rFonts w:ascii="Times New Roman" w:cs="Times New Roman" w:eastAsia="Times New Roman" w:hAnsi="Times New Roman"/>
@@ -2571,14 +2595,14 @@
         <w:tblLook w:val="0600"/>
       </w:tblPr>
       <w:tblGrid>
-        <w:gridCol w:w="1920"/>
-        <w:gridCol w:w="2190"/>
-        <w:gridCol w:w="4560"/>
+        <w:gridCol w:w="2085"/>
+        <w:gridCol w:w="2205"/>
+        <w:gridCol w:w="4380"/>
         <w:tblGridChange w:id="0">
           <w:tblGrid>
-            <w:gridCol w:w="1920"/>
-            <w:gridCol w:w="2190"/>
-            <w:gridCol w:w="4560"/>
+            <w:gridCol w:w="2085"/>
+            <w:gridCol w:w="2205"/>
+            <w:gridCol w:w="4380"/>
           </w:tblGrid>
         </w:tblGridChange>
       </w:tblGrid>
@@ -3867,6 +3891,116 @@
               <w:jc w:val="both"/>
               <w:rPr>
                 <w:rFonts w:ascii="Times New Roman" w:cs="Times New Roman" w:eastAsia="Times New Roman" w:hAnsi="Times New Roman"/>
+                <w:b w:val="1"/>
+                <w:bCs w:val="1"/>
+              </w:rPr>
+            </w:pPr>
+            <w:r>
+              <w:rPr>
+                <w:rFonts w:ascii="Times New Roman" w:cs="Times New Roman" w:eastAsia="Times New Roman" w:hAnsi="Times New Roman"/>
+                <w:b w:val="1"/>
+                <w:bCs w:val="1"/>
+                <w:rtl w:val="0"/>
+              </w:rPr>
+              <w:t xml:space="preserve">is_active</w:t>
+            </w:r>
+          </w:p>
+        </w:tc>
+        <w:tc>
+          <w:tcPr>
+            <w:tcBorders>
+              <w:top w:color="c4c7c5" w:space="0" w:sz="6" w:val="single"/>
+              <w:left w:color="c4c7c5" w:space="0" w:sz="6" w:val="single"/>
+              <w:bottom w:color="c4c7c5" w:space="0" w:sz="6" w:val="single"/>
+              <w:right w:color="c4c7c5" w:space="0" w:sz="6" w:val="single"/>
+            </w:tcBorders>
+            <w:tcMar>
+              <w:top w:w="120.0" w:type="dxa"/>
+              <w:left w:w="180.0" w:type="dxa"/>
+              <w:bottom w:w="120.0" w:type="dxa"/>
+              <w:right w:w="180.0" w:type="dxa"/>
+            </w:tcMar>
+            <w:vAlign w:val="top"/>
+          </w:tcPr>
+          <w:p>
+            <w:pPr>
+              <w:spacing w:after="0" w:lineRule="auto"/>
+              <w:jc w:val="both"/>
+              <w:rPr>
+                <w:rFonts w:ascii="Times New Roman" w:cs="Times New Roman" w:eastAsia="Times New Roman" w:hAnsi="Times New Roman"/>
+              </w:rPr>
+            </w:pPr>
+            <w:r>
+              <w:rPr>
+                <w:rFonts w:ascii="Times New Roman" w:cs="Times New Roman" w:eastAsia="Times New Roman" w:hAnsi="Times New Roman"/>
+                <w:rtl w:val="0"/>
+              </w:rPr>
+              <w:t xml:space="preserve">BOOLEAN</w:t>
+            </w:r>
+          </w:p>
+        </w:tc>
+        <w:tc>
+          <w:tcPr>
+            <w:tcBorders>
+              <w:top w:color="c4c7c5" w:space="0" w:sz="6" w:val="single"/>
+              <w:left w:color="c4c7c5" w:space="0" w:sz="6" w:val="single"/>
+              <w:bottom w:color="c4c7c5" w:space="0" w:sz="6" w:val="single"/>
+              <w:right w:color="c4c7c5" w:space="0" w:sz="6" w:val="single"/>
+            </w:tcBorders>
+            <w:tcMar>
+              <w:top w:w="120.0" w:type="dxa"/>
+              <w:left w:w="180.0" w:type="dxa"/>
+              <w:bottom w:w="120.0" w:type="dxa"/>
+              <w:right w:w="180.0" w:type="dxa"/>
+            </w:tcMar>
+            <w:vAlign w:val="top"/>
+          </w:tcPr>
+          <w:p>
+            <w:pPr>
+              <w:spacing w:after="0" w:lineRule="auto"/>
+              <w:jc w:val="both"/>
+              <w:rPr>
+                <w:rFonts w:ascii="Times New Roman" w:cs="Times New Roman" w:eastAsia="Times New Roman" w:hAnsi="Times New Roman"/>
+              </w:rPr>
+            </w:pPr>
+            <w:r>
+              <w:rPr>
+                <w:rFonts w:ascii="Times New Roman" w:cs="Times New Roman" w:eastAsia="Times New Roman" w:hAnsi="Times New Roman"/>
+                <w:rtl w:val="0"/>
+              </w:rPr>
+              <w:t xml:space="preserve">NOT NULL, DEFAULT FALSE</w:t>
+            </w:r>
+          </w:p>
+        </w:tc>
+      </w:tr>
+      <w:tr>
+        <w:trPr>
+          <w:cantSplit w:val="0"/>
+          <w:trHeight w:val="566.9291338582677" w:hRule="atLeast"/>
+          <w:tblHeader w:val="0"/>
+        </w:trPr>
+        <w:tc>
+          <w:tcPr>
+            <w:tcBorders>
+              <w:top w:color="c4c7c5" w:space="0" w:sz="6" w:val="single"/>
+              <w:left w:color="c4c7c5" w:space="0" w:sz="6" w:val="single"/>
+              <w:bottom w:color="c4c7c5" w:space="0" w:sz="6" w:val="single"/>
+              <w:right w:color="c4c7c5" w:space="0" w:sz="6" w:val="single"/>
+            </w:tcBorders>
+            <w:tcMar>
+              <w:top w:w="120.0" w:type="dxa"/>
+              <w:left w:w="180.0" w:type="dxa"/>
+              <w:bottom w:w="120.0" w:type="dxa"/>
+              <w:right w:w="180.0" w:type="dxa"/>
+            </w:tcMar>
+            <w:vAlign w:val="top"/>
+          </w:tcPr>
+          <w:p>
+            <w:pPr>
+              <w:spacing w:after="0" w:lineRule="auto"/>
+              <w:jc w:val="both"/>
+              <w:rPr>
+                <w:rFonts w:ascii="Times New Roman" w:cs="Times New Roman" w:eastAsia="Times New Roman" w:hAnsi="Times New Roman"/>
               </w:rPr>
             </w:pPr>
             <w:r>
@@ -4082,8 +4216,8 @@
           <w:szCs w:val="26"/>
         </w:rPr>
       </w:pPr>
-      <w:bookmarkStart w:colFirst="0" w:colLast="0" w:name="_jwicol3dpy2m" w:id="16"/>
-      <w:bookmarkEnd w:id="16"/>
+      <w:bookmarkStart w:colFirst="0" w:colLast="0" w:name="_jwicol3dpy2m" w:id="17"/>
+      <w:bookmarkEnd w:id="17"/>
       <w:r>
         <w:rPr>
           <w:rtl w:val="0"/>
@@ -4106,8 +4240,8 @@
           <w:szCs w:val="26"/>
         </w:rPr>
       </w:pPr>
-      <w:bookmarkStart w:colFirst="0" w:colLast="0" w:name="_r610weti9npx" w:id="17"/>
-      <w:bookmarkEnd w:id="17"/>
+      <w:bookmarkStart w:colFirst="0" w:colLast="0" w:name="_r610weti9npx" w:id="18"/>
+      <w:bookmarkEnd w:id="18"/>
       <w:r>
         <w:rPr>
           <w:rFonts w:ascii="Times New Roman" w:cs="Times New Roman" w:eastAsia="Times New Roman" w:hAnsi="Times New Roman"/>
@@ -6354,6 +6488,232 @@
               <w:jc w:val="both"/>
               <w:rPr>
                 <w:rFonts w:ascii="Times New Roman" w:cs="Times New Roman" w:eastAsia="Times New Roman" w:hAnsi="Times New Roman"/>
+                <w:b w:val="1"/>
+                <w:bCs w:val="1"/>
+              </w:rPr>
+            </w:pPr>
+            <w:r>
+              <w:rPr>
+                <w:rFonts w:ascii="Times New Roman" w:cs="Times New Roman" w:eastAsia="Times New Roman" w:hAnsi="Times New Roman"/>
+                <w:b w:val="1"/>
+                <w:bCs w:val="1"/>
+                <w:rtl w:val="0"/>
+              </w:rPr>
+              <w:t xml:space="preserve">rating</w:t>
+            </w:r>
+          </w:p>
+        </w:tc>
+        <w:tc>
+          <w:tcPr>
+            <w:tcBorders>
+              <w:top w:color="c4c7c5" w:space="0" w:sz="6" w:val="single"/>
+              <w:left w:color="c4c7c5" w:space="0" w:sz="6" w:val="single"/>
+              <w:bottom w:color="c4c7c5" w:space="0" w:sz="6" w:val="single"/>
+              <w:right w:color="c4c7c5" w:space="0" w:sz="6" w:val="single"/>
+            </w:tcBorders>
+            <w:tcMar>
+              <w:top w:w="120.0" w:type="dxa"/>
+              <w:left w:w="180.0" w:type="dxa"/>
+              <w:bottom w:w="120.0" w:type="dxa"/>
+              <w:right w:w="180.0" w:type="dxa"/>
+            </w:tcMar>
+            <w:vAlign w:val="top"/>
+          </w:tcPr>
+          <w:p>
+            <w:pPr>
+              <w:widowControl w:val="0"/>
+              <w:spacing w:after="0" w:line="240" w:lineRule="auto"/>
+              <w:jc w:val="both"/>
+              <w:rPr>
+                <w:rFonts w:ascii="Times New Roman" w:cs="Times New Roman" w:eastAsia="Times New Roman" w:hAnsi="Times New Roman"/>
+              </w:rPr>
+            </w:pPr>
+            <w:r>
+              <w:rPr>
+                <w:rFonts w:ascii="Times New Roman" w:cs="Times New Roman" w:eastAsia="Times New Roman" w:hAnsi="Times New Roman"/>
+                <w:rtl w:val="0"/>
+              </w:rPr>
+              <w:t xml:space="preserve">DECIMAL(3,2)</w:t>
+            </w:r>
+          </w:p>
+        </w:tc>
+        <w:tc>
+          <w:tcPr>
+            <w:tcBorders>
+              <w:top w:color="c4c7c5" w:space="0" w:sz="6" w:val="single"/>
+              <w:left w:color="c4c7c5" w:space="0" w:sz="6" w:val="single"/>
+              <w:bottom w:color="c4c7c5" w:space="0" w:sz="6" w:val="single"/>
+              <w:right w:color="c4c7c5" w:space="0" w:sz="6" w:val="single"/>
+            </w:tcBorders>
+            <w:tcMar>
+              <w:top w:w="120.0" w:type="dxa"/>
+              <w:left w:w="180.0" w:type="dxa"/>
+              <w:bottom w:w="120.0" w:type="dxa"/>
+              <w:right w:w="180.0" w:type="dxa"/>
+            </w:tcMar>
+            <w:vAlign w:val="top"/>
+          </w:tcPr>
+          <w:p>
+            <w:pPr>
+              <w:widowControl w:val="0"/>
+              <w:spacing w:after="0" w:line="240" w:lineRule="auto"/>
+              <w:jc w:val="both"/>
+              <w:rPr>
+                <w:rFonts w:ascii="Times New Roman" w:cs="Times New Roman" w:eastAsia="Times New Roman" w:hAnsi="Times New Roman"/>
+              </w:rPr>
+            </w:pPr>
+            <w:r>
+              <w:rPr>
+                <w:rFonts w:ascii="Times New Roman" w:cs="Times New Roman" w:eastAsia="Times New Roman" w:hAnsi="Times New Roman"/>
+                <w:rtl w:val="0"/>
+              </w:rPr>
+              <w:t xml:space="preserve">NOT NULL</w:t>
+            </w:r>
+          </w:p>
+        </w:tc>
+      </w:tr>
+      <w:tr>
+        <w:trPr>
+          <w:cantSplit w:val="0"/>
+          <w:trHeight w:val="566.9291338582677" w:hRule="atLeast"/>
+          <w:tblHeader w:val="0"/>
+        </w:trPr>
+        <w:tc>
+          <w:tcPr>
+            <w:tcBorders>
+              <w:top w:color="c4c7c5" w:space="0" w:sz="6" w:val="single"/>
+              <w:left w:color="c4c7c5" w:space="0" w:sz="6" w:val="single"/>
+              <w:bottom w:color="c4c7c5" w:space="0" w:sz="6" w:val="single"/>
+              <w:right w:color="c4c7c5" w:space="0" w:sz="6" w:val="single"/>
+            </w:tcBorders>
+            <w:tcMar>
+              <w:top w:w="120.0" w:type="dxa"/>
+              <w:left w:w="180.0" w:type="dxa"/>
+              <w:bottom w:w="120.0" w:type="dxa"/>
+              <w:right w:w="180.0" w:type="dxa"/>
+            </w:tcMar>
+            <w:vAlign w:val="top"/>
+          </w:tcPr>
+          <w:p>
+            <w:pPr>
+              <w:widowControl w:val="0"/>
+              <w:spacing w:after="0" w:line="240" w:lineRule="auto"/>
+              <w:jc w:val="both"/>
+              <w:rPr>
+                <w:rFonts w:ascii="Times New Roman" w:cs="Times New Roman" w:eastAsia="Times New Roman" w:hAnsi="Times New Roman"/>
+                <w:b w:val="1"/>
+                <w:bCs w:val="1"/>
+              </w:rPr>
+            </w:pPr>
+            <w:r>
+              <w:rPr>
+                <w:rFonts w:ascii="Times New Roman" w:cs="Times New Roman" w:eastAsia="Times New Roman" w:hAnsi="Times New Roman"/>
+                <w:b w:val="1"/>
+                <w:bCs w:val="1"/>
+                <w:rtl w:val="0"/>
+              </w:rPr>
+              <w:t xml:space="preserve">is_active</w:t>
+            </w:r>
+          </w:p>
+        </w:tc>
+        <w:tc>
+          <w:tcPr>
+            <w:tcBorders>
+              <w:top w:color="c4c7c5" w:space="0" w:sz="6" w:val="single"/>
+              <w:left w:color="c4c7c5" w:space="0" w:sz="6" w:val="single"/>
+              <w:bottom w:color="c4c7c5" w:space="0" w:sz="6" w:val="single"/>
+              <w:right w:color="c4c7c5" w:space="0" w:sz="6" w:val="single"/>
+            </w:tcBorders>
+            <w:tcMar>
+              <w:top w:w="120.0" w:type="dxa"/>
+              <w:left w:w="180.0" w:type="dxa"/>
+              <w:bottom w:w="120.0" w:type="dxa"/>
+              <w:right w:w="180.0" w:type="dxa"/>
+            </w:tcMar>
+            <w:vAlign w:val="top"/>
+          </w:tcPr>
+          <w:p>
+            <w:pPr>
+              <w:widowControl w:val="0"/>
+              <w:spacing w:after="0" w:line="240" w:lineRule="auto"/>
+              <w:jc w:val="both"/>
+              <w:rPr>
+                <w:rFonts w:ascii="Times New Roman" w:cs="Times New Roman" w:eastAsia="Times New Roman" w:hAnsi="Times New Roman"/>
+              </w:rPr>
+            </w:pPr>
+            <w:r>
+              <w:rPr>
+                <w:rFonts w:ascii="Times New Roman" w:cs="Times New Roman" w:eastAsia="Times New Roman" w:hAnsi="Times New Roman"/>
+                <w:rtl w:val="0"/>
+              </w:rPr>
+              <w:t xml:space="preserve">BOOLEAN</w:t>
+            </w:r>
+          </w:p>
+        </w:tc>
+        <w:tc>
+          <w:tcPr>
+            <w:tcBorders>
+              <w:top w:color="c4c7c5" w:space="0" w:sz="6" w:val="single"/>
+              <w:left w:color="c4c7c5" w:space="0" w:sz="6" w:val="single"/>
+              <w:bottom w:color="c4c7c5" w:space="0" w:sz="6" w:val="single"/>
+              <w:right w:color="c4c7c5" w:space="0" w:sz="6" w:val="single"/>
+            </w:tcBorders>
+            <w:tcMar>
+              <w:top w:w="120.0" w:type="dxa"/>
+              <w:left w:w="180.0" w:type="dxa"/>
+              <w:bottom w:w="120.0" w:type="dxa"/>
+              <w:right w:w="180.0" w:type="dxa"/>
+            </w:tcMar>
+            <w:vAlign w:val="top"/>
+          </w:tcPr>
+          <w:p>
+            <w:pPr>
+              <w:widowControl w:val="0"/>
+              <w:spacing w:after="0" w:line="240" w:lineRule="auto"/>
+              <w:jc w:val="both"/>
+              <w:rPr>
+                <w:rFonts w:ascii="Times New Roman" w:cs="Times New Roman" w:eastAsia="Times New Roman" w:hAnsi="Times New Roman"/>
+              </w:rPr>
+            </w:pPr>
+            <w:r>
+              <w:rPr>
+                <w:rFonts w:ascii="Times New Roman" w:cs="Times New Roman" w:eastAsia="Times New Roman" w:hAnsi="Times New Roman"/>
+                <w:rtl w:val="0"/>
+              </w:rPr>
+              <w:t xml:space="preserve">NOT NULL, DEFAULT TRUE</w:t>
+            </w:r>
+          </w:p>
+        </w:tc>
+      </w:tr>
+      <w:tr>
+        <w:trPr>
+          <w:cantSplit w:val="0"/>
+          <w:trHeight w:val="566.9291338582677" w:hRule="atLeast"/>
+          <w:tblHeader w:val="0"/>
+        </w:trPr>
+        <w:tc>
+          <w:tcPr>
+            <w:tcBorders>
+              <w:top w:color="c4c7c5" w:space="0" w:sz="6" w:val="single"/>
+              <w:left w:color="c4c7c5" w:space="0" w:sz="6" w:val="single"/>
+              <w:bottom w:color="c4c7c5" w:space="0" w:sz="6" w:val="single"/>
+              <w:right w:color="c4c7c5" w:space="0" w:sz="6" w:val="single"/>
+            </w:tcBorders>
+            <w:tcMar>
+              <w:top w:w="120.0" w:type="dxa"/>
+              <w:left w:w="180.0" w:type="dxa"/>
+              <w:bottom w:w="120.0" w:type="dxa"/>
+              <w:right w:w="180.0" w:type="dxa"/>
+            </w:tcMar>
+            <w:vAlign w:val="top"/>
+          </w:tcPr>
+          <w:p>
+            <w:pPr>
+              <w:widowControl w:val="0"/>
+              <w:spacing w:after="0" w:line="240" w:lineRule="auto"/>
+              <w:jc w:val="both"/>
+              <w:rPr>
+                <w:rFonts w:ascii="Times New Roman" w:cs="Times New Roman" w:eastAsia="Times New Roman" w:hAnsi="Times New Roman"/>
               </w:rPr>
             </w:pPr>
             <w:r>
@@ -6690,8 +7050,8 @@
           <w:szCs w:val="26"/>
         </w:rPr>
       </w:pPr>
-      <w:bookmarkStart w:colFirst="0" w:colLast="0" w:name="_mtbxlkikuyky" w:id="18"/>
-      <w:bookmarkEnd w:id="18"/>
+      <w:bookmarkStart w:colFirst="0" w:colLast="0" w:name="_mtbxlkikuyky" w:id="19"/>
+      <w:bookmarkEnd w:id="19"/>
       <w:r>
         <w:rPr>
           <w:rtl w:val="0"/>
@@ -6714,8 +7074,8 @@
           <w:szCs w:val="26"/>
         </w:rPr>
       </w:pPr>
-      <w:bookmarkStart w:colFirst="0" w:colLast="0" w:name="_sga4q3uf5qnz" w:id="19"/>
-      <w:bookmarkEnd w:id="19"/>
+      <w:bookmarkStart w:colFirst="0" w:colLast="0" w:name="_sga4q3uf5qnz" w:id="20"/>
+      <w:bookmarkEnd w:id="20"/>
       <w:r>
         <w:rPr>
           <w:rFonts w:ascii="Times New Roman" w:cs="Times New Roman" w:eastAsia="Times New Roman" w:hAnsi="Times New Roman"/>
@@ -7271,8 +7631,8 @@
           <w:szCs w:val="26"/>
         </w:rPr>
       </w:pPr>
-      <w:bookmarkStart w:colFirst="0" w:colLast="0" w:name="_yehmqbmcz2hq" w:id="20"/>
-      <w:bookmarkEnd w:id="20"/>
+      <w:bookmarkStart w:colFirst="0" w:colLast="0" w:name="_yehmqbmcz2hq" w:id="21"/>
+      <w:bookmarkEnd w:id="21"/>
       <w:r>
         <w:rPr>
           <w:rtl w:val="0"/>
@@ -7295,8 +7655,8 @@
           <w:szCs w:val="26"/>
         </w:rPr>
       </w:pPr>
-      <w:bookmarkStart w:colFirst="0" w:colLast="0" w:name="_jg4d6isx8nr5" w:id="21"/>
-      <w:bookmarkEnd w:id="21"/>
+      <w:bookmarkStart w:colFirst="0" w:colLast="0" w:name="_jg4d6isx8nr5" w:id="22"/>
+      <w:bookmarkEnd w:id="22"/>
       <w:r>
         <w:rPr>
           <w:rFonts w:ascii="Times New Roman" w:cs="Times New Roman" w:eastAsia="Times New Roman" w:hAnsi="Times New Roman"/>
@@ -7739,8 +8099,8 @@
           <w:szCs w:val="26"/>
         </w:rPr>
       </w:pPr>
-      <w:bookmarkStart w:colFirst="0" w:colLast="0" w:name="_7eh3tl39zvsl" w:id="22"/>
-      <w:bookmarkEnd w:id="22"/>
+      <w:bookmarkStart w:colFirst="0" w:colLast="0" w:name="_7eh3tl39zvsl" w:id="23"/>
+      <w:bookmarkEnd w:id="23"/>
       <w:r>
         <w:rPr>
           <w:rtl w:val="0"/>
@@ -7763,8 +8123,8 @@
           <w:szCs w:val="26"/>
         </w:rPr>
       </w:pPr>
-      <w:bookmarkStart w:colFirst="0" w:colLast="0" w:name="_z2w8djuej46t" w:id="23"/>
-      <w:bookmarkEnd w:id="23"/>
+      <w:bookmarkStart w:colFirst="0" w:colLast="0" w:name="_z2w8djuej46t" w:id="24"/>
+      <w:bookmarkEnd w:id="24"/>
       <w:r>
         <w:rPr>
           <w:rFonts w:ascii="Times New Roman" w:cs="Times New Roman" w:eastAsia="Times New Roman" w:hAnsi="Times New Roman"/>
@@ -8448,8 +8808,8 @@
           <w:szCs w:val="26"/>
         </w:rPr>
       </w:pPr>
-      <w:bookmarkStart w:colFirst="0" w:colLast="0" w:name="_3yviklcp1mc0" w:id="24"/>
-      <w:bookmarkEnd w:id="24"/>
+      <w:bookmarkStart w:colFirst="0" w:colLast="0" w:name="_3yviklcp1mc0" w:id="25"/>
+      <w:bookmarkEnd w:id="25"/>
       <w:r>
         <w:rPr>
           <w:rtl w:val="0"/>
@@ -8472,8 +8832,8 @@
           <w:szCs w:val="26"/>
         </w:rPr>
       </w:pPr>
-      <w:bookmarkStart w:colFirst="0" w:colLast="0" w:name="_377rp44cuapv" w:id="25"/>
-      <w:bookmarkEnd w:id="25"/>
+      <w:bookmarkStart w:colFirst="0" w:colLast="0" w:name="_377rp44cuapv" w:id="26"/>
+      <w:bookmarkEnd w:id="26"/>
       <w:r>
         <w:rPr>
           <w:rFonts w:ascii="Times New Roman" w:cs="Times New Roman" w:eastAsia="Times New Roman" w:hAnsi="Times New Roman"/>
@@ -8521,12 +8881,12 @@
         <w:tblW w:w="8490.0" w:type="dxa"/>
         <w:jc w:val="left"/>
         <w:tblBorders>
-          <w:top w:color="000000" w:space="0" w:sz="0" w:val="nil"/>
-          <w:left w:color="000000" w:space="0" w:sz="0" w:val="nil"/>
-          <w:bottom w:color="000000" w:space="0" w:sz="0" w:val="nil"/>
-          <w:right w:color="000000" w:space="0" w:sz="0" w:val="nil"/>
-          <w:insideH w:color="000000" w:space="0" w:sz="0" w:val="nil"/>
-          <w:insideV w:color="000000" w:space="0" w:sz="0" w:val="nil"/>
+          <w:top w:color="d9d9d9" w:space="0" w:sz="6" w:val="single"/>
+          <w:left w:color="d9d9d9" w:space="0" w:sz="6" w:val="single"/>
+          <w:bottom w:color="d9d9d9" w:space="0" w:sz="6" w:val="single"/>
+          <w:right w:color="d9d9d9" w:space="0" w:sz="6" w:val="single"/>
+          <w:insideH w:color="d9d9d9" w:space="0" w:sz="6" w:val="single"/>
+          <w:insideV w:color="d9d9d9" w:space="0" w:sz="6" w:val="single"/>
         </w:tblBorders>
         <w:tblLayout w:type="fixed"/>
         <w:tblLook w:val="0600"/>
@@ -8552,10 +8912,10 @@
         <w:tc>
           <w:tcPr>
             <w:tcBorders>
-              <w:top w:color="c4c7c5" w:space="0" w:sz="6" w:val="single"/>
-              <w:left w:color="c4c7c5" w:space="0" w:sz="6" w:val="single"/>
-              <w:bottom w:color="c4c7c5" w:space="0" w:sz="6" w:val="single"/>
-              <w:right w:color="c4c7c5" w:space="0" w:sz="6" w:val="single"/>
+              <w:top w:color="d9d9d9" w:space="0" w:sz="6" w:val="single"/>
+              <w:left w:color="d9d9d9" w:space="0" w:sz="6" w:val="single"/>
+              <w:bottom w:color="d9d9d9" w:space="0" w:sz="6" w:val="single"/>
+              <w:right w:color="d9d9d9" w:space="0" w:sz="6" w:val="single"/>
             </w:tcBorders>
             <w:shd w:fill="c9daf8" w:val="clear"/>
             <w:tcMar>
@@ -8593,10 +8953,10 @@
         <w:tc>
           <w:tcPr>
             <w:tcBorders>
-              <w:top w:color="c4c7c5" w:space="0" w:sz="6" w:val="single"/>
-              <w:left w:color="c4c7c5" w:space="0" w:sz="6" w:val="single"/>
-              <w:bottom w:color="c4c7c5" w:space="0" w:sz="6" w:val="single"/>
-              <w:right w:color="c4c7c5" w:space="0" w:sz="6" w:val="single"/>
+              <w:top w:color="d9d9d9" w:space="0" w:sz="6" w:val="single"/>
+              <w:left w:color="d9d9d9" w:space="0" w:sz="6" w:val="single"/>
+              <w:bottom w:color="d9d9d9" w:space="0" w:sz="6" w:val="single"/>
+              <w:right w:color="d9d9d9" w:space="0" w:sz="6" w:val="single"/>
             </w:tcBorders>
             <w:shd w:fill="c9daf8" w:val="clear"/>
             <w:tcMar>
@@ -8634,10 +8994,10 @@
         <w:tc>
           <w:tcPr>
             <w:tcBorders>
-              <w:top w:color="c4c7c5" w:space="0" w:sz="6" w:val="single"/>
-              <w:left w:color="c4c7c5" w:space="0" w:sz="6" w:val="single"/>
-              <w:bottom w:color="c4c7c5" w:space="0" w:sz="6" w:val="single"/>
-              <w:right w:color="c4c7c5" w:space="0" w:sz="6" w:val="single"/>
+              <w:top w:color="d9d9d9" w:space="0" w:sz="6" w:val="single"/>
+              <w:left w:color="d9d9d9" w:space="0" w:sz="6" w:val="single"/>
+              <w:bottom w:color="d9d9d9" w:space="0" w:sz="6" w:val="single"/>
+              <w:right w:color="d9d9d9" w:space="0" w:sz="6" w:val="single"/>
             </w:tcBorders>
             <w:shd w:fill="c9daf8" w:val="clear"/>
             <w:tcMar>
@@ -8682,10 +9042,10 @@
         <w:tc>
           <w:tcPr>
             <w:tcBorders>
-              <w:top w:color="c4c7c5" w:space="0" w:sz="6" w:val="single"/>
-              <w:left w:color="c4c7c5" w:space="0" w:sz="6" w:val="single"/>
-              <w:bottom w:color="c4c7c5" w:space="0" w:sz="6" w:val="single"/>
-              <w:right w:color="c4c7c5" w:space="0" w:sz="6" w:val="single"/>
+              <w:top w:color="d9d9d9" w:space="0" w:sz="6" w:val="single"/>
+              <w:left w:color="d9d9d9" w:space="0" w:sz="6" w:val="single"/>
+              <w:bottom w:color="d9d9d9" w:space="0" w:sz="6" w:val="single"/>
+              <w:right w:color="d9d9d9" w:space="0" w:sz="6" w:val="single"/>
             </w:tcBorders>
             <w:tcMar>
               <w:top w:w="120.0" w:type="dxa"/>
@@ -8722,10 +9082,10 @@
         <w:tc>
           <w:tcPr>
             <w:tcBorders>
-              <w:top w:color="c4c7c5" w:space="0" w:sz="6" w:val="single"/>
-              <w:left w:color="c4c7c5" w:space="0" w:sz="6" w:val="single"/>
-              <w:bottom w:color="c4c7c5" w:space="0" w:sz="6" w:val="single"/>
-              <w:right w:color="c4c7c5" w:space="0" w:sz="6" w:val="single"/>
+              <w:top w:color="d9d9d9" w:space="0" w:sz="6" w:val="single"/>
+              <w:left w:color="d9d9d9" w:space="0" w:sz="6" w:val="single"/>
+              <w:bottom w:color="d9d9d9" w:space="0" w:sz="6" w:val="single"/>
+              <w:right w:color="d9d9d9" w:space="0" w:sz="6" w:val="single"/>
             </w:tcBorders>
             <w:tcMar>
               <w:top w:w="120.0" w:type="dxa"/>
@@ -8755,10 +9115,10 @@
         <w:tc>
           <w:tcPr>
             <w:tcBorders>
-              <w:top w:color="c4c7c5" w:space="0" w:sz="6" w:val="single"/>
-              <w:left w:color="c4c7c5" w:space="0" w:sz="6" w:val="single"/>
-              <w:bottom w:color="c4c7c5" w:space="0" w:sz="6" w:val="single"/>
-              <w:right w:color="c4c7c5" w:space="0" w:sz="6" w:val="single"/>
+              <w:top w:color="d9d9d9" w:space="0" w:sz="6" w:val="single"/>
+              <w:left w:color="d9d9d9" w:space="0" w:sz="6" w:val="single"/>
+              <w:bottom w:color="d9d9d9" w:space="0" w:sz="6" w:val="single"/>
+              <w:right w:color="d9d9d9" w:space="0" w:sz="6" w:val="single"/>
             </w:tcBorders>
             <w:tcMar>
               <w:top w:w="120.0" w:type="dxa"/>
@@ -8795,10 +9155,10 @@
         <w:tc>
           <w:tcPr>
             <w:tcBorders>
-              <w:top w:color="c4c7c5" w:space="0" w:sz="6" w:val="single"/>
-              <w:left w:color="c4c7c5" w:space="0" w:sz="6" w:val="single"/>
-              <w:bottom w:color="c4c7c5" w:space="0" w:sz="6" w:val="single"/>
-              <w:right w:color="c4c7c5" w:space="0" w:sz="6" w:val="single"/>
+              <w:top w:color="d9d9d9" w:space="0" w:sz="6" w:val="single"/>
+              <w:left w:color="d9d9d9" w:space="0" w:sz="6" w:val="single"/>
+              <w:bottom w:color="d9d9d9" w:space="0" w:sz="6" w:val="single"/>
+              <w:right w:color="d9d9d9" w:space="0" w:sz="6" w:val="single"/>
             </w:tcBorders>
             <w:tcMar>
               <w:top w:w="120.0" w:type="dxa"/>
@@ -8835,10 +9195,10 @@
         <w:tc>
           <w:tcPr>
             <w:tcBorders>
-              <w:top w:color="c4c7c5" w:space="0" w:sz="6" w:val="single"/>
-              <w:left w:color="c4c7c5" w:space="0" w:sz="6" w:val="single"/>
-              <w:bottom w:color="c4c7c5" w:space="0" w:sz="6" w:val="single"/>
-              <w:right w:color="c4c7c5" w:space="0" w:sz="6" w:val="single"/>
+              <w:top w:color="d9d9d9" w:space="0" w:sz="6" w:val="single"/>
+              <w:left w:color="d9d9d9" w:space="0" w:sz="6" w:val="single"/>
+              <w:bottom w:color="d9d9d9" w:space="0" w:sz="6" w:val="single"/>
+              <w:right w:color="d9d9d9" w:space="0" w:sz="6" w:val="single"/>
             </w:tcBorders>
             <w:tcMar>
               <w:top w:w="120.0" w:type="dxa"/>
@@ -8868,10 +9228,10 @@
         <w:tc>
           <w:tcPr>
             <w:tcBorders>
-              <w:top w:color="c4c7c5" w:space="0" w:sz="6" w:val="single"/>
-              <w:left w:color="c4c7c5" w:space="0" w:sz="6" w:val="single"/>
-              <w:bottom w:color="c4c7c5" w:space="0" w:sz="6" w:val="single"/>
-              <w:right w:color="c4c7c5" w:space="0" w:sz="6" w:val="single"/>
+              <w:top w:color="d9d9d9" w:space="0" w:sz="6" w:val="single"/>
+              <w:left w:color="d9d9d9" w:space="0" w:sz="6" w:val="single"/>
+              <w:bottom w:color="d9d9d9" w:space="0" w:sz="6" w:val="single"/>
+              <w:right w:color="d9d9d9" w:space="0" w:sz="6" w:val="single"/>
             </w:tcBorders>
             <w:tcMar>
               <w:top w:w="120.0" w:type="dxa"/>
@@ -8908,10 +9268,10 @@
         <w:tc>
           <w:tcPr>
             <w:tcBorders>
-              <w:top w:color="c4c7c5" w:space="0" w:sz="6" w:val="single"/>
-              <w:left w:color="c4c7c5" w:space="0" w:sz="6" w:val="single"/>
-              <w:bottom w:color="c4c7c5" w:space="0" w:sz="6" w:val="single"/>
-              <w:right w:color="c4c7c5" w:space="0" w:sz="6" w:val="single"/>
+              <w:top w:color="d9d9d9" w:space="0" w:sz="6" w:val="single"/>
+              <w:left w:color="d9d9d9" w:space="0" w:sz="6" w:val="single"/>
+              <w:bottom w:color="d9d9d9" w:space="0" w:sz="6" w:val="single"/>
+              <w:right w:color="d9d9d9" w:space="0" w:sz="6" w:val="single"/>
             </w:tcBorders>
             <w:tcMar>
               <w:top w:w="120.0" w:type="dxa"/>
@@ -8948,10 +9308,10 @@
         <w:tc>
           <w:tcPr>
             <w:tcBorders>
-              <w:top w:color="c4c7c5" w:space="0" w:sz="6" w:val="single"/>
-              <w:left w:color="c4c7c5" w:space="0" w:sz="6" w:val="single"/>
-              <w:bottom w:color="c4c7c5" w:space="0" w:sz="6" w:val="single"/>
-              <w:right w:color="c4c7c5" w:space="0" w:sz="6" w:val="single"/>
+              <w:top w:color="d9d9d9" w:space="0" w:sz="6" w:val="single"/>
+              <w:left w:color="d9d9d9" w:space="0" w:sz="6" w:val="single"/>
+              <w:bottom w:color="d9d9d9" w:space="0" w:sz="6" w:val="single"/>
+              <w:right w:color="d9d9d9" w:space="0" w:sz="6" w:val="single"/>
             </w:tcBorders>
             <w:tcMar>
               <w:top w:w="120.0" w:type="dxa"/>
@@ -8981,10 +9341,10 @@
         <w:tc>
           <w:tcPr>
             <w:tcBorders>
-              <w:top w:color="c4c7c5" w:space="0" w:sz="6" w:val="single"/>
-              <w:left w:color="c4c7c5" w:space="0" w:sz="6" w:val="single"/>
-              <w:bottom w:color="c4c7c5" w:space="0" w:sz="6" w:val="single"/>
-              <w:right w:color="c4c7c5" w:space="0" w:sz="6" w:val="single"/>
+              <w:top w:color="d9d9d9" w:space="0" w:sz="6" w:val="single"/>
+              <w:left w:color="d9d9d9" w:space="0" w:sz="6" w:val="single"/>
+              <w:bottom w:color="d9d9d9" w:space="0" w:sz="6" w:val="single"/>
+              <w:right w:color="d9d9d9" w:space="0" w:sz="6" w:val="single"/>
             </w:tcBorders>
             <w:tcMar>
               <w:top w:w="120.0" w:type="dxa"/>
@@ -9021,10 +9381,10 @@
         <w:tc>
           <w:tcPr>
             <w:tcBorders>
-              <w:top w:color="c4c7c5" w:space="0" w:sz="6" w:val="single"/>
-              <w:left w:color="c4c7c5" w:space="0" w:sz="6" w:val="single"/>
-              <w:bottom w:color="c4c7c5" w:space="0" w:sz="6" w:val="single"/>
-              <w:right w:color="c4c7c5" w:space="0" w:sz="6" w:val="single"/>
+              <w:top w:color="d9d9d9" w:space="0" w:sz="6" w:val="single"/>
+              <w:left w:color="d9d9d9" w:space="0" w:sz="6" w:val="single"/>
+              <w:bottom w:color="d9d9d9" w:space="0" w:sz="6" w:val="single"/>
+              <w:right w:color="d9d9d9" w:space="0" w:sz="6" w:val="single"/>
             </w:tcBorders>
             <w:tcMar>
               <w:top w:w="120.0" w:type="dxa"/>
@@ -9061,10 +9421,10 @@
         <w:tc>
           <w:tcPr>
             <w:tcBorders>
-              <w:top w:color="c4c7c5" w:space="0" w:sz="6" w:val="single"/>
-              <w:left w:color="c4c7c5" w:space="0" w:sz="6" w:val="single"/>
-              <w:bottom w:color="c4c7c5" w:space="0" w:sz="6" w:val="single"/>
-              <w:right w:color="c4c7c5" w:space="0" w:sz="6" w:val="single"/>
+              <w:top w:color="d9d9d9" w:space="0" w:sz="6" w:val="single"/>
+              <w:left w:color="d9d9d9" w:space="0" w:sz="6" w:val="single"/>
+              <w:bottom w:color="d9d9d9" w:space="0" w:sz="6" w:val="single"/>
+              <w:right w:color="d9d9d9" w:space="0" w:sz="6" w:val="single"/>
             </w:tcBorders>
             <w:tcMar>
               <w:top w:w="120.0" w:type="dxa"/>
@@ -9094,10 +9454,10 @@
         <w:tc>
           <w:tcPr>
             <w:tcBorders>
-              <w:top w:color="c4c7c5" w:space="0" w:sz="6" w:val="single"/>
-              <w:left w:color="c4c7c5" w:space="0" w:sz="6" w:val="single"/>
-              <w:bottom w:color="c4c7c5" w:space="0" w:sz="6" w:val="single"/>
-              <w:right w:color="c4c7c5" w:space="0" w:sz="6" w:val="single"/>
+              <w:top w:color="d9d9d9" w:space="0" w:sz="6" w:val="single"/>
+              <w:left w:color="d9d9d9" w:space="0" w:sz="6" w:val="single"/>
+              <w:bottom w:color="d9d9d9" w:space="0" w:sz="6" w:val="single"/>
+              <w:right w:color="d9d9d9" w:space="0" w:sz="6" w:val="single"/>
             </w:tcBorders>
             <w:tcMar>
               <w:top w:w="120.0" w:type="dxa"/>
@@ -9120,7 +9480,7 @@
                 <w:rFonts w:ascii="Times New Roman" w:cs="Times New Roman" w:eastAsia="Times New Roman" w:hAnsi="Times New Roman"/>
                 <w:rtl w:val="0"/>
               </w:rPr>
-              <w:t xml:space="preserve">NOT NULL, DEFAULT 'ONLINE'</w:t>
+              <w:t xml:space="preserve">NOT NULL, DEFAULT 'ONLINE' - ONLINE, IN STORE</w:t>
             </w:r>
           </w:p>
         </w:tc>
@@ -9134,10 +9494,10 @@
         <w:tc>
           <w:tcPr>
             <w:tcBorders>
-              <w:top w:color="c4c7c5" w:space="0" w:sz="6" w:val="single"/>
-              <w:left w:color="c4c7c5" w:space="0" w:sz="6" w:val="single"/>
-              <w:bottom w:color="c4c7c5" w:space="0" w:sz="6" w:val="single"/>
-              <w:right w:color="c4c7c5" w:space="0" w:sz="6" w:val="single"/>
+              <w:top w:color="d9d9d9" w:space="0" w:sz="6" w:val="single"/>
+              <w:left w:color="d9d9d9" w:space="0" w:sz="6" w:val="single"/>
+              <w:bottom w:color="d9d9d9" w:space="0" w:sz="6" w:val="single"/>
+              <w:right w:color="d9d9d9" w:space="0" w:sz="6" w:val="single"/>
             </w:tcBorders>
             <w:tcMar>
               <w:top w:w="120.0" w:type="dxa"/>
@@ -9174,10 +9534,10 @@
         <w:tc>
           <w:tcPr>
             <w:tcBorders>
-              <w:top w:color="c4c7c5" w:space="0" w:sz="6" w:val="single"/>
-              <w:left w:color="c4c7c5" w:space="0" w:sz="6" w:val="single"/>
-              <w:bottom w:color="c4c7c5" w:space="0" w:sz="6" w:val="single"/>
-              <w:right w:color="c4c7c5" w:space="0" w:sz="6" w:val="single"/>
+              <w:top w:color="d9d9d9" w:space="0" w:sz="6" w:val="single"/>
+              <w:left w:color="d9d9d9" w:space="0" w:sz="6" w:val="single"/>
+              <w:bottom w:color="d9d9d9" w:space="0" w:sz="6" w:val="single"/>
+              <w:right w:color="d9d9d9" w:space="0" w:sz="6" w:val="single"/>
             </w:tcBorders>
             <w:tcMar>
               <w:top w:w="120.0" w:type="dxa"/>
@@ -9207,10 +9567,10 @@
         <w:tc>
           <w:tcPr>
             <w:tcBorders>
-              <w:top w:color="c4c7c5" w:space="0" w:sz="6" w:val="single"/>
-              <w:left w:color="c4c7c5" w:space="0" w:sz="6" w:val="single"/>
-              <w:bottom w:color="c4c7c5" w:space="0" w:sz="6" w:val="single"/>
-              <w:right w:color="c4c7c5" w:space="0" w:sz="6" w:val="single"/>
+              <w:top w:color="d9d9d9" w:space="0" w:sz="6" w:val="single"/>
+              <w:left w:color="d9d9d9" w:space="0" w:sz="6" w:val="single"/>
+              <w:bottom w:color="d9d9d9" w:space="0" w:sz="6" w:val="single"/>
+              <w:right w:color="d9d9d9" w:space="0" w:sz="6" w:val="single"/>
             </w:tcBorders>
             <w:tcMar>
               <w:top w:w="120.0" w:type="dxa"/>
@@ -9247,10 +9607,10 @@
         <w:tc>
           <w:tcPr>
             <w:tcBorders>
-              <w:top w:color="c4c7c5" w:space="0" w:sz="6" w:val="single"/>
-              <w:left w:color="c4c7c5" w:space="0" w:sz="6" w:val="single"/>
-              <w:bottom w:color="c4c7c5" w:space="0" w:sz="6" w:val="single"/>
-              <w:right w:color="c4c7c5" w:space="0" w:sz="6" w:val="single"/>
+              <w:top w:color="d9d9d9" w:space="0" w:sz="6" w:val="single"/>
+              <w:left w:color="d9d9d9" w:space="0" w:sz="6" w:val="single"/>
+              <w:bottom w:color="d9d9d9" w:space="0" w:sz="6" w:val="single"/>
+              <w:right w:color="d9d9d9" w:space="0" w:sz="6" w:val="single"/>
             </w:tcBorders>
             <w:tcMar>
               <w:top w:w="120.0" w:type="dxa"/>
@@ -9287,10 +9647,10 @@
         <w:tc>
           <w:tcPr>
             <w:tcBorders>
-              <w:top w:color="c4c7c5" w:space="0" w:sz="6" w:val="single"/>
-              <w:left w:color="c4c7c5" w:space="0" w:sz="6" w:val="single"/>
-              <w:bottom w:color="c4c7c5" w:space="0" w:sz="6" w:val="single"/>
-              <w:right w:color="c4c7c5" w:space="0" w:sz="6" w:val="single"/>
+              <w:top w:color="d9d9d9" w:space="0" w:sz="6" w:val="single"/>
+              <w:left w:color="d9d9d9" w:space="0" w:sz="6" w:val="single"/>
+              <w:bottom w:color="d9d9d9" w:space="0" w:sz="6" w:val="single"/>
+              <w:right w:color="d9d9d9" w:space="0" w:sz="6" w:val="single"/>
             </w:tcBorders>
             <w:tcMar>
               <w:top w:w="120.0" w:type="dxa"/>
@@ -9320,10 +9680,10 @@
         <w:tc>
           <w:tcPr>
             <w:tcBorders>
-              <w:top w:color="c4c7c5" w:space="0" w:sz="6" w:val="single"/>
-              <w:left w:color="c4c7c5" w:space="0" w:sz="6" w:val="single"/>
-              <w:bottom w:color="c4c7c5" w:space="0" w:sz="6" w:val="single"/>
-              <w:right w:color="c4c7c5" w:space="0" w:sz="6" w:val="single"/>
+              <w:top w:color="d9d9d9" w:space="0" w:sz="6" w:val="single"/>
+              <w:left w:color="d9d9d9" w:space="0" w:sz="6" w:val="single"/>
+              <w:bottom w:color="d9d9d9" w:space="0" w:sz="6" w:val="single"/>
+              <w:right w:color="d9d9d9" w:space="0" w:sz="6" w:val="single"/>
             </w:tcBorders>
             <w:tcMar>
               <w:top w:w="120.0" w:type="dxa"/>
@@ -9360,10 +9720,10 @@
         <w:tc>
           <w:tcPr>
             <w:tcBorders>
-              <w:top w:color="c4c7c5" w:space="0" w:sz="6" w:val="single"/>
-              <w:left w:color="c4c7c5" w:space="0" w:sz="6" w:val="single"/>
-              <w:bottom w:color="c4c7c5" w:space="0" w:sz="6" w:val="single"/>
-              <w:right w:color="c4c7c5" w:space="0" w:sz="6" w:val="single"/>
+              <w:top w:color="d9d9d9" w:space="0" w:sz="6" w:val="single"/>
+              <w:left w:color="d9d9d9" w:space="0" w:sz="6" w:val="single"/>
+              <w:bottom w:color="d9d9d9" w:space="0" w:sz="6" w:val="single"/>
+              <w:right w:color="d9d9d9" w:space="0" w:sz="6" w:val="single"/>
             </w:tcBorders>
             <w:tcMar>
               <w:top w:w="120.0" w:type="dxa"/>
@@ -9400,10 +9760,10 @@
         <w:tc>
           <w:tcPr>
             <w:tcBorders>
-              <w:top w:color="c4c7c5" w:space="0" w:sz="6" w:val="single"/>
-              <w:left w:color="c4c7c5" w:space="0" w:sz="6" w:val="single"/>
-              <w:bottom w:color="c4c7c5" w:space="0" w:sz="6" w:val="single"/>
-              <w:right w:color="c4c7c5" w:space="0" w:sz="6" w:val="single"/>
+              <w:top w:color="d9d9d9" w:space="0" w:sz="6" w:val="single"/>
+              <w:left w:color="d9d9d9" w:space="0" w:sz="6" w:val="single"/>
+              <w:bottom w:color="d9d9d9" w:space="0" w:sz="6" w:val="single"/>
+              <w:right w:color="d9d9d9" w:space="0" w:sz="6" w:val="single"/>
             </w:tcBorders>
             <w:tcMar>
               <w:top w:w="120.0" w:type="dxa"/>
@@ -9433,10 +9793,10 @@
         <w:tc>
           <w:tcPr>
             <w:tcBorders>
-              <w:top w:color="c4c7c5" w:space="0" w:sz="6" w:val="single"/>
-              <w:left w:color="c4c7c5" w:space="0" w:sz="6" w:val="single"/>
-              <w:bottom w:color="c4c7c5" w:space="0" w:sz="6" w:val="single"/>
-              <w:right w:color="c4c7c5" w:space="0" w:sz="6" w:val="single"/>
+              <w:top w:color="d9d9d9" w:space="0" w:sz="6" w:val="single"/>
+              <w:left w:color="d9d9d9" w:space="0" w:sz="6" w:val="single"/>
+              <w:bottom w:color="d9d9d9" w:space="0" w:sz="6" w:val="single"/>
+              <w:right w:color="d9d9d9" w:space="0" w:sz="6" w:val="single"/>
             </w:tcBorders>
             <w:tcMar>
               <w:top w:w="120.0" w:type="dxa"/>
@@ -9473,10 +9833,10 @@
         <w:tc>
           <w:tcPr>
             <w:tcBorders>
-              <w:top w:color="c4c7c5" w:space="0" w:sz="6" w:val="single"/>
-              <w:left w:color="c4c7c5" w:space="0" w:sz="6" w:val="single"/>
-              <w:bottom w:color="c4c7c5" w:space="0" w:sz="6" w:val="single"/>
-              <w:right w:color="c4c7c5" w:space="0" w:sz="6" w:val="single"/>
+              <w:top w:color="d9d9d9" w:space="0" w:sz="6" w:val="single"/>
+              <w:left w:color="d9d9d9" w:space="0" w:sz="6" w:val="single"/>
+              <w:bottom w:color="d9d9d9" w:space="0" w:sz="6" w:val="single"/>
+              <w:right w:color="d9d9d9" w:space="0" w:sz="6" w:val="single"/>
             </w:tcBorders>
             <w:tcMar>
               <w:top w:w="120.0" w:type="dxa"/>
@@ -9513,10 +9873,10 @@
         <w:tc>
           <w:tcPr>
             <w:tcBorders>
-              <w:top w:color="c4c7c5" w:space="0" w:sz="6" w:val="single"/>
-              <w:left w:color="c4c7c5" w:space="0" w:sz="6" w:val="single"/>
-              <w:bottom w:color="c4c7c5" w:space="0" w:sz="6" w:val="single"/>
-              <w:right w:color="c4c7c5" w:space="0" w:sz="6" w:val="single"/>
+              <w:top w:color="d9d9d9" w:space="0" w:sz="6" w:val="single"/>
+              <w:left w:color="d9d9d9" w:space="0" w:sz="6" w:val="single"/>
+              <w:bottom w:color="d9d9d9" w:space="0" w:sz="6" w:val="single"/>
+              <w:right w:color="d9d9d9" w:space="0" w:sz="6" w:val="single"/>
             </w:tcBorders>
             <w:tcMar>
               <w:top w:w="120.0" w:type="dxa"/>
@@ -9546,10 +9906,10 @@
         <w:tc>
           <w:tcPr>
             <w:tcBorders>
-              <w:top w:color="c4c7c5" w:space="0" w:sz="6" w:val="single"/>
-              <w:left w:color="c4c7c5" w:space="0" w:sz="6" w:val="single"/>
-              <w:bottom w:color="c4c7c5" w:space="0" w:sz="6" w:val="single"/>
-              <w:right w:color="c4c7c5" w:space="0" w:sz="6" w:val="single"/>
+              <w:top w:color="d9d9d9" w:space="0" w:sz="6" w:val="single"/>
+              <w:left w:color="d9d9d9" w:space="0" w:sz="6" w:val="single"/>
+              <w:bottom w:color="d9d9d9" w:space="0" w:sz="6" w:val="single"/>
+              <w:right w:color="d9d9d9" w:space="0" w:sz="6" w:val="single"/>
             </w:tcBorders>
             <w:tcMar>
               <w:top w:w="120.0" w:type="dxa"/>
@@ -9586,10 +9946,10 @@
         <w:tc>
           <w:tcPr>
             <w:tcBorders>
-              <w:top w:color="c4c7c5" w:space="0" w:sz="6" w:val="single"/>
-              <w:left w:color="c4c7c5" w:space="0" w:sz="6" w:val="single"/>
-              <w:bottom w:color="c4c7c5" w:space="0" w:sz="6" w:val="single"/>
-              <w:right w:color="c4c7c5" w:space="0" w:sz="6" w:val="single"/>
+              <w:top w:color="d9d9d9" w:space="0" w:sz="6" w:val="single"/>
+              <w:left w:color="d9d9d9" w:space="0" w:sz="6" w:val="single"/>
+              <w:bottom w:color="d9d9d9" w:space="0" w:sz="6" w:val="single"/>
+              <w:right w:color="d9d9d9" w:space="0" w:sz="6" w:val="single"/>
             </w:tcBorders>
             <w:tcMar>
               <w:top w:w="120.0" w:type="dxa"/>
@@ -9626,10 +9986,10 @@
         <w:tc>
           <w:tcPr>
             <w:tcBorders>
-              <w:top w:color="c4c7c5" w:space="0" w:sz="6" w:val="single"/>
-              <w:left w:color="c4c7c5" w:space="0" w:sz="6" w:val="single"/>
-              <w:bottom w:color="c4c7c5" w:space="0" w:sz="6" w:val="single"/>
-              <w:right w:color="c4c7c5" w:space="0" w:sz="6" w:val="single"/>
+              <w:top w:color="d9d9d9" w:space="0" w:sz="6" w:val="single"/>
+              <w:left w:color="d9d9d9" w:space="0" w:sz="6" w:val="single"/>
+              <w:bottom w:color="d9d9d9" w:space="0" w:sz="6" w:val="single"/>
+              <w:right w:color="d9d9d9" w:space="0" w:sz="6" w:val="single"/>
             </w:tcBorders>
             <w:tcMar>
               <w:top w:w="120.0" w:type="dxa"/>
@@ -9659,10 +10019,10 @@
         <w:tc>
           <w:tcPr>
             <w:tcBorders>
-              <w:top w:color="c4c7c5" w:space="0" w:sz="6" w:val="single"/>
-              <w:left w:color="c4c7c5" w:space="0" w:sz="6" w:val="single"/>
-              <w:bottom w:color="c4c7c5" w:space="0" w:sz="6" w:val="single"/>
-              <w:right w:color="c4c7c5" w:space="0" w:sz="6" w:val="single"/>
+              <w:top w:color="d9d9d9" w:space="0" w:sz="6" w:val="single"/>
+              <w:left w:color="d9d9d9" w:space="0" w:sz="6" w:val="single"/>
+              <w:bottom w:color="d9d9d9" w:space="0" w:sz="6" w:val="single"/>
+              <w:right w:color="d9d9d9" w:space="0" w:sz="6" w:val="single"/>
             </w:tcBorders>
             <w:tcMar>
               <w:top w:w="120.0" w:type="dxa"/>
@@ -9685,7 +10045,7 @@
                 <w:rFonts w:ascii="Times New Roman" w:cs="Times New Roman" w:eastAsia="Times New Roman" w:hAnsi="Times New Roman"/>
                 <w:rtl w:val="0"/>
               </w:rPr>
-              <w:t xml:space="preserve">NOT NULL, DEFAULT 'PENDING'</w:t>
+              <w:t xml:space="preserve">NOT NULL, DEFAULT 'PENDING' - PENDING, CONFIRMED , CANCELLED</w:t>
             </w:r>
           </w:p>
         </w:tc>
@@ -9699,10 +10059,10 @@
         <w:tc>
           <w:tcPr>
             <w:tcBorders>
-              <w:top w:color="c4c7c5" w:space="0" w:sz="6" w:val="single"/>
-              <w:left w:color="c4c7c5" w:space="0" w:sz="6" w:val="single"/>
-              <w:bottom w:color="c4c7c5" w:space="0" w:sz="6" w:val="single"/>
-              <w:right w:color="c4c7c5" w:space="0" w:sz="6" w:val="single"/>
+              <w:top w:color="d9d9d9" w:space="0" w:sz="6" w:val="single"/>
+              <w:left w:color="d9d9d9" w:space="0" w:sz="6" w:val="single"/>
+              <w:bottom w:color="d9d9d9" w:space="0" w:sz="6" w:val="single"/>
+              <w:right w:color="d9d9d9" w:space="0" w:sz="6" w:val="single"/>
             </w:tcBorders>
             <w:tcMar>
               <w:top w:w="120.0" w:type="dxa"/>
@@ -9739,10 +10099,10 @@
         <w:tc>
           <w:tcPr>
             <w:tcBorders>
-              <w:top w:color="c4c7c5" w:space="0" w:sz="6" w:val="single"/>
-              <w:left w:color="c4c7c5" w:space="0" w:sz="6" w:val="single"/>
-              <w:bottom w:color="c4c7c5" w:space="0" w:sz="6" w:val="single"/>
-              <w:right w:color="c4c7c5" w:space="0" w:sz="6" w:val="single"/>
+              <w:top w:color="d9d9d9" w:space="0" w:sz="6" w:val="single"/>
+              <w:left w:color="d9d9d9" w:space="0" w:sz="6" w:val="single"/>
+              <w:bottom w:color="d9d9d9" w:space="0" w:sz="6" w:val="single"/>
+              <w:right w:color="d9d9d9" w:space="0" w:sz="6" w:val="single"/>
             </w:tcBorders>
             <w:tcMar>
               <w:top w:w="120.0" w:type="dxa"/>
@@ -9772,10 +10132,10 @@
         <w:tc>
           <w:tcPr>
             <w:tcBorders>
-              <w:top w:color="c4c7c5" w:space="0" w:sz="6" w:val="single"/>
-              <w:left w:color="c4c7c5" w:space="0" w:sz="6" w:val="single"/>
-              <w:bottom w:color="c4c7c5" w:space="0" w:sz="6" w:val="single"/>
-              <w:right w:color="c4c7c5" w:space="0" w:sz="6" w:val="single"/>
+              <w:top w:color="d9d9d9" w:space="0" w:sz="6" w:val="single"/>
+              <w:left w:color="d9d9d9" w:space="0" w:sz="6" w:val="single"/>
+              <w:bottom w:color="d9d9d9" w:space="0" w:sz="6" w:val="single"/>
+              <w:right w:color="d9d9d9" w:space="0" w:sz="6" w:val="single"/>
             </w:tcBorders>
             <w:tcMar>
               <w:top w:w="120.0" w:type="dxa"/>
@@ -9799,6 +10159,945 @@
                 <w:rtl w:val="0"/>
               </w:rPr>
               <w:t xml:space="preserve">DEFAULT CURRENT_TIMESTAMP</w:t>
+            </w:r>
+          </w:p>
+        </w:tc>
+      </w:tr>
+      <w:tr>
+        <w:trPr>
+          <w:cantSplit w:val="0"/>
+          <w:trHeight w:val="566.9291338582677" w:hRule="atLeast"/>
+          <w:tblHeader w:val="0"/>
+        </w:trPr>
+        <w:tc>
+          <w:tcPr>
+            <w:tcBorders>
+              <w:top w:color="d9d9d9" w:space="0" w:sz="6" w:val="single"/>
+              <w:left w:color="d9d9d9" w:space="0" w:sz="6" w:val="single"/>
+              <w:bottom w:color="d9d9d9" w:space="0" w:sz="6" w:val="single"/>
+              <w:right w:color="d9d9d9" w:space="0" w:sz="6" w:val="single"/>
+            </w:tcBorders>
+            <w:tcMar>
+              <w:top w:w="80.0" w:type="dxa"/>
+              <w:left w:w="140.0" w:type="dxa"/>
+              <w:bottom w:w="80.0" w:type="dxa"/>
+              <w:right w:w="140.0" w:type="dxa"/>
+            </w:tcMar>
+            <w:vAlign w:val="top"/>
+          </w:tcPr>
+          <w:p>
+            <w:pPr>
+              <w:keepNext w:val="0"/>
+              <w:keepLines w:val="0"/>
+              <w:widowControl w:val="1"/>
+              <w:pBdr>
+                <w:top w:space="0" w:sz="0" w:val="nil"/>
+                <w:left w:space="0" w:sz="0" w:val="nil"/>
+                <w:bottom w:space="0" w:sz="0" w:val="nil"/>
+                <w:right w:space="0" w:sz="0" w:val="nil"/>
+                <w:between w:space="0" w:sz="0" w:val="nil"/>
+              </w:pBdr>
+              <w:shd w:fill="auto" w:val="clear"/>
+              <w:spacing w:after="0" w:before="0" w:line="276" w:lineRule="auto"/>
+              <w:ind w:left="0" w:right="0" w:firstLine="0"/>
+              <w:jc w:val="both"/>
+              <w:rPr>
+                <w:rFonts w:ascii="Times New Roman" w:cs="Times New Roman" w:eastAsia="Times New Roman" w:hAnsi="Times New Roman"/>
+                <w:b w:val="1"/>
+                <w:bCs w:val="1"/>
+              </w:rPr>
+            </w:pPr>
+            <w:r>
+              <w:rPr>
+                <w:rFonts w:ascii="Times New Roman" w:cs="Times New Roman" w:eastAsia="Times New Roman" w:hAnsi="Times New Roman"/>
+                <w:b w:val="1"/>
+                <w:bCs w:val="1"/>
+                <w:rtl w:val="0"/>
+              </w:rPr>
+              <w:t xml:space="preserve">delivery_mode</w:t>
+            </w:r>
+          </w:p>
+        </w:tc>
+        <w:tc>
+          <w:tcPr>
+            <w:tcBorders>
+              <w:top w:color="d9d9d9" w:space="0" w:sz="6" w:val="single"/>
+              <w:left w:color="d9d9d9" w:space="0" w:sz="6" w:val="single"/>
+              <w:bottom w:color="d9d9d9" w:space="0" w:sz="6" w:val="single"/>
+              <w:right w:color="d9d9d9" w:space="0" w:sz="6" w:val="single"/>
+            </w:tcBorders>
+            <w:tcMar>
+              <w:top w:w="80.0" w:type="dxa"/>
+              <w:left w:w="140.0" w:type="dxa"/>
+              <w:bottom w:w="80.0" w:type="dxa"/>
+              <w:right w:w="140.0" w:type="dxa"/>
+            </w:tcMar>
+            <w:vAlign w:val="top"/>
+          </w:tcPr>
+          <w:p>
+            <w:pPr>
+              <w:keepNext w:val="0"/>
+              <w:keepLines w:val="0"/>
+              <w:widowControl w:val="1"/>
+              <w:pBdr>
+                <w:top w:space="0" w:sz="0" w:val="nil"/>
+                <w:left w:space="0" w:sz="0" w:val="nil"/>
+                <w:bottom w:space="0" w:sz="0" w:val="nil"/>
+                <w:right w:space="0" w:sz="0" w:val="nil"/>
+                <w:between w:space="0" w:sz="0" w:val="nil"/>
+              </w:pBdr>
+              <w:shd w:fill="auto" w:val="clear"/>
+              <w:spacing w:after="0" w:before="0" w:line="276" w:lineRule="auto"/>
+              <w:ind w:left="0" w:right="0" w:firstLine="0"/>
+              <w:jc w:val="both"/>
+              <w:rPr>
+                <w:rFonts w:ascii="Times New Roman" w:cs="Times New Roman" w:eastAsia="Times New Roman" w:hAnsi="Times New Roman"/>
+              </w:rPr>
+            </w:pPr>
+            <w:r>
+              <w:rPr>
+                <w:rFonts w:ascii="Times New Roman" w:cs="Times New Roman" w:eastAsia="Times New Roman" w:hAnsi="Times New Roman"/>
+                <w:rtl w:val="0"/>
+              </w:rPr>
+              <w:t xml:space="preserve">ENUM</w:t>
+            </w:r>
+          </w:p>
+        </w:tc>
+        <w:tc>
+          <w:tcPr>
+            <w:tcBorders>
+              <w:top w:color="d9d9d9" w:space="0" w:sz="6" w:val="single"/>
+              <w:left w:color="d9d9d9" w:space="0" w:sz="6" w:val="single"/>
+              <w:bottom w:color="d9d9d9" w:space="0" w:sz="6" w:val="single"/>
+              <w:right w:color="d9d9d9" w:space="0" w:sz="6" w:val="single"/>
+            </w:tcBorders>
+            <w:tcMar>
+              <w:top w:w="80.0" w:type="dxa"/>
+              <w:left w:w="140.0" w:type="dxa"/>
+              <w:bottom w:w="80.0" w:type="dxa"/>
+              <w:right w:w="140.0" w:type="dxa"/>
+            </w:tcMar>
+            <w:vAlign w:val="top"/>
+          </w:tcPr>
+          <w:p>
+            <w:pPr>
+              <w:keepNext w:val="0"/>
+              <w:keepLines w:val="0"/>
+              <w:widowControl w:val="1"/>
+              <w:pBdr>
+                <w:top w:space="0" w:sz="0" w:val="nil"/>
+                <w:left w:space="0" w:sz="0" w:val="nil"/>
+                <w:bottom w:space="0" w:sz="0" w:val="nil"/>
+                <w:right w:space="0" w:sz="0" w:val="nil"/>
+                <w:between w:space="0" w:sz="0" w:val="nil"/>
+              </w:pBdr>
+              <w:shd w:fill="auto" w:val="clear"/>
+              <w:spacing w:after="0" w:before="0" w:line="276" w:lineRule="auto"/>
+              <w:ind w:left="0" w:right="0" w:firstLine="0"/>
+              <w:jc w:val="both"/>
+              <w:rPr>
+                <w:rFonts w:ascii="Times New Roman" w:cs="Times New Roman" w:eastAsia="Times New Roman" w:hAnsi="Times New Roman"/>
+              </w:rPr>
+            </w:pPr>
+            <w:r>
+              <w:rPr>
+                <w:rFonts w:ascii="Times New Roman" w:cs="Times New Roman" w:eastAsia="Times New Roman" w:hAnsi="Times New Roman"/>
+                <w:rtl w:val="0"/>
+              </w:rPr>
+              <w:t xml:space="preserve">NOT NULL</w:t>
+            </w:r>
+            <w:r>
+              <w:rPr>
+                <w:rFonts w:ascii="Times New Roman" w:cs="Times New Roman" w:eastAsia="Times New Roman" w:hAnsi="Times New Roman"/>
+                <w:rtl w:val="0"/>
+              </w:rPr>
+              <w:t xml:space="preserve">, </w:t>
+            </w:r>
+            <w:r>
+              <w:rPr>
+                <w:rFonts w:ascii="Times New Roman" w:cs="Times New Roman" w:eastAsia="Times New Roman" w:hAnsi="Times New Roman"/>
+                <w:rtl w:val="0"/>
+              </w:rPr>
+              <w:t xml:space="preserve">DEFAULT 'HOME_DELIVERY'</w:t>
+            </w:r>
+            <w:r>
+              <w:rPr>
+                <w:rFonts w:ascii="Times New Roman" w:cs="Times New Roman" w:eastAsia="Times New Roman" w:hAnsi="Times New Roman"/>
+                <w:rtl w:val="0"/>
+              </w:rPr>
+              <w:t xml:space="preserve"> — </w:t>
+            </w:r>
+            <w:r>
+              <w:rPr>
+                <w:rFonts w:ascii="Times New Roman" w:cs="Times New Roman" w:eastAsia="Times New Roman" w:hAnsi="Times New Roman"/>
+                <w:rtl w:val="0"/>
+              </w:rPr>
+              <w:t xml:space="preserve">HOME_DELIVERY</w:t>
+            </w:r>
+            <w:r>
+              <w:rPr>
+                <w:rFonts w:ascii="Times New Roman" w:cs="Times New Roman" w:eastAsia="Times New Roman" w:hAnsi="Times New Roman"/>
+                <w:rtl w:val="0"/>
+              </w:rPr>
+              <w:t xml:space="preserve">, </w:t>
+            </w:r>
+            <w:r>
+              <w:rPr>
+                <w:rFonts w:ascii="Times New Roman" w:cs="Times New Roman" w:eastAsia="Times New Roman" w:hAnsi="Times New Roman"/>
+                <w:rtl w:val="0"/>
+              </w:rPr>
+              <w:t xml:space="preserve">SHOWROOM_PICKUP</w:t>
+            </w:r>
+          </w:p>
+        </w:tc>
+      </w:tr>
+      <w:tr>
+        <w:trPr>
+          <w:cantSplit w:val="0"/>
+          <w:trHeight w:val="566.9291338582677" w:hRule="atLeast"/>
+          <w:tblHeader w:val="0"/>
+        </w:trPr>
+        <w:tc>
+          <w:tcPr>
+            <w:tcBorders>
+              <w:top w:color="d9d9d9" w:space="0" w:sz="6" w:val="single"/>
+              <w:left w:color="d9d9d9" w:space="0" w:sz="6" w:val="single"/>
+              <w:bottom w:color="d9d9d9" w:space="0" w:sz="6" w:val="single"/>
+              <w:right w:color="d9d9d9" w:space="0" w:sz="6" w:val="single"/>
+            </w:tcBorders>
+            <w:tcMar>
+              <w:top w:w="80.0" w:type="dxa"/>
+              <w:left w:w="140.0" w:type="dxa"/>
+              <w:bottom w:w="80.0" w:type="dxa"/>
+              <w:right w:w="140.0" w:type="dxa"/>
+            </w:tcMar>
+            <w:vAlign w:val="top"/>
+          </w:tcPr>
+          <w:p>
+            <w:pPr>
+              <w:keepNext w:val="0"/>
+              <w:keepLines w:val="0"/>
+              <w:widowControl w:val="1"/>
+              <w:pBdr>
+                <w:top w:space="0" w:sz="0" w:val="nil"/>
+                <w:left w:space="0" w:sz="0" w:val="nil"/>
+                <w:bottom w:space="0" w:sz="0" w:val="nil"/>
+                <w:right w:space="0" w:sz="0" w:val="nil"/>
+                <w:between w:space="0" w:sz="0" w:val="nil"/>
+              </w:pBdr>
+              <w:shd w:fill="auto" w:val="clear"/>
+              <w:spacing w:after="0" w:before="0" w:line="276" w:lineRule="auto"/>
+              <w:ind w:left="0" w:right="0" w:firstLine="0"/>
+              <w:jc w:val="both"/>
+              <w:rPr>
+                <w:rFonts w:ascii="Times New Roman" w:cs="Times New Roman" w:eastAsia="Times New Roman" w:hAnsi="Times New Roman"/>
+                <w:b w:val="1"/>
+                <w:bCs w:val="1"/>
+              </w:rPr>
+            </w:pPr>
+            <w:r>
+              <w:rPr>
+                <w:rFonts w:ascii="Times New Roman" w:cs="Times New Roman" w:eastAsia="Times New Roman" w:hAnsi="Times New Roman"/>
+                <w:b w:val="1"/>
+                <w:bCs w:val="1"/>
+                <w:rtl w:val="0"/>
+              </w:rPr>
+              <w:t xml:space="preserve">delivery_address</w:t>
+            </w:r>
+          </w:p>
+        </w:tc>
+        <w:tc>
+          <w:tcPr>
+            <w:tcBorders>
+              <w:top w:color="d9d9d9" w:space="0" w:sz="6" w:val="single"/>
+              <w:left w:color="d9d9d9" w:space="0" w:sz="6" w:val="single"/>
+              <w:bottom w:color="d9d9d9" w:space="0" w:sz="6" w:val="single"/>
+              <w:right w:color="d9d9d9" w:space="0" w:sz="6" w:val="single"/>
+            </w:tcBorders>
+            <w:tcMar>
+              <w:top w:w="80.0" w:type="dxa"/>
+              <w:left w:w="140.0" w:type="dxa"/>
+              <w:bottom w:w="80.0" w:type="dxa"/>
+              <w:right w:w="140.0" w:type="dxa"/>
+            </w:tcMar>
+            <w:vAlign w:val="top"/>
+          </w:tcPr>
+          <w:p>
+            <w:pPr>
+              <w:keepNext w:val="0"/>
+              <w:keepLines w:val="0"/>
+              <w:widowControl w:val="1"/>
+              <w:pBdr>
+                <w:top w:space="0" w:sz="0" w:val="nil"/>
+                <w:left w:space="0" w:sz="0" w:val="nil"/>
+                <w:bottom w:space="0" w:sz="0" w:val="nil"/>
+                <w:right w:space="0" w:sz="0" w:val="nil"/>
+                <w:between w:space="0" w:sz="0" w:val="nil"/>
+              </w:pBdr>
+              <w:shd w:fill="auto" w:val="clear"/>
+              <w:spacing w:after="0" w:before="0" w:line="276" w:lineRule="auto"/>
+              <w:ind w:left="0" w:right="0" w:firstLine="0"/>
+              <w:jc w:val="both"/>
+              <w:rPr>
+                <w:rFonts w:ascii="Times New Roman" w:cs="Times New Roman" w:eastAsia="Times New Roman" w:hAnsi="Times New Roman"/>
+              </w:rPr>
+            </w:pPr>
+            <w:r>
+              <w:rPr>
+                <w:rFonts w:ascii="Times New Roman" w:cs="Times New Roman" w:eastAsia="Times New Roman" w:hAnsi="Times New Roman"/>
+                <w:rtl w:val="0"/>
+              </w:rPr>
+              <w:t xml:space="preserve">VARCHAR(255)</w:t>
+            </w:r>
+          </w:p>
+        </w:tc>
+        <w:tc>
+          <w:tcPr>
+            <w:tcBorders>
+              <w:top w:color="d9d9d9" w:space="0" w:sz="6" w:val="single"/>
+              <w:left w:color="d9d9d9" w:space="0" w:sz="6" w:val="single"/>
+              <w:bottom w:color="d9d9d9" w:space="0" w:sz="6" w:val="single"/>
+              <w:right w:color="d9d9d9" w:space="0" w:sz="6" w:val="single"/>
+            </w:tcBorders>
+            <w:tcMar>
+              <w:top w:w="80.0" w:type="dxa"/>
+              <w:left w:w="140.0" w:type="dxa"/>
+              <w:bottom w:w="80.0" w:type="dxa"/>
+              <w:right w:w="140.0" w:type="dxa"/>
+            </w:tcMar>
+            <w:vAlign w:val="top"/>
+          </w:tcPr>
+          <w:p>
+            <w:pPr>
+              <w:keepNext w:val="0"/>
+              <w:keepLines w:val="0"/>
+              <w:widowControl w:val="1"/>
+              <w:pBdr>
+                <w:top w:space="0" w:sz="0" w:val="nil"/>
+                <w:left w:space="0" w:sz="0" w:val="nil"/>
+                <w:bottom w:space="0" w:sz="0" w:val="nil"/>
+                <w:right w:space="0" w:sz="0" w:val="nil"/>
+                <w:between w:space="0" w:sz="0" w:val="nil"/>
+              </w:pBdr>
+              <w:shd w:fill="auto" w:val="clear"/>
+              <w:spacing w:after="0" w:before="0" w:line="276" w:lineRule="auto"/>
+              <w:ind w:left="0" w:right="0" w:firstLine="0"/>
+              <w:jc w:val="both"/>
+              <w:rPr>
+                <w:rFonts w:ascii="Times New Roman" w:cs="Times New Roman" w:eastAsia="Times New Roman" w:hAnsi="Times New Roman"/>
+              </w:rPr>
+            </w:pPr>
+            <w:r>
+              <w:rPr>
+                <w:rFonts w:ascii="Times New Roman" w:cs="Times New Roman" w:eastAsia="Times New Roman" w:hAnsi="Times New Roman"/>
+                <w:rtl w:val="0"/>
+              </w:rPr>
+              <w:t xml:space="preserve">NULL</w:t>
+            </w:r>
+            <w:r>
+              <w:rPr>
+                <w:rFonts w:ascii="Times New Roman" w:cs="Times New Roman" w:eastAsia="Times New Roman" w:hAnsi="Times New Roman"/>
+                <w:rtl w:val="0"/>
+              </w:rPr>
+              <w:t xml:space="preserve"> — snapshot at order time</w:t>
+            </w:r>
+          </w:p>
+        </w:tc>
+      </w:tr>
+      <w:tr>
+        <w:trPr>
+          <w:cantSplit w:val="0"/>
+          <w:trHeight w:val="566.9291338582677" w:hRule="atLeast"/>
+          <w:tblHeader w:val="0"/>
+        </w:trPr>
+        <w:tc>
+          <w:tcPr>
+            <w:tcBorders>
+              <w:top w:color="d9d9d9" w:space="0" w:sz="6" w:val="single"/>
+              <w:left w:color="d9d9d9" w:space="0" w:sz="6" w:val="single"/>
+              <w:bottom w:color="d9d9d9" w:space="0" w:sz="6" w:val="single"/>
+              <w:right w:color="d9d9d9" w:space="0" w:sz="6" w:val="single"/>
+            </w:tcBorders>
+            <w:tcMar>
+              <w:top w:w="80.0" w:type="dxa"/>
+              <w:left w:w="140.0" w:type="dxa"/>
+              <w:bottom w:w="80.0" w:type="dxa"/>
+              <w:right w:w="140.0" w:type="dxa"/>
+            </w:tcMar>
+            <w:vAlign w:val="top"/>
+          </w:tcPr>
+          <w:p>
+            <w:pPr>
+              <w:keepNext w:val="0"/>
+              <w:keepLines w:val="0"/>
+              <w:widowControl w:val="1"/>
+              <w:pBdr>
+                <w:top w:space="0" w:sz="0" w:val="nil"/>
+                <w:left w:space="0" w:sz="0" w:val="nil"/>
+                <w:bottom w:space="0" w:sz="0" w:val="nil"/>
+                <w:right w:space="0" w:sz="0" w:val="nil"/>
+                <w:between w:space="0" w:sz="0" w:val="nil"/>
+              </w:pBdr>
+              <w:shd w:fill="auto" w:val="clear"/>
+              <w:spacing w:after="0" w:before="0" w:line="276" w:lineRule="auto"/>
+              <w:ind w:left="0" w:right="0" w:firstLine="0"/>
+              <w:jc w:val="both"/>
+              <w:rPr>
+                <w:rFonts w:ascii="Times New Roman" w:cs="Times New Roman" w:eastAsia="Times New Roman" w:hAnsi="Times New Roman"/>
+                <w:b w:val="1"/>
+                <w:bCs w:val="1"/>
+              </w:rPr>
+            </w:pPr>
+            <w:r>
+              <w:rPr>
+                <w:rFonts w:ascii="Times New Roman" w:cs="Times New Roman" w:eastAsia="Times New Roman" w:hAnsi="Times New Roman"/>
+                <w:b w:val="1"/>
+                <w:bCs w:val="1"/>
+                <w:rtl w:val="0"/>
+              </w:rPr>
+              <w:t xml:space="preserve">landmark</w:t>
+            </w:r>
+          </w:p>
+        </w:tc>
+        <w:tc>
+          <w:tcPr>
+            <w:tcBorders>
+              <w:top w:color="d9d9d9" w:space="0" w:sz="6" w:val="single"/>
+              <w:left w:color="d9d9d9" w:space="0" w:sz="6" w:val="single"/>
+              <w:bottom w:color="d9d9d9" w:space="0" w:sz="6" w:val="single"/>
+              <w:right w:color="d9d9d9" w:space="0" w:sz="6" w:val="single"/>
+            </w:tcBorders>
+            <w:tcMar>
+              <w:top w:w="80.0" w:type="dxa"/>
+              <w:left w:w="140.0" w:type="dxa"/>
+              <w:bottom w:w="80.0" w:type="dxa"/>
+              <w:right w:w="140.0" w:type="dxa"/>
+            </w:tcMar>
+            <w:vAlign w:val="top"/>
+          </w:tcPr>
+          <w:p>
+            <w:pPr>
+              <w:keepNext w:val="0"/>
+              <w:keepLines w:val="0"/>
+              <w:widowControl w:val="1"/>
+              <w:pBdr>
+                <w:top w:space="0" w:sz="0" w:val="nil"/>
+                <w:left w:space="0" w:sz="0" w:val="nil"/>
+                <w:bottom w:space="0" w:sz="0" w:val="nil"/>
+                <w:right w:space="0" w:sz="0" w:val="nil"/>
+                <w:between w:space="0" w:sz="0" w:val="nil"/>
+              </w:pBdr>
+              <w:shd w:fill="auto" w:val="clear"/>
+              <w:spacing w:after="0" w:before="0" w:line="276" w:lineRule="auto"/>
+              <w:ind w:left="0" w:right="0" w:firstLine="0"/>
+              <w:jc w:val="both"/>
+              <w:rPr>
+                <w:rFonts w:ascii="Times New Roman" w:cs="Times New Roman" w:eastAsia="Times New Roman" w:hAnsi="Times New Roman"/>
+              </w:rPr>
+            </w:pPr>
+            <w:r>
+              <w:rPr>
+                <w:rFonts w:ascii="Times New Roman" w:cs="Times New Roman" w:eastAsia="Times New Roman" w:hAnsi="Times New Roman"/>
+                <w:rtl w:val="0"/>
+              </w:rPr>
+              <w:t xml:space="preserve">VARCHAR(100)</w:t>
+            </w:r>
+          </w:p>
+        </w:tc>
+        <w:tc>
+          <w:tcPr>
+            <w:tcBorders>
+              <w:top w:color="d9d9d9" w:space="0" w:sz="6" w:val="single"/>
+              <w:left w:color="d9d9d9" w:space="0" w:sz="6" w:val="single"/>
+              <w:bottom w:color="d9d9d9" w:space="0" w:sz="6" w:val="single"/>
+              <w:right w:color="d9d9d9" w:space="0" w:sz="6" w:val="single"/>
+            </w:tcBorders>
+            <w:tcMar>
+              <w:top w:w="80.0" w:type="dxa"/>
+              <w:left w:w="140.0" w:type="dxa"/>
+              <w:bottom w:w="80.0" w:type="dxa"/>
+              <w:right w:w="140.0" w:type="dxa"/>
+            </w:tcMar>
+            <w:vAlign w:val="top"/>
+          </w:tcPr>
+          <w:p>
+            <w:pPr>
+              <w:keepNext w:val="0"/>
+              <w:keepLines w:val="0"/>
+              <w:widowControl w:val="1"/>
+              <w:pBdr>
+                <w:top w:space="0" w:sz="0" w:val="nil"/>
+                <w:left w:space="0" w:sz="0" w:val="nil"/>
+                <w:bottom w:space="0" w:sz="0" w:val="nil"/>
+                <w:right w:space="0" w:sz="0" w:val="nil"/>
+                <w:between w:space="0" w:sz="0" w:val="nil"/>
+              </w:pBdr>
+              <w:shd w:fill="auto" w:val="clear"/>
+              <w:spacing w:after="0" w:before="0" w:line="276" w:lineRule="auto"/>
+              <w:ind w:left="0" w:right="0" w:firstLine="0"/>
+              <w:jc w:val="both"/>
+              <w:rPr>
+                <w:rFonts w:ascii="Times New Roman" w:cs="Times New Roman" w:eastAsia="Times New Roman" w:hAnsi="Times New Roman"/>
+              </w:rPr>
+            </w:pPr>
+            <w:r>
+              <w:rPr>
+                <w:rFonts w:ascii="Times New Roman" w:cs="Times New Roman" w:eastAsia="Times New Roman" w:hAnsi="Times New Roman"/>
+                <w:rtl w:val="0"/>
+              </w:rPr>
+              <w:t xml:space="preserve">NULL</w:t>
+            </w:r>
+          </w:p>
+        </w:tc>
+      </w:tr>
+      <w:tr>
+        <w:trPr>
+          <w:cantSplit w:val="0"/>
+          <w:trHeight w:val="566.9291338582677" w:hRule="atLeast"/>
+          <w:tblHeader w:val="0"/>
+        </w:trPr>
+        <w:tc>
+          <w:tcPr>
+            <w:tcBorders>
+              <w:top w:color="d9d9d9" w:space="0" w:sz="6" w:val="single"/>
+              <w:left w:color="d9d9d9" w:space="0" w:sz="6" w:val="single"/>
+              <w:bottom w:color="d9d9d9" w:space="0" w:sz="6" w:val="single"/>
+              <w:right w:color="d9d9d9" w:space="0" w:sz="6" w:val="single"/>
+            </w:tcBorders>
+            <w:tcMar>
+              <w:top w:w="80.0" w:type="dxa"/>
+              <w:left w:w="140.0" w:type="dxa"/>
+              <w:bottom w:w="80.0" w:type="dxa"/>
+              <w:right w:w="140.0" w:type="dxa"/>
+            </w:tcMar>
+            <w:vAlign w:val="top"/>
+          </w:tcPr>
+          <w:p>
+            <w:pPr>
+              <w:keepNext w:val="0"/>
+              <w:keepLines w:val="0"/>
+              <w:widowControl w:val="1"/>
+              <w:pBdr>
+                <w:top w:space="0" w:sz="0" w:val="nil"/>
+                <w:left w:space="0" w:sz="0" w:val="nil"/>
+                <w:bottom w:space="0" w:sz="0" w:val="nil"/>
+                <w:right w:space="0" w:sz="0" w:val="nil"/>
+                <w:between w:space="0" w:sz="0" w:val="nil"/>
+              </w:pBdr>
+              <w:shd w:fill="auto" w:val="clear"/>
+              <w:spacing w:after="0" w:before="0" w:line="276" w:lineRule="auto"/>
+              <w:ind w:left="0" w:right="0" w:firstLine="0"/>
+              <w:jc w:val="both"/>
+              <w:rPr>
+                <w:rFonts w:ascii="Times New Roman" w:cs="Times New Roman" w:eastAsia="Times New Roman" w:hAnsi="Times New Roman"/>
+                <w:b w:val="1"/>
+                <w:bCs w:val="1"/>
+              </w:rPr>
+            </w:pPr>
+            <w:r>
+              <w:rPr>
+                <w:rFonts w:ascii="Times New Roman" w:cs="Times New Roman" w:eastAsia="Times New Roman" w:hAnsi="Times New Roman"/>
+                <w:b w:val="1"/>
+                <w:bCs w:val="1"/>
+                <w:rtl w:val="0"/>
+              </w:rPr>
+              <w:t xml:space="preserve">pin_code</w:t>
+            </w:r>
+          </w:p>
+        </w:tc>
+        <w:tc>
+          <w:tcPr>
+            <w:tcBorders>
+              <w:top w:color="d9d9d9" w:space="0" w:sz="6" w:val="single"/>
+              <w:left w:color="d9d9d9" w:space="0" w:sz="6" w:val="single"/>
+              <w:bottom w:color="d9d9d9" w:space="0" w:sz="6" w:val="single"/>
+              <w:right w:color="d9d9d9" w:space="0" w:sz="6" w:val="single"/>
+            </w:tcBorders>
+            <w:tcMar>
+              <w:top w:w="80.0" w:type="dxa"/>
+              <w:left w:w="140.0" w:type="dxa"/>
+              <w:bottom w:w="80.0" w:type="dxa"/>
+              <w:right w:w="140.0" w:type="dxa"/>
+            </w:tcMar>
+            <w:vAlign w:val="top"/>
+          </w:tcPr>
+          <w:p>
+            <w:pPr>
+              <w:keepNext w:val="0"/>
+              <w:keepLines w:val="0"/>
+              <w:widowControl w:val="1"/>
+              <w:pBdr>
+                <w:top w:space="0" w:sz="0" w:val="nil"/>
+                <w:left w:space="0" w:sz="0" w:val="nil"/>
+                <w:bottom w:space="0" w:sz="0" w:val="nil"/>
+                <w:right w:space="0" w:sz="0" w:val="nil"/>
+                <w:between w:space="0" w:sz="0" w:val="nil"/>
+              </w:pBdr>
+              <w:shd w:fill="auto" w:val="clear"/>
+              <w:spacing w:after="0" w:before="0" w:line="276" w:lineRule="auto"/>
+              <w:ind w:left="0" w:right="0" w:firstLine="0"/>
+              <w:jc w:val="both"/>
+              <w:rPr>
+                <w:rFonts w:ascii="Times New Roman" w:cs="Times New Roman" w:eastAsia="Times New Roman" w:hAnsi="Times New Roman"/>
+              </w:rPr>
+            </w:pPr>
+            <w:r>
+              <w:rPr>
+                <w:rFonts w:ascii="Times New Roman" w:cs="Times New Roman" w:eastAsia="Times New Roman" w:hAnsi="Times New Roman"/>
+                <w:rtl w:val="0"/>
+              </w:rPr>
+              <w:t xml:space="preserve">VARCHAR(10)</w:t>
+            </w:r>
+          </w:p>
+        </w:tc>
+        <w:tc>
+          <w:tcPr>
+            <w:tcBorders>
+              <w:top w:color="d9d9d9" w:space="0" w:sz="6" w:val="single"/>
+              <w:left w:color="d9d9d9" w:space="0" w:sz="6" w:val="single"/>
+              <w:bottom w:color="d9d9d9" w:space="0" w:sz="6" w:val="single"/>
+              <w:right w:color="d9d9d9" w:space="0" w:sz="6" w:val="single"/>
+            </w:tcBorders>
+            <w:tcMar>
+              <w:top w:w="80.0" w:type="dxa"/>
+              <w:left w:w="140.0" w:type="dxa"/>
+              <w:bottom w:w="80.0" w:type="dxa"/>
+              <w:right w:w="140.0" w:type="dxa"/>
+            </w:tcMar>
+            <w:vAlign w:val="top"/>
+          </w:tcPr>
+          <w:p>
+            <w:pPr>
+              <w:keepNext w:val="0"/>
+              <w:keepLines w:val="0"/>
+              <w:widowControl w:val="1"/>
+              <w:pBdr>
+                <w:top w:space="0" w:sz="0" w:val="nil"/>
+                <w:left w:space="0" w:sz="0" w:val="nil"/>
+                <w:bottom w:space="0" w:sz="0" w:val="nil"/>
+                <w:right w:space="0" w:sz="0" w:val="nil"/>
+                <w:between w:space="0" w:sz="0" w:val="nil"/>
+              </w:pBdr>
+              <w:shd w:fill="auto" w:val="clear"/>
+              <w:spacing w:after="0" w:before="0" w:line="276" w:lineRule="auto"/>
+              <w:ind w:left="0" w:right="0" w:firstLine="0"/>
+              <w:jc w:val="both"/>
+              <w:rPr>
+                <w:rFonts w:ascii="Times New Roman" w:cs="Times New Roman" w:eastAsia="Times New Roman" w:hAnsi="Times New Roman"/>
+              </w:rPr>
+            </w:pPr>
+            <w:r>
+              <w:rPr>
+                <w:rFonts w:ascii="Times New Roman" w:cs="Times New Roman" w:eastAsia="Times New Roman" w:hAnsi="Times New Roman"/>
+                <w:rtl w:val="0"/>
+              </w:rPr>
+              <w:t xml:space="preserve">NULL</w:t>
+            </w:r>
+          </w:p>
+        </w:tc>
+      </w:tr>
+      <w:tr>
+        <w:trPr>
+          <w:cantSplit w:val="0"/>
+          <w:trHeight w:val="566.9291338582677" w:hRule="atLeast"/>
+          <w:tblHeader w:val="0"/>
+        </w:trPr>
+        <w:tc>
+          <w:tcPr>
+            <w:tcBorders>
+              <w:top w:color="d9d9d9" w:space="0" w:sz="6" w:val="single"/>
+              <w:left w:color="d9d9d9" w:space="0" w:sz="6" w:val="single"/>
+              <w:bottom w:color="d9d9d9" w:space="0" w:sz="6" w:val="single"/>
+              <w:right w:color="d9d9d9" w:space="0" w:sz="6" w:val="single"/>
+            </w:tcBorders>
+            <w:tcMar>
+              <w:top w:w="80.0" w:type="dxa"/>
+              <w:left w:w="140.0" w:type="dxa"/>
+              <w:bottom w:w="80.0" w:type="dxa"/>
+              <w:right w:w="140.0" w:type="dxa"/>
+            </w:tcMar>
+            <w:vAlign w:val="top"/>
+          </w:tcPr>
+          <w:p>
+            <w:pPr>
+              <w:keepNext w:val="0"/>
+              <w:keepLines w:val="0"/>
+              <w:widowControl w:val="1"/>
+              <w:pBdr>
+                <w:top w:space="0" w:sz="0" w:val="nil"/>
+                <w:left w:space="0" w:sz="0" w:val="nil"/>
+                <w:bottom w:space="0" w:sz="0" w:val="nil"/>
+                <w:right w:space="0" w:sz="0" w:val="nil"/>
+                <w:between w:space="0" w:sz="0" w:val="nil"/>
+              </w:pBdr>
+              <w:shd w:fill="auto" w:val="clear"/>
+              <w:spacing w:after="0" w:before="0" w:line="276" w:lineRule="auto"/>
+              <w:ind w:left="0" w:right="0" w:firstLine="0"/>
+              <w:jc w:val="both"/>
+              <w:rPr>
+                <w:rFonts w:ascii="Times New Roman" w:cs="Times New Roman" w:eastAsia="Times New Roman" w:hAnsi="Times New Roman"/>
+                <w:b w:val="1"/>
+                <w:bCs w:val="1"/>
+              </w:rPr>
+            </w:pPr>
+            <w:r>
+              <w:rPr>
+                <w:rFonts w:ascii="Times New Roman" w:cs="Times New Roman" w:eastAsia="Times New Roman" w:hAnsi="Times New Roman"/>
+                <w:b w:val="1"/>
+                <w:bCs w:val="1"/>
+                <w:rtl w:val="0"/>
+              </w:rPr>
+              <w:t xml:space="preserve">refund_status</w:t>
+            </w:r>
+          </w:p>
+        </w:tc>
+        <w:tc>
+          <w:tcPr>
+            <w:tcBorders>
+              <w:top w:color="d9d9d9" w:space="0" w:sz="6" w:val="single"/>
+              <w:left w:color="d9d9d9" w:space="0" w:sz="6" w:val="single"/>
+              <w:bottom w:color="d9d9d9" w:space="0" w:sz="6" w:val="single"/>
+              <w:right w:color="d9d9d9" w:space="0" w:sz="6" w:val="single"/>
+            </w:tcBorders>
+            <w:tcMar>
+              <w:top w:w="80.0" w:type="dxa"/>
+              <w:left w:w="140.0" w:type="dxa"/>
+              <w:bottom w:w="80.0" w:type="dxa"/>
+              <w:right w:w="140.0" w:type="dxa"/>
+            </w:tcMar>
+            <w:vAlign w:val="top"/>
+          </w:tcPr>
+          <w:p>
+            <w:pPr>
+              <w:keepNext w:val="0"/>
+              <w:keepLines w:val="0"/>
+              <w:widowControl w:val="1"/>
+              <w:pBdr>
+                <w:top w:space="0" w:sz="0" w:val="nil"/>
+                <w:left w:space="0" w:sz="0" w:val="nil"/>
+                <w:bottom w:space="0" w:sz="0" w:val="nil"/>
+                <w:right w:space="0" w:sz="0" w:val="nil"/>
+                <w:between w:space="0" w:sz="0" w:val="nil"/>
+              </w:pBdr>
+              <w:shd w:fill="auto" w:val="clear"/>
+              <w:spacing w:after="0" w:before="0" w:line="276" w:lineRule="auto"/>
+              <w:ind w:left="0" w:right="0" w:firstLine="0"/>
+              <w:jc w:val="both"/>
+              <w:rPr>
+                <w:rFonts w:ascii="Times New Roman" w:cs="Times New Roman" w:eastAsia="Times New Roman" w:hAnsi="Times New Roman"/>
+              </w:rPr>
+            </w:pPr>
+            <w:r>
+              <w:rPr>
+                <w:rFonts w:ascii="Times New Roman" w:cs="Times New Roman" w:eastAsia="Times New Roman" w:hAnsi="Times New Roman"/>
+                <w:rtl w:val="0"/>
+              </w:rPr>
+              <w:t xml:space="preserve">ENUM</w:t>
+            </w:r>
+          </w:p>
+        </w:tc>
+        <w:tc>
+          <w:tcPr>
+            <w:tcBorders>
+              <w:top w:color="d9d9d9" w:space="0" w:sz="6" w:val="single"/>
+              <w:left w:color="d9d9d9" w:space="0" w:sz="6" w:val="single"/>
+              <w:bottom w:color="d9d9d9" w:space="0" w:sz="6" w:val="single"/>
+              <w:right w:color="d9d9d9" w:space="0" w:sz="6" w:val="single"/>
+            </w:tcBorders>
+            <w:tcMar>
+              <w:top w:w="80.0" w:type="dxa"/>
+              <w:left w:w="140.0" w:type="dxa"/>
+              <w:bottom w:w="80.0" w:type="dxa"/>
+              <w:right w:w="140.0" w:type="dxa"/>
+            </w:tcMar>
+            <w:vAlign w:val="top"/>
+          </w:tcPr>
+          <w:p>
+            <w:pPr>
+              <w:keepNext w:val="0"/>
+              <w:keepLines w:val="0"/>
+              <w:widowControl w:val="1"/>
+              <w:pBdr>
+                <w:top w:space="0" w:sz="0" w:val="nil"/>
+                <w:left w:space="0" w:sz="0" w:val="nil"/>
+                <w:bottom w:space="0" w:sz="0" w:val="nil"/>
+                <w:right w:space="0" w:sz="0" w:val="nil"/>
+                <w:between w:space="0" w:sz="0" w:val="nil"/>
+              </w:pBdr>
+              <w:shd w:fill="auto" w:val="clear"/>
+              <w:spacing w:after="0" w:before="0" w:line="276" w:lineRule="auto"/>
+              <w:ind w:left="0" w:right="0" w:firstLine="0"/>
+              <w:jc w:val="both"/>
+              <w:rPr>
+                <w:rFonts w:ascii="Times New Roman" w:cs="Times New Roman" w:eastAsia="Times New Roman" w:hAnsi="Times New Roman"/>
+              </w:rPr>
+            </w:pPr>
+            <w:r>
+              <w:rPr>
+                <w:rFonts w:ascii="Times New Roman" w:cs="Times New Roman" w:eastAsia="Times New Roman" w:hAnsi="Times New Roman"/>
+                <w:rtl w:val="0"/>
+              </w:rPr>
+              <w:t xml:space="preserve">NOT NULL</w:t>
+            </w:r>
+            <w:r>
+              <w:rPr>
+                <w:rFonts w:ascii="Times New Roman" w:cs="Times New Roman" w:eastAsia="Times New Roman" w:hAnsi="Times New Roman"/>
+                <w:rtl w:val="0"/>
+              </w:rPr>
+              <w:t xml:space="preserve">, </w:t>
+            </w:r>
+            <w:r>
+              <w:rPr>
+                <w:rFonts w:ascii="Times New Roman" w:cs="Times New Roman" w:eastAsia="Times New Roman" w:hAnsi="Times New Roman"/>
+                <w:rtl w:val="0"/>
+              </w:rPr>
+              <w:t xml:space="preserve">DEFAULT 'NOT_APPLICABLE'</w:t>
+            </w:r>
+          </w:p>
+        </w:tc>
+      </w:tr>
+      <w:tr>
+        <w:trPr>
+          <w:cantSplit w:val="0"/>
+          <w:trHeight w:val="566.9291338582677" w:hRule="atLeast"/>
+          <w:tblHeader w:val="0"/>
+        </w:trPr>
+        <w:tc>
+          <w:tcPr>
+            <w:tcBorders>
+              <w:top w:color="d9d9d9" w:space="0" w:sz="6" w:val="single"/>
+              <w:left w:color="d9d9d9" w:space="0" w:sz="6" w:val="single"/>
+              <w:bottom w:color="d9d9d9" w:space="0" w:sz="6" w:val="single"/>
+              <w:right w:color="d9d9d9" w:space="0" w:sz="6" w:val="single"/>
+            </w:tcBorders>
+            <w:tcMar>
+              <w:top w:w="80.0" w:type="dxa"/>
+              <w:left w:w="140.0" w:type="dxa"/>
+              <w:bottom w:w="80.0" w:type="dxa"/>
+              <w:right w:w="140.0" w:type="dxa"/>
+            </w:tcMar>
+            <w:vAlign w:val="top"/>
+          </w:tcPr>
+          <w:p>
+            <w:pPr>
+              <w:keepNext w:val="0"/>
+              <w:keepLines w:val="0"/>
+              <w:widowControl w:val="1"/>
+              <w:pBdr>
+                <w:top w:space="0" w:sz="0" w:val="nil"/>
+                <w:left w:space="0" w:sz="0" w:val="nil"/>
+                <w:bottom w:space="0" w:sz="0" w:val="nil"/>
+                <w:right w:space="0" w:sz="0" w:val="nil"/>
+                <w:between w:space="0" w:sz="0" w:val="nil"/>
+              </w:pBdr>
+              <w:shd w:fill="auto" w:val="clear"/>
+              <w:spacing w:after="0" w:before="0" w:line="276" w:lineRule="auto"/>
+              <w:ind w:left="0" w:right="0" w:firstLine="0"/>
+              <w:jc w:val="both"/>
+              <w:rPr>
+                <w:rFonts w:ascii="Times New Roman" w:cs="Times New Roman" w:eastAsia="Times New Roman" w:hAnsi="Times New Roman"/>
+                <w:b w:val="1"/>
+                <w:bCs w:val="1"/>
+              </w:rPr>
+            </w:pPr>
+            <w:r>
+              <w:rPr>
+                <w:rFonts w:ascii="Times New Roman" w:cs="Times New Roman" w:eastAsia="Times New Roman" w:hAnsi="Times New Roman"/>
+                <w:b w:val="1"/>
+                <w:bCs w:val="1"/>
+                <w:rtl w:val="0"/>
+              </w:rPr>
+              <w:t xml:space="preserve">refund_amount</w:t>
+            </w:r>
+          </w:p>
+        </w:tc>
+        <w:tc>
+          <w:tcPr>
+            <w:tcBorders>
+              <w:top w:color="d9d9d9" w:space="0" w:sz="6" w:val="single"/>
+              <w:left w:color="d9d9d9" w:space="0" w:sz="6" w:val="single"/>
+              <w:bottom w:color="d9d9d9" w:space="0" w:sz="6" w:val="single"/>
+              <w:right w:color="d9d9d9" w:space="0" w:sz="6" w:val="single"/>
+            </w:tcBorders>
+            <w:tcMar>
+              <w:top w:w="80.0" w:type="dxa"/>
+              <w:left w:w="140.0" w:type="dxa"/>
+              <w:bottom w:w="80.0" w:type="dxa"/>
+              <w:right w:w="140.0" w:type="dxa"/>
+            </w:tcMar>
+            <w:vAlign w:val="top"/>
+          </w:tcPr>
+          <w:p>
+            <w:pPr>
+              <w:keepNext w:val="0"/>
+              <w:keepLines w:val="0"/>
+              <w:widowControl w:val="1"/>
+              <w:pBdr>
+                <w:top w:space="0" w:sz="0" w:val="nil"/>
+                <w:left w:space="0" w:sz="0" w:val="nil"/>
+                <w:bottom w:space="0" w:sz="0" w:val="nil"/>
+                <w:right w:space="0" w:sz="0" w:val="nil"/>
+                <w:between w:space="0" w:sz="0" w:val="nil"/>
+              </w:pBdr>
+              <w:shd w:fill="auto" w:val="clear"/>
+              <w:spacing w:after="0" w:before="0" w:line="276" w:lineRule="auto"/>
+              <w:ind w:left="0" w:right="0" w:firstLine="0"/>
+              <w:jc w:val="both"/>
+              <w:rPr>
+                <w:rFonts w:ascii="Times New Roman" w:cs="Times New Roman" w:eastAsia="Times New Roman" w:hAnsi="Times New Roman"/>
+              </w:rPr>
+            </w:pPr>
+            <w:r>
+              <w:rPr>
+                <w:rFonts w:ascii="Times New Roman" w:cs="Times New Roman" w:eastAsia="Times New Roman" w:hAnsi="Times New Roman"/>
+                <w:rtl w:val="0"/>
+              </w:rPr>
+              <w:t xml:space="preserve">DECIMAL(10,2)</w:t>
+            </w:r>
+          </w:p>
+        </w:tc>
+        <w:tc>
+          <w:tcPr>
+            <w:tcBorders>
+              <w:top w:color="d9d9d9" w:space="0" w:sz="6" w:val="single"/>
+              <w:left w:color="d9d9d9" w:space="0" w:sz="6" w:val="single"/>
+              <w:bottom w:color="d9d9d9" w:space="0" w:sz="6" w:val="single"/>
+              <w:right w:color="d9d9d9" w:space="0" w:sz="6" w:val="single"/>
+            </w:tcBorders>
+            <w:tcMar>
+              <w:top w:w="80.0" w:type="dxa"/>
+              <w:left w:w="140.0" w:type="dxa"/>
+              <w:bottom w:w="80.0" w:type="dxa"/>
+              <w:right w:w="140.0" w:type="dxa"/>
+            </w:tcMar>
+            <w:vAlign w:val="top"/>
+          </w:tcPr>
+          <w:p>
+            <w:pPr>
+              <w:keepNext w:val="0"/>
+              <w:keepLines w:val="0"/>
+              <w:widowControl w:val="1"/>
+              <w:pBdr>
+                <w:top w:space="0" w:sz="0" w:val="nil"/>
+                <w:left w:space="0" w:sz="0" w:val="nil"/>
+                <w:bottom w:space="0" w:sz="0" w:val="nil"/>
+                <w:right w:space="0" w:sz="0" w:val="nil"/>
+                <w:between w:space="0" w:sz="0" w:val="nil"/>
+              </w:pBdr>
+              <w:shd w:fill="auto" w:val="clear"/>
+              <w:spacing w:after="0" w:before="0" w:line="276" w:lineRule="auto"/>
+              <w:ind w:left="0" w:right="0" w:firstLine="0"/>
+              <w:jc w:val="both"/>
+              <w:rPr>
+                <w:rFonts w:ascii="Times New Roman" w:cs="Times New Roman" w:eastAsia="Times New Roman" w:hAnsi="Times New Roman"/>
+              </w:rPr>
+            </w:pPr>
+            <w:r>
+              <w:rPr>
+                <w:rFonts w:ascii="Times New Roman" w:cs="Times New Roman" w:eastAsia="Times New Roman" w:hAnsi="Times New Roman"/>
+                <w:rtl w:val="0"/>
+              </w:rPr>
+              <w:t xml:space="preserve">NULL</w:t>
             </w:r>
           </w:p>
         </w:tc>
@@ -9820,8 +11119,8 @@
           <w:szCs w:val="26"/>
         </w:rPr>
       </w:pPr>
-      <w:bookmarkStart w:colFirst="0" w:colLast="0" w:name="_2n7sc4hyk5zf" w:id="26"/>
-      <w:bookmarkEnd w:id="26"/>
+      <w:bookmarkStart w:colFirst="0" w:colLast="0" w:name="_2n7sc4hyk5zf" w:id="27"/>
+      <w:bookmarkEnd w:id="27"/>
       <w:r>
         <w:rPr>
           <w:rtl w:val="0"/>
@@ -9844,8 +11143,8 @@
           <w:szCs w:val="26"/>
         </w:rPr>
       </w:pPr>
-      <w:bookmarkStart w:colFirst="0" w:colLast="0" w:name="_7uppxsbjffh7" w:id="27"/>
-      <w:bookmarkEnd w:id="27"/>
+      <w:bookmarkStart w:colFirst="0" w:colLast="0" w:name="_7uppxsbjffh7" w:id="28"/>
+      <w:bookmarkEnd w:id="28"/>
       <w:r>
         <w:rPr>
           <w:rFonts w:ascii="Times New Roman" w:cs="Times New Roman" w:eastAsia="Times New Roman" w:hAnsi="Times New Roman"/>
@@ -10627,8 +11926,8 @@
           <w:szCs w:val="26"/>
         </w:rPr>
       </w:pPr>
-      <w:bookmarkStart w:colFirst="0" w:colLast="0" w:name="_ebi65v5oiwpo" w:id="28"/>
-      <w:bookmarkEnd w:id="28"/>
+      <w:bookmarkStart w:colFirst="0" w:colLast="0" w:name="_ebi65v5oiwpo" w:id="29"/>
+      <w:bookmarkEnd w:id="29"/>
       <w:r>
         <w:rPr>
           <w:rtl w:val="0"/>
@@ -10651,8 +11950,8 @@
           <w:szCs w:val="26"/>
         </w:rPr>
       </w:pPr>
-      <w:bookmarkStart w:colFirst="0" w:colLast="0" w:name="_p6o5slwnptct" w:id="29"/>
-      <w:bookmarkEnd w:id="29"/>
+      <w:bookmarkStart w:colFirst="0" w:colLast="0" w:name="_p6o5slwnptct" w:id="30"/>
+      <w:bookmarkEnd w:id="30"/>
       <w:r>
         <w:rPr>
           <w:rFonts w:ascii="Times New Roman" w:cs="Times New Roman" w:eastAsia="Times New Roman" w:hAnsi="Times New Roman"/>
@@ -11087,232 +12386,6 @@
         <w:tc>
           <w:tcPr>
             <w:tcBorders>
-              <w:top w:color="c4c7c5" w:space="0" w:sz="6" w:val="single"/>
-              <w:left w:color="c4c7c5" w:space="0" w:sz="6" w:val="single"/>
-              <w:bottom w:color="c4c7c5" w:space="0" w:sz="6" w:val="single"/>
-              <w:right w:color="c4c7c5" w:space="0" w:sz="6" w:val="single"/>
-            </w:tcBorders>
-            <w:tcMar>
-              <w:top w:w="120.0" w:type="dxa"/>
-              <w:left w:w="180.0" w:type="dxa"/>
-              <w:bottom w:w="120.0" w:type="dxa"/>
-              <w:right w:w="180.0" w:type="dxa"/>
-            </w:tcMar>
-            <w:vAlign w:val="top"/>
-          </w:tcPr>
-          <w:p>
-            <w:pPr>
-              <w:spacing w:after="0" w:lineRule="auto"/>
-              <w:jc w:val="both"/>
-              <w:rPr>
-                <w:rFonts w:ascii="Times New Roman" w:cs="Times New Roman" w:eastAsia="Times New Roman" w:hAnsi="Times New Roman"/>
-              </w:rPr>
-            </w:pPr>
-            <w:r>
-              <w:rPr>
-                <w:rFonts w:ascii="Times New Roman" w:cs="Times New Roman" w:eastAsia="Times New Roman" w:hAnsi="Times New Roman"/>
-                <w:b w:val="1"/>
-                <w:bCs w:val="1"/>
-                <w:rtl w:val="0"/>
-              </w:rPr>
-              <w:t xml:space="preserve">payment_method</w:t>
-            </w:r>
-            <w:r>
-              <w:rPr>
-                <w:rtl w:val="0"/>
-              </w:rPr>
-            </w:r>
-          </w:p>
-        </w:tc>
-        <w:tc>
-          <w:tcPr>
-            <w:tcBorders>
-              <w:top w:color="c4c7c5" w:space="0" w:sz="6" w:val="single"/>
-              <w:left w:color="c4c7c5" w:space="0" w:sz="6" w:val="single"/>
-              <w:bottom w:color="c4c7c5" w:space="0" w:sz="6" w:val="single"/>
-              <w:right w:color="c4c7c5" w:space="0" w:sz="6" w:val="single"/>
-            </w:tcBorders>
-            <w:tcMar>
-              <w:top w:w="120.0" w:type="dxa"/>
-              <w:left w:w="180.0" w:type="dxa"/>
-              <w:bottom w:w="120.0" w:type="dxa"/>
-              <w:right w:w="180.0" w:type="dxa"/>
-            </w:tcMar>
-            <w:vAlign w:val="top"/>
-          </w:tcPr>
-          <w:p>
-            <w:pPr>
-              <w:spacing w:after="0" w:lineRule="auto"/>
-              <w:jc w:val="both"/>
-              <w:rPr>
-                <w:rFonts w:ascii="Times New Roman" w:cs="Times New Roman" w:eastAsia="Times New Roman" w:hAnsi="Times New Roman"/>
-              </w:rPr>
-            </w:pPr>
-            <w:r>
-              <w:rPr>
-                <w:rFonts w:ascii="Times New Roman" w:cs="Times New Roman" w:eastAsia="Times New Roman" w:hAnsi="Times New Roman"/>
-                <w:rtl w:val="0"/>
-              </w:rPr>
-              <w:t xml:space="preserve">ENUM</w:t>
-            </w:r>
-          </w:p>
-        </w:tc>
-        <w:tc>
-          <w:tcPr>
-            <w:tcBorders>
-              <w:top w:color="c4c7c5" w:space="0" w:sz="6" w:val="single"/>
-              <w:left w:color="c4c7c5" w:space="0" w:sz="6" w:val="single"/>
-              <w:bottom w:color="c4c7c5" w:space="0" w:sz="6" w:val="single"/>
-              <w:right w:color="c4c7c5" w:space="0" w:sz="6" w:val="single"/>
-            </w:tcBorders>
-            <w:tcMar>
-              <w:top w:w="120.0" w:type="dxa"/>
-              <w:left w:w="180.0" w:type="dxa"/>
-              <w:bottom w:w="120.0" w:type="dxa"/>
-              <w:right w:w="180.0" w:type="dxa"/>
-            </w:tcMar>
-            <w:vAlign w:val="top"/>
-          </w:tcPr>
-          <w:p>
-            <w:pPr>
-              <w:spacing w:after="0" w:lineRule="auto"/>
-              <w:jc w:val="both"/>
-              <w:rPr>
-                <w:rFonts w:ascii="Times New Roman" w:cs="Times New Roman" w:eastAsia="Times New Roman" w:hAnsi="Times New Roman"/>
-              </w:rPr>
-            </w:pPr>
-            <w:r>
-              <w:rPr>
-                <w:rFonts w:ascii="Times New Roman" w:cs="Times New Roman" w:eastAsia="Times New Roman" w:hAnsi="Times New Roman"/>
-                <w:rtl w:val="0"/>
-              </w:rPr>
-              <w:t xml:space="preserve">NOT NULL</w:t>
-            </w:r>
-          </w:p>
-        </w:tc>
-      </w:tr>
-      <w:tr>
-        <w:trPr>
-          <w:cantSplit w:val="0"/>
-          <w:trHeight w:val="566.9291338582677" w:hRule="atLeast"/>
-          <w:tblHeader w:val="0"/>
-        </w:trPr>
-        <w:tc>
-          <w:tcPr>
-            <w:tcBorders>
-              <w:top w:color="c4c7c5" w:space="0" w:sz="6" w:val="single"/>
-              <w:left w:color="c4c7c5" w:space="0" w:sz="6" w:val="single"/>
-              <w:bottom w:color="c4c7c5" w:space="0" w:sz="6" w:val="single"/>
-              <w:right w:color="c4c7c5" w:space="0" w:sz="6" w:val="single"/>
-            </w:tcBorders>
-            <w:tcMar>
-              <w:top w:w="120.0" w:type="dxa"/>
-              <w:left w:w="180.0" w:type="dxa"/>
-              <w:bottom w:w="120.0" w:type="dxa"/>
-              <w:right w:w="180.0" w:type="dxa"/>
-            </w:tcMar>
-            <w:vAlign w:val="top"/>
-          </w:tcPr>
-          <w:p>
-            <w:pPr>
-              <w:spacing w:after="0" w:lineRule="auto"/>
-              <w:jc w:val="both"/>
-              <w:rPr>
-                <w:rFonts w:ascii="Times New Roman" w:cs="Times New Roman" w:eastAsia="Times New Roman" w:hAnsi="Times New Roman"/>
-              </w:rPr>
-            </w:pPr>
-            <w:r>
-              <w:rPr>
-                <w:rFonts w:ascii="Times New Roman" w:cs="Times New Roman" w:eastAsia="Times New Roman" w:hAnsi="Times New Roman"/>
-                <w:b w:val="1"/>
-                <w:bCs w:val="1"/>
-                <w:rtl w:val="0"/>
-              </w:rPr>
-              <w:t xml:space="preserve">payment_status</w:t>
-            </w:r>
-            <w:r>
-              <w:rPr>
-                <w:rtl w:val="0"/>
-              </w:rPr>
-            </w:r>
-          </w:p>
-        </w:tc>
-        <w:tc>
-          <w:tcPr>
-            <w:tcBorders>
-              <w:top w:color="c4c7c5" w:space="0" w:sz="6" w:val="single"/>
-              <w:left w:color="c4c7c5" w:space="0" w:sz="6" w:val="single"/>
-              <w:bottom w:color="c4c7c5" w:space="0" w:sz="6" w:val="single"/>
-              <w:right w:color="c4c7c5" w:space="0" w:sz="6" w:val="single"/>
-            </w:tcBorders>
-            <w:tcMar>
-              <w:top w:w="120.0" w:type="dxa"/>
-              <w:left w:w="180.0" w:type="dxa"/>
-              <w:bottom w:w="120.0" w:type="dxa"/>
-              <w:right w:w="180.0" w:type="dxa"/>
-            </w:tcMar>
-            <w:vAlign w:val="top"/>
-          </w:tcPr>
-          <w:p>
-            <w:pPr>
-              <w:spacing w:after="0" w:lineRule="auto"/>
-              <w:jc w:val="both"/>
-              <w:rPr>
-                <w:rFonts w:ascii="Times New Roman" w:cs="Times New Roman" w:eastAsia="Times New Roman" w:hAnsi="Times New Roman"/>
-              </w:rPr>
-            </w:pPr>
-            <w:r>
-              <w:rPr>
-                <w:rFonts w:ascii="Times New Roman" w:cs="Times New Roman" w:eastAsia="Times New Roman" w:hAnsi="Times New Roman"/>
-                <w:rtl w:val="0"/>
-              </w:rPr>
-              <w:t xml:space="preserve">ENUM</w:t>
-            </w:r>
-          </w:p>
-        </w:tc>
-        <w:tc>
-          <w:tcPr>
-            <w:tcBorders>
-              <w:top w:color="c4c7c5" w:space="0" w:sz="6" w:val="single"/>
-              <w:left w:color="c4c7c5" w:space="0" w:sz="6" w:val="single"/>
-              <w:bottom w:color="c4c7c5" w:space="0" w:sz="6" w:val="single"/>
-              <w:right w:color="c4c7c5" w:space="0" w:sz="6" w:val="single"/>
-            </w:tcBorders>
-            <w:tcMar>
-              <w:top w:w="120.0" w:type="dxa"/>
-              <w:left w:w="180.0" w:type="dxa"/>
-              <w:bottom w:w="120.0" w:type="dxa"/>
-              <w:right w:w="180.0" w:type="dxa"/>
-            </w:tcMar>
-            <w:vAlign w:val="top"/>
-          </w:tcPr>
-          <w:p>
-            <w:pPr>
-              <w:spacing w:after="0" w:lineRule="auto"/>
-              <w:jc w:val="both"/>
-              <w:rPr>
-                <w:rFonts w:ascii="Times New Roman" w:cs="Times New Roman" w:eastAsia="Times New Roman" w:hAnsi="Times New Roman"/>
-              </w:rPr>
-            </w:pPr>
-            <w:r>
-              <w:rPr>
-                <w:rFonts w:ascii="Times New Roman" w:cs="Times New Roman" w:eastAsia="Times New Roman" w:hAnsi="Times New Roman"/>
-                <w:rtl w:val="0"/>
-              </w:rPr>
-              <w:t xml:space="preserve">NOT NULL, DEFAULT 'PENDING'</w:t>
-            </w:r>
-          </w:p>
-        </w:tc>
-      </w:tr>
-      <w:tr>
-        <w:trPr>
-          <w:cantSplit w:val="0"/>
-          <w:trHeight w:val="566.9291338582677" w:hRule="atLeast"/>
-          <w:tblHeader w:val="0"/>
-        </w:trPr>
-        <w:tc>
-          <w:tcPr>
-            <w:tcBorders>
               <w:top w:color="a4b1cd" w:space="0" w:sz="6" w:val="single"/>
               <w:left w:color="a4b1cd" w:space="0" w:sz="6" w:val="single"/>
               <w:bottom w:color="000000" w:space="0" w:sz="6" w:val="single"/>
@@ -11344,18 +12417,14 @@
               <w:jc w:val="both"/>
               <w:rPr>
                 <w:rFonts w:ascii="Times New Roman" w:cs="Times New Roman" w:eastAsia="Times New Roman" w:hAnsi="Times New Roman"/>
-                <w:b w:val="1"/>
-                <w:bCs w:val="1"/>
-              </w:rPr>
-            </w:pPr>
-            <w:r>
-              <w:rPr>
-                <w:rFonts w:ascii="Times New Roman" w:cs="Times New Roman" w:eastAsia="Times New Roman" w:hAnsi="Times New Roman"/>
-                <w:b w:val="1"/>
-                <w:bCs w:val="1"/>
-                <w:rtl w:val="0"/>
-              </w:rPr>
-              <w:t xml:space="preserve">gateway_transaction_token</w:t>
+              </w:rPr>
+            </w:pPr>
+            <w:r>
+              <w:rPr>
+                <w:rFonts w:ascii="Times New Roman" w:cs="Times New Roman" w:eastAsia="Times New Roman" w:hAnsi="Times New Roman"/>
+                <w:rtl w:val="0"/>
+              </w:rPr>
+              <w:t xml:space="preserve">amount</w:t>
             </w:r>
           </w:p>
         </w:tc>
@@ -11400,7 +12469,7 @@
                 <w:rFonts w:ascii="Times New Roman" w:cs="Times New Roman" w:eastAsia="Times New Roman" w:hAnsi="Times New Roman"/>
                 <w:rtl w:val="0"/>
               </w:rPr>
-              <w:t xml:space="preserve">VARCHAR(100)</w:t>
+              <w:t xml:space="preserve">DECIMAL(10,2)</w:t>
             </w:r>
           </w:p>
         </w:tc>
@@ -11445,7 +12514,254 @@
                 <w:rFonts w:ascii="Times New Roman" w:cs="Times New Roman" w:eastAsia="Times New Roman" w:hAnsi="Times New Roman"/>
                 <w:rtl w:val="0"/>
               </w:rPr>
-              <w:t xml:space="preserve">NULL</w:t>
+              <w:t xml:space="preserve">NOT NULL</w:t>
+            </w:r>
+            <w:r>
+              <w:rPr>
+                <w:rFonts w:ascii="Times New Roman" w:cs="Times New Roman" w:eastAsia="Times New Roman" w:hAnsi="Times New Roman"/>
+                <w:rtl w:val="0"/>
+              </w:rPr>
+              <w:t xml:space="preserve"> — mirrors </w:t>
+            </w:r>
+            <w:r>
+              <w:rPr>
+                <w:rFonts w:ascii="Times New Roman" w:cs="Times New Roman" w:eastAsia="Times New Roman" w:hAnsi="Times New Roman"/>
+                <w:rtl w:val="0"/>
+              </w:rPr>
+              <w:t xml:space="preserve">orders.grand_total</w:t>
+            </w:r>
+            <w:r>
+              <w:rPr>
+                <w:rFonts w:ascii="Times New Roman" w:cs="Times New Roman" w:eastAsia="Times New Roman" w:hAnsi="Times New Roman"/>
+                <w:rtl w:val="0"/>
+              </w:rPr>
+              <w:t xml:space="preserve"> at payment time</w:t>
+            </w:r>
+          </w:p>
+        </w:tc>
+      </w:tr>
+      <w:tr>
+        <w:trPr>
+          <w:cantSplit w:val="0"/>
+          <w:trHeight w:val="566.9291338582677" w:hRule="atLeast"/>
+          <w:tblHeader w:val="0"/>
+        </w:trPr>
+        <w:tc>
+          <w:tcPr>
+            <w:tcBorders>
+              <w:top w:color="c4c7c5" w:space="0" w:sz="6" w:val="single"/>
+              <w:left w:color="c4c7c5" w:space="0" w:sz="6" w:val="single"/>
+              <w:bottom w:color="c4c7c5" w:space="0" w:sz="6" w:val="single"/>
+              <w:right w:color="c4c7c5" w:space="0" w:sz="6" w:val="single"/>
+            </w:tcBorders>
+            <w:tcMar>
+              <w:top w:w="120.0" w:type="dxa"/>
+              <w:left w:w="180.0" w:type="dxa"/>
+              <w:bottom w:w="120.0" w:type="dxa"/>
+              <w:right w:w="180.0" w:type="dxa"/>
+            </w:tcMar>
+            <w:vAlign w:val="top"/>
+          </w:tcPr>
+          <w:p>
+            <w:pPr>
+              <w:spacing w:after="0" w:lineRule="auto"/>
+              <w:jc w:val="both"/>
+              <w:rPr>
+                <w:rFonts w:ascii="Times New Roman" w:cs="Times New Roman" w:eastAsia="Times New Roman" w:hAnsi="Times New Roman"/>
+              </w:rPr>
+            </w:pPr>
+            <w:r>
+              <w:rPr>
+                <w:rFonts w:ascii="Times New Roman" w:cs="Times New Roman" w:eastAsia="Times New Roman" w:hAnsi="Times New Roman"/>
+                <w:b w:val="1"/>
+                <w:bCs w:val="1"/>
+                <w:rtl w:val="0"/>
+              </w:rPr>
+              <w:t xml:space="preserve">payment_method</w:t>
+            </w:r>
+            <w:r>
+              <w:rPr>
+                <w:rtl w:val="0"/>
+              </w:rPr>
+            </w:r>
+          </w:p>
+        </w:tc>
+        <w:tc>
+          <w:tcPr>
+            <w:tcBorders>
+              <w:top w:color="c4c7c5" w:space="0" w:sz="6" w:val="single"/>
+              <w:left w:color="c4c7c5" w:space="0" w:sz="6" w:val="single"/>
+              <w:bottom w:color="c4c7c5" w:space="0" w:sz="6" w:val="single"/>
+              <w:right w:color="c4c7c5" w:space="0" w:sz="6" w:val="single"/>
+            </w:tcBorders>
+            <w:tcMar>
+              <w:top w:w="120.0" w:type="dxa"/>
+              <w:left w:w="180.0" w:type="dxa"/>
+              <w:bottom w:w="120.0" w:type="dxa"/>
+              <w:right w:w="180.0" w:type="dxa"/>
+            </w:tcMar>
+            <w:vAlign w:val="top"/>
+          </w:tcPr>
+          <w:p>
+            <w:pPr>
+              <w:spacing w:after="0" w:lineRule="auto"/>
+              <w:jc w:val="both"/>
+              <w:rPr>
+                <w:rFonts w:ascii="Times New Roman" w:cs="Times New Roman" w:eastAsia="Times New Roman" w:hAnsi="Times New Roman"/>
+              </w:rPr>
+            </w:pPr>
+            <w:r>
+              <w:rPr>
+                <w:rFonts w:ascii="Times New Roman" w:cs="Times New Roman" w:eastAsia="Times New Roman" w:hAnsi="Times New Roman"/>
+                <w:rtl w:val="0"/>
+              </w:rPr>
+              <w:t xml:space="preserve">ENUM</w:t>
+            </w:r>
+          </w:p>
+        </w:tc>
+        <w:tc>
+          <w:tcPr>
+            <w:tcBorders>
+              <w:top w:color="c4c7c5" w:space="0" w:sz="6" w:val="single"/>
+              <w:left w:color="c4c7c5" w:space="0" w:sz="6" w:val="single"/>
+              <w:bottom w:color="c4c7c5" w:space="0" w:sz="6" w:val="single"/>
+              <w:right w:color="c4c7c5" w:space="0" w:sz="6" w:val="single"/>
+            </w:tcBorders>
+            <w:tcMar>
+              <w:top w:w="120.0" w:type="dxa"/>
+              <w:left w:w="180.0" w:type="dxa"/>
+              <w:bottom w:w="120.0" w:type="dxa"/>
+              <w:right w:w="180.0" w:type="dxa"/>
+            </w:tcMar>
+            <w:vAlign w:val="top"/>
+          </w:tcPr>
+          <w:p>
+            <w:pPr>
+              <w:spacing w:after="0" w:lineRule="auto"/>
+              <w:jc w:val="both"/>
+              <w:rPr>
+                <w:rFonts w:ascii="Times New Roman" w:cs="Times New Roman" w:eastAsia="Times New Roman" w:hAnsi="Times New Roman"/>
+              </w:rPr>
+            </w:pPr>
+            <w:r>
+              <w:rPr>
+                <w:rFonts w:ascii="Times New Roman" w:cs="Times New Roman" w:eastAsia="Times New Roman" w:hAnsi="Times New Roman"/>
+                <w:rtl w:val="0"/>
+              </w:rPr>
+              <w:t xml:space="preserve">NOT NULL</w:t>
+            </w:r>
+          </w:p>
+        </w:tc>
+      </w:tr>
+      <w:tr>
+        <w:trPr>
+          <w:cantSplit w:val="0"/>
+          <w:trHeight w:val="566.9291338582677" w:hRule="atLeast"/>
+          <w:tblHeader w:val="0"/>
+        </w:trPr>
+        <w:tc>
+          <w:tcPr>
+            <w:tcBorders>
+              <w:top w:color="c4c7c5" w:space="0" w:sz="6" w:val="single"/>
+              <w:left w:color="c4c7c5" w:space="0" w:sz="6" w:val="single"/>
+              <w:bottom w:color="c4c7c5" w:space="0" w:sz="6" w:val="single"/>
+              <w:right w:color="c4c7c5" w:space="0" w:sz="6" w:val="single"/>
+            </w:tcBorders>
+            <w:tcMar>
+              <w:top w:w="120.0" w:type="dxa"/>
+              <w:left w:w="180.0" w:type="dxa"/>
+              <w:bottom w:w="120.0" w:type="dxa"/>
+              <w:right w:w="180.0" w:type="dxa"/>
+            </w:tcMar>
+            <w:vAlign w:val="top"/>
+          </w:tcPr>
+          <w:p>
+            <w:pPr>
+              <w:spacing w:after="0" w:lineRule="auto"/>
+              <w:jc w:val="both"/>
+              <w:rPr>
+                <w:rFonts w:ascii="Times New Roman" w:cs="Times New Roman" w:eastAsia="Times New Roman" w:hAnsi="Times New Roman"/>
+              </w:rPr>
+            </w:pPr>
+            <w:r>
+              <w:rPr>
+                <w:rFonts w:ascii="Times New Roman" w:cs="Times New Roman" w:eastAsia="Times New Roman" w:hAnsi="Times New Roman"/>
+                <w:b w:val="1"/>
+                <w:bCs w:val="1"/>
+                <w:rtl w:val="0"/>
+              </w:rPr>
+              <w:t xml:space="preserve">payment_status</w:t>
+            </w:r>
+            <w:r>
+              <w:rPr>
+                <w:rtl w:val="0"/>
+              </w:rPr>
+            </w:r>
+          </w:p>
+        </w:tc>
+        <w:tc>
+          <w:tcPr>
+            <w:tcBorders>
+              <w:top w:color="c4c7c5" w:space="0" w:sz="6" w:val="single"/>
+              <w:left w:color="c4c7c5" w:space="0" w:sz="6" w:val="single"/>
+              <w:bottom w:color="c4c7c5" w:space="0" w:sz="6" w:val="single"/>
+              <w:right w:color="c4c7c5" w:space="0" w:sz="6" w:val="single"/>
+            </w:tcBorders>
+            <w:tcMar>
+              <w:top w:w="120.0" w:type="dxa"/>
+              <w:left w:w="180.0" w:type="dxa"/>
+              <w:bottom w:w="120.0" w:type="dxa"/>
+              <w:right w:w="180.0" w:type="dxa"/>
+            </w:tcMar>
+            <w:vAlign w:val="top"/>
+          </w:tcPr>
+          <w:p>
+            <w:pPr>
+              <w:spacing w:after="0" w:lineRule="auto"/>
+              <w:jc w:val="both"/>
+              <w:rPr>
+                <w:rFonts w:ascii="Times New Roman" w:cs="Times New Roman" w:eastAsia="Times New Roman" w:hAnsi="Times New Roman"/>
+              </w:rPr>
+            </w:pPr>
+            <w:r>
+              <w:rPr>
+                <w:rFonts w:ascii="Times New Roman" w:cs="Times New Roman" w:eastAsia="Times New Roman" w:hAnsi="Times New Roman"/>
+                <w:rtl w:val="0"/>
+              </w:rPr>
+              <w:t xml:space="preserve">ENUM</w:t>
+            </w:r>
+          </w:p>
+        </w:tc>
+        <w:tc>
+          <w:tcPr>
+            <w:tcBorders>
+              <w:top w:color="c4c7c5" w:space="0" w:sz="6" w:val="single"/>
+              <w:left w:color="c4c7c5" w:space="0" w:sz="6" w:val="single"/>
+              <w:bottom w:color="c4c7c5" w:space="0" w:sz="6" w:val="single"/>
+              <w:right w:color="c4c7c5" w:space="0" w:sz="6" w:val="single"/>
+            </w:tcBorders>
+            <w:tcMar>
+              <w:top w:w="120.0" w:type="dxa"/>
+              <w:left w:w="180.0" w:type="dxa"/>
+              <w:bottom w:w="120.0" w:type="dxa"/>
+              <w:right w:w="180.0" w:type="dxa"/>
+            </w:tcMar>
+            <w:vAlign w:val="top"/>
+          </w:tcPr>
+          <w:p>
+            <w:pPr>
+              <w:spacing w:after="0" w:lineRule="auto"/>
+              <w:jc w:val="both"/>
+              <w:rPr>
+                <w:rFonts w:ascii="Times New Roman" w:cs="Times New Roman" w:eastAsia="Times New Roman" w:hAnsi="Times New Roman"/>
+              </w:rPr>
+            </w:pPr>
+            <w:r>
+              <w:rPr>
+                <w:rFonts w:ascii="Times New Roman" w:cs="Times New Roman" w:eastAsia="Times New Roman" w:hAnsi="Times New Roman"/>
+                <w:rtl w:val="0"/>
+              </w:rPr>
+              <w:t xml:space="preserve">NOT NULL, DEFAULT 'PENDING'</w:t>
             </w:r>
           </w:p>
         </w:tc>
@@ -11501,7 +12817,7 @@
                 <w:bCs w:val="1"/>
                 <w:rtl w:val="0"/>
               </w:rPr>
-              <w:t xml:space="preserve">transaction_id</w:t>
+              <w:t xml:space="preserve">gateway_transaction_token</w:t>
             </w:r>
           </w:p>
         </w:tc>
@@ -11546,7 +12862,7 @@
                 <w:rFonts w:ascii="Times New Roman" w:cs="Times New Roman" w:eastAsia="Times New Roman" w:hAnsi="Times New Roman"/>
                 <w:rtl w:val="0"/>
               </w:rPr>
-              <w:t xml:space="preserve">VARCHAR(50)</w:t>
+              <w:t xml:space="preserve">VARCHAR(100)</w:t>
             </w:r>
           </w:p>
         </w:tc>
@@ -11591,6 +12907,152 @@
                 <w:rFonts w:ascii="Times New Roman" w:cs="Times New Roman" w:eastAsia="Times New Roman" w:hAnsi="Times New Roman"/>
                 <w:rtl w:val="0"/>
               </w:rPr>
+              <w:t xml:space="preserve">NULL</w:t>
+            </w:r>
+          </w:p>
+        </w:tc>
+      </w:tr>
+      <w:tr>
+        <w:trPr>
+          <w:cantSplit w:val="0"/>
+          <w:trHeight w:val="566.9291338582677" w:hRule="atLeast"/>
+          <w:tblHeader w:val="0"/>
+        </w:trPr>
+        <w:tc>
+          <w:tcPr>
+            <w:tcBorders>
+              <w:top w:color="a4b1cd" w:space="0" w:sz="6" w:val="single"/>
+              <w:left w:color="a4b1cd" w:space="0" w:sz="6" w:val="single"/>
+              <w:bottom w:color="000000" w:space="0" w:sz="6" w:val="single"/>
+              <w:right w:color="000000" w:space="0" w:sz="6" w:val="single"/>
+            </w:tcBorders>
+            <w:tcMar>
+              <w:top w:w="80.0" w:type="dxa"/>
+              <w:left w:w="140.0" w:type="dxa"/>
+              <w:bottom w:w="80.0" w:type="dxa"/>
+              <w:right w:w="140.0" w:type="dxa"/>
+            </w:tcMar>
+            <w:vAlign w:val="top"/>
+          </w:tcPr>
+          <w:p>
+            <w:pPr>
+              <w:keepNext w:val="0"/>
+              <w:keepLines w:val="0"/>
+              <w:widowControl w:val="1"/>
+              <w:pBdr>
+                <w:top w:space="0" w:sz="0" w:val="nil"/>
+                <w:left w:space="0" w:sz="0" w:val="nil"/>
+                <w:bottom w:space="0" w:sz="0" w:val="nil"/>
+                <w:right w:space="0" w:sz="0" w:val="nil"/>
+                <w:between w:space="0" w:sz="0" w:val="nil"/>
+              </w:pBdr>
+              <w:shd w:fill="auto" w:val="clear"/>
+              <w:spacing w:after="0" w:before="0" w:line="276" w:lineRule="auto"/>
+              <w:ind w:left="0" w:right="0" w:firstLine="0"/>
+              <w:jc w:val="both"/>
+              <w:rPr>
+                <w:rFonts w:ascii="Times New Roman" w:cs="Times New Roman" w:eastAsia="Times New Roman" w:hAnsi="Times New Roman"/>
+                <w:b w:val="1"/>
+                <w:bCs w:val="1"/>
+              </w:rPr>
+            </w:pPr>
+            <w:r>
+              <w:rPr>
+                <w:rFonts w:ascii="Times New Roman" w:cs="Times New Roman" w:eastAsia="Times New Roman" w:hAnsi="Times New Roman"/>
+                <w:b w:val="1"/>
+                <w:bCs w:val="1"/>
+                <w:rtl w:val="0"/>
+              </w:rPr>
+              <w:t xml:space="preserve">transaction_id</w:t>
+            </w:r>
+          </w:p>
+        </w:tc>
+        <w:tc>
+          <w:tcPr>
+            <w:tcBorders>
+              <w:top w:color="a4b1cd" w:space="0" w:sz="6" w:val="single"/>
+              <w:left w:color="a4b1cd" w:space="0" w:sz="6" w:val="single"/>
+              <w:bottom w:color="000000" w:space="0" w:sz="6" w:val="single"/>
+              <w:right w:color="000000" w:space="0" w:sz="6" w:val="single"/>
+            </w:tcBorders>
+            <w:tcMar>
+              <w:top w:w="80.0" w:type="dxa"/>
+              <w:left w:w="140.0" w:type="dxa"/>
+              <w:bottom w:w="80.0" w:type="dxa"/>
+              <w:right w:w="140.0" w:type="dxa"/>
+            </w:tcMar>
+            <w:vAlign w:val="top"/>
+          </w:tcPr>
+          <w:p>
+            <w:pPr>
+              <w:keepNext w:val="0"/>
+              <w:keepLines w:val="0"/>
+              <w:widowControl w:val="1"/>
+              <w:pBdr>
+                <w:top w:space="0" w:sz="0" w:val="nil"/>
+                <w:left w:space="0" w:sz="0" w:val="nil"/>
+                <w:bottom w:space="0" w:sz="0" w:val="nil"/>
+                <w:right w:space="0" w:sz="0" w:val="nil"/>
+                <w:between w:space="0" w:sz="0" w:val="nil"/>
+              </w:pBdr>
+              <w:shd w:fill="auto" w:val="clear"/>
+              <w:spacing w:after="0" w:before="0" w:line="276" w:lineRule="auto"/>
+              <w:ind w:left="0" w:right="0" w:firstLine="0"/>
+              <w:jc w:val="both"/>
+              <w:rPr>
+                <w:rFonts w:ascii="Times New Roman" w:cs="Times New Roman" w:eastAsia="Times New Roman" w:hAnsi="Times New Roman"/>
+              </w:rPr>
+            </w:pPr>
+            <w:r>
+              <w:rPr>
+                <w:rFonts w:ascii="Times New Roman" w:cs="Times New Roman" w:eastAsia="Times New Roman" w:hAnsi="Times New Roman"/>
+                <w:rtl w:val="0"/>
+              </w:rPr>
+              <w:t xml:space="preserve">VARCHAR(50)</w:t>
+            </w:r>
+          </w:p>
+        </w:tc>
+        <w:tc>
+          <w:tcPr>
+            <w:tcBorders>
+              <w:top w:color="a4b1cd" w:space="0" w:sz="6" w:val="single"/>
+              <w:left w:color="a4b1cd" w:space="0" w:sz="6" w:val="single"/>
+              <w:bottom w:color="000000" w:space="0" w:sz="6" w:val="single"/>
+              <w:right w:color="000000" w:space="0" w:sz="6" w:val="single"/>
+            </w:tcBorders>
+            <w:tcMar>
+              <w:top w:w="80.0" w:type="dxa"/>
+              <w:left w:w="140.0" w:type="dxa"/>
+              <w:bottom w:w="80.0" w:type="dxa"/>
+              <w:right w:w="140.0" w:type="dxa"/>
+            </w:tcMar>
+            <w:vAlign w:val="top"/>
+          </w:tcPr>
+          <w:p>
+            <w:pPr>
+              <w:keepNext w:val="0"/>
+              <w:keepLines w:val="0"/>
+              <w:widowControl w:val="1"/>
+              <w:pBdr>
+                <w:top w:space="0" w:sz="0" w:val="nil"/>
+                <w:left w:space="0" w:sz="0" w:val="nil"/>
+                <w:bottom w:space="0" w:sz="0" w:val="nil"/>
+                <w:right w:space="0" w:sz="0" w:val="nil"/>
+                <w:between w:space="0" w:sz="0" w:val="nil"/>
+              </w:pBdr>
+              <w:shd w:fill="auto" w:val="clear"/>
+              <w:spacing w:after="0" w:before="0" w:line="276" w:lineRule="auto"/>
+              <w:ind w:left="0" w:right="0" w:firstLine="0"/>
+              <w:jc w:val="both"/>
+              <w:rPr>
+                <w:rFonts w:ascii="Times New Roman" w:cs="Times New Roman" w:eastAsia="Times New Roman" w:hAnsi="Times New Roman"/>
+              </w:rPr>
+            </w:pPr>
+            <w:r>
+              <w:rPr>
+                <w:rFonts w:ascii="Times New Roman" w:cs="Times New Roman" w:eastAsia="Times New Roman" w:hAnsi="Times New Roman"/>
+                <w:rtl w:val="0"/>
+              </w:rPr>
               <w:t xml:space="preserve">UNIQUE, NULL</w:t>
             </w:r>
           </w:p>
@@ -11726,8 +13188,8 @@
           <w:szCs w:val="26"/>
         </w:rPr>
       </w:pPr>
-      <w:bookmarkStart w:colFirst="0" w:colLast="0" w:name="_pa2k4s200c26" w:id="30"/>
-      <w:bookmarkEnd w:id="30"/>
+      <w:bookmarkStart w:colFirst="0" w:colLast="0" w:name="_pa2k4s200c26" w:id="31"/>
+      <w:bookmarkEnd w:id="31"/>
       <w:r>
         <w:rPr>
           <w:rtl w:val="0"/>
@@ -11750,8 +13212,8 @@
           <w:szCs w:val="26"/>
         </w:rPr>
       </w:pPr>
-      <w:bookmarkStart w:colFirst="0" w:colLast="0" w:name="_ni9vszdhar63" w:id="31"/>
-      <w:bookmarkEnd w:id="31"/>
+      <w:bookmarkStart w:colFirst="0" w:colLast="0" w:name="_ni9vszdhar63" w:id="32"/>
+      <w:bookmarkEnd w:id="32"/>
       <w:r>
         <w:rPr>
           <w:rFonts w:ascii="Times New Roman" w:cs="Times New Roman" w:eastAsia="Times New Roman" w:hAnsi="Times New Roman"/>
@@ -11810,14 +13272,14 @@
         <w:tblLook w:val="0600"/>
       </w:tblPr>
       <w:tblGrid>
-        <w:gridCol w:w="2220"/>
-        <w:gridCol w:w="1680"/>
-        <w:gridCol w:w="4530"/>
+        <w:gridCol w:w="2400"/>
+        <w:gridCol w:w="1830"/>
+        <w:gridCol w:w="4200"/>
         <w:tblGridChange w:id="0">
           <w:tblGrid>
-            <w:gridCol w:w="2220"/>
-            <w:gridCol w:w="1680"/>
-            <w:gridCol w:w="4530"/>
+            <w:gridCol w:w="2400"/>
+            <w:gridCol w:w="1830"/>
+            <w:gridCol w:w="4200"/>
           </w:tblGrid>
         </w:tblGridChange>
       </w:tblGrid>
@@ -12285,7 +13747,7 @@
                 <w:rFonts w:ascii="Times New Roman" w:cs="Times New Roman" w:eastAsia="Times New Roman" w:hAnsi="Times New Roman"/>
                 <w:rtl w:val="0"/>
               </w:rPr>
-              <w:t xml:space="preserve">NOT NULL, DEFAULT 'UNASSIGNED'</w:t>
+              <w:t xml:space="preserve">NOT NULL, DEFAULT 'UNASSIGNED' - UNASSIGNED, SHIPPED, DELIVERED</w:t>
             </w:r>
           </w:p>
         </w:tc>
@@ -12600,7 +14062,7 @@
                 <w:bCs w:val="1"/>
                 <w:rtl w:val="0"/>
               </w:rPr>
-              <w:t xml:space="preserve">origin_hub</w:t>
+              <w:t xml:space="preserve">assigned_driver_user_id</w:t>
             </w:r>
           </w:p>
         </w:tc>
@@ -12645,7 +14107,7 @@
                 <w:rFonts w:ascii="Times New Roman" w:cs="Times New Roman" w:eastAsia="Times New Roman" w:hAnsi="Times New Roman"/>
                 <w:rtl w:val="0"/>
               </w:rPr>
-              <w:t xml:space="preserve">VARCHAR(150)</w:t>
+              <w:t xml:space="preserve">INT</w:t>
             </w:r>
           </w:p>
         </w:tc>
@@ -12687,10 +14149,24 @@
             </w:pPr>
             <w:r>
               <w:rPr>
-                <w:rFonts w:ascii="Times New Roman" w:cs="Times New Roman" w:eastAsia="Times New Roman" w:hAnsi="Times New Roman"/>
-                <w:rtl w:val="0"/>
-              </w:rPr>
-              <w:t xml:space="preserve">NOT NULL</w:t>
+                <w:rFonts w:ascii="Cardo" w:cs="Cardo" w:eastAsia="Cardo" w:hAnsi="Cardo"/>
+                <w:rtl w:val="0"/>
+              </w:rPr>
+              <w:t xml:space="preserve">FK → users(user_id)</w:t>
+            </w:r>
+            <w:r>
+              <w:rPr>
+                <w:rFonts w:ascii="Times New Roman" w:cs="Times New Roman" w:eastAsia="Times New Roman" w:hAnsi="Times New Roman"/>
+                <w:rtl w:val="0"/>
+              </w:rPr>
+              <w:t xml:space="preserve">, </w:t>
+            </w:r>
+            <w:r>
+              <w:rPr>
+                <w:rFonts w:ascii="Times New Roman" w:cs="Times New Roman" w:eastAsia="Times New Roman" w:hAnsi="Times New Roman"/>
+                <w:rtl w:val="0"/>
+              </w:rPr>
+              <w:t xml:space="preserve">NULL</w:t>
             </w:r>
           </w:p>
         </w:tc>
@@ -12746,7 +14222,7 @@
                 <w:bCs w:val="1"/>
                 <w:rtl w:val="0"/>
               </w:rPr>
-              <w:t xml:space="preserve">destination_address</w:t>
+              <w:t xml:space="preserve">delivery_mode</w:t>
             </w:r>
           </w:p>
         </w:tc>
@@ -12791,7 +14267,7 @@
                 <w:rFonts w:ascii="Times New Roman" w:cs="Times New Roman" w:eastAsia="Times New Roman" w:hAnsi="Times New Roman"/>
                 <w:rtl w:val="0"/>
               </w:rPr>
-              <w:t xml:space="preserve">VARCHAR(255)</w:t>
+              <w:t xml:space="preserve">ENUM</w:t>
             </w:r>
           </w:p>
         </w:tc>
@@ -12838,6 +14314,34 @@
               </w:rPr>
               <w:t xml:space="preserve">NOT NULL</w:t>
             </w:r>
+            <w:r>
+              <w:rPr>
+                <w:rFonts w:ascii="Times New Roman" w:cs="Times New Roman" w:eastAsia="Times New Roman" w:hAnsi="Times New Roman"/>
+                <w:rtl w:val="0"/>
+              </w:rPr>
+              <w:t xml:space="preserve"> — </w:t>
+            </w:r>
+            <w:r>
+              <w:rPr>
+                <w:rFonts w:ascii="Times New Roman" w:cs="Times New Roman" w:eastAsia="Times New Roman" w:hAnsi="Times New Roman"/>
+                <w:rtl w:val="0"/>
+              </w:rPr>
+              <w:t xml:space="preserve">HOME_DELIVERY</w:t>
+            </w:r>
+            <w:r>
+              <w:rPr>
+                <w:rFonts w:ascii="Times New Roman" w:cs="Times New Roman" w:eastAsia="Times New Roman" w:hAnsi="Times New Roman"/>
+                <w:rtl w:val="0"/>
+              </w:rPr>
+              <w:t xml:space="preserve">, </w:t>
+            </w:r>
+            <w:r>
+              <w:rPr>
+                <w:rFonts w:ascii="Times New Roman" w:cs="Times New Roman" w:eastAsia="Times New Roman" w:hAnsi="Times New Roman"/>
+                <w:rtl w:val="0"/>
+              </w:rPr>
+              <w:t xml:space="preserve">SHOWROOM_PICKUP</w:t>
+            </w:r>
           </w:p>
         </w:tc>
       </w:tr>
@@ -12892,7 +14396,7 @@
                 <w:bCs w:val="1"/>
                 <w:rtl w:val="0"/>
               </w:rPr>
-              <w:t xml:space="preserve">last_updated_timestamp</w:t>
+              <w:t xml:space="preserve">destination_address</w:t>
             </w:r>
           </w:p>
         </w:tc>
@@ -12937,7 +14441,7 @@
                 <w:rFonts w:ascii="Times New Roman" w:cs="Times New Roman" w:eastAsia="Times New Roman" w:hAnsi="Times New Roman"/>
                 <w:rtl w:val="0"/>
               </w:rPr>
-              <w:t xml:space="preserve">TIMESTAMP</w:t>
+              <w:t xml:space="preserve">VARCHAR(255)</w:t>
             </w:r>
           </w:p>
         </w:tc>
@@ -12982,6 +14486,152 @@
                 <w:rFonts w:ascii="Times New Roman" w:cs="Times New Roman" w:eastAsia="Times New Roman" w:hAnsi="Times New Roman"/>
                 <w:rtl w:val="0"/>
               </w:rPr>
+              <w:t xml:space="preserve">NOT NULL</w:t>
+            </w:r>
+          </w:p>
+        </w:tc>
+      </w:tr>
+      <w:tr>
+        <w:trPr>
+          <w:cantSplit w:val="0"/>
+          <w:trHeight w:val="566.9291338582677" w:hRule="atLeast"/>
+          <w:tblHeader w:val="0"/>
+        </w:trPr>
+        <w:tc>
+          <w:tcPr>
+            <w:tcBorders>
+              <w:top w:color="a4b1cd" w:space="0" w:sz="6" w:val="single"/>
+              <w:left w:color="a4b1cd" w:space="0" w:sz="6" w:val="single"/>
+              <w:bottom w:color="000000" w:space="0" w:sz="6" w:val="single"/>
+              <w:right w:color="000000" w:space="0" w:sz="6" w:val="single"/>
+            </w:tcBorders>
+            <w:tcMar>
+              <w:top w:w="80.0" w:type="dxa"/>
+              <w:left w:w="140.0" w:type="dxa"/>
+              <w:bottom w:w="80.0" w:type="dxa"/>
+              <w:right w:w="140.0" w:type="dxa"/>
+            </w:tcMar>
+            <w:vAlign w:val="top"/>
+          </w:tcPr>
+          <w:p>
+            <w:pPr>
+              <w:keepNext w:val="0"/>
+              <w:keepLines w:val="0"/>
+              <w:widowControl w:val="1"/>
+              <w:pBdr>
+                <w:top w:space="0" w:sz="0" w:val="nil"/>
+                <w:left w:space="0" w:sz="0" w:val="nil"/>
+                <w:bottom w:space="0" w:sz="0" w:val="nil"/>
+                <w:right w:space="0" w:sz="0" w:val="nil"/>
+                <w:between w:space="0" w:sz="0" w:val="nil"/>
+              </w:pBdr>
+              <w:shd w:fill="auto" w:val="clear"/>
+              <w:spacing w:after="0" w:before="0" w:line="276" w:lineRule="auto"/>
+              <w:ind w:left="0" w:right="0" w:firstLine="0"/>
+              <w:jc w:val="both"/>
+              <w:rPr>
+                <w:rFonts w:ascii="Times New Roman" w:cs="Times New Roman" w:eastAsia="Times New Roman" w:hAnsi="Times New Roman"/>
+                <w:b w:val="1"/>
+                <w:bCs w:val="1"/>
+              </w:rPr>
+            </w:pPr>
+            <w:r>
+              <w:rPr>
+                <w:rFonts w:ascii="Times New Roman" w:cs="Times New Roman" w:eastAsia="Times New Roman" w:hAnsi="Times New Roman"/>
+                <w:b w:val="1"/>
+                <w:bCs w:val="1"/>
+                <w:rtl w:val="0"/>
+              </w:rPr>
+              <w:t xml:space="preserve">last_updated_timestamp</w:t>
+            </w:r>
+          </w:p>
+        </w:tc>
+        <w:tc>
+          <w:tcPr>
+            <w:tcBorders>
+              <w:top w:color="a4b1cd" w:space="0" w:sz="6" w:val="single"/>
+              <w:left w:color="a4b1cd" w:space="0" w:sz="6" w:val="single"/>
+              <w:bottom w:color="000000" w:space="0" w:sz="6" w:val="single"/>
+              <w:right w:color="000000" w:space="0" w:sz="6" w:val="single"/>
+            </w:tcBorders>
+            <w:tcMar>
+              <w:top w:w="80.0" w:type="dxa"/>
+              <w:left w:w="140.0" w:type="dxa"/>
+              <w:bottom w:w="80.0" w:type="dxa"/>
+              <w:right w:w="140.0" w:type="dxa"/>
+            </w:tcMar>
+            <w:vAlign w:val="top"/>
+          </w:tcPr>
+          <w:p>
+            <w:pPr>
+              <w:keepNext w:val="0"/>
+              <w:keepLines w:val="0"/>
+              <w:widowControl w:val="1"/>
+              <w:pBdr>
+                <w:top w:space="0" w:sz="0" w:val="nil"/>
+                <w:left w:space="0" w:sz="0" w:val="nil"/>
+                <w:bottom w:space="0" w:sz="0" w:val="nil"/>
+                <w:right w:space="0" w:sz="0" w:val="nil"/>
+                <w:between w:space="0" w:sz="0" w:val="nil"/>
+              </w:pBdr>
+              <w:shd w:fill="auto" w:val="clear"/>
+              <w:spacing w:after="0" w:before="0" w:line="276" w:lineRule="auto"/>
+              <w:ind w:left="0" w:right="0" w:firstLine="0"/>
+              <w:jc w:val="both"/>
+              <w:rPr>
+                <w:rFonts w:ascii="Times New Roman" w:cs="Times New Roman" w:eastAsia="Times New Roman" w:hAnsi="Times New Roman"/>
+              </w:rPr>
+            </w:pPr>
+            <w:r>
+              <w:rPr>
+                <w:rFonts w:ascii="Times New Roman" w:cs="Times New Roman" w:eastAsia="Times New Roman" w:hAnsi="Times New Roman"/>
+                <w:rtl w:val="0"/>
+              </w:rPr>
+              <w:t xml:space="preserve">TIMESTAMP</w:t>
+            </w:r>
+          </w:p>
+        </w:tc>
+        <w:tc>
+          <w:tcPr>
+            <w:tcBorders>
+              <w:top w:color="a4b1cd" w:space="0" w:sz="6" w:val="single"/>
+              <w:left w:color="a4b1cd" w:space="0" w:sz="6" w:val="single"/>
+              <w:bottom w:color="000000" w:space="0" w:sz="6" w:val="single"/>
+              <w:right w:color="000000" w:space="0" w:sz="6" w:val="single"/>
+            </w:tcBorders>
+            <w:tcMar>
+              <w:top w:w="80.0" w:type="dxa"/>
+              <w:left w:w="140.0" w:type="dxa"/>
+              <w:bottom w:w="80.0" w:type="dxa"/>
+              <w:right w:w="140.0" w:type="dxa"/>
+            </w:tcMar>
+            <w:vAlign w:val="top"/>
+          </w:tcPr>
+          <w:p>
+            <w:pPr>
+              <w:keepNext w:val="0"/>
+              <w:keepLines w:val="0"/>
+              <w:widowControl w:val="1"/>
+              <w:pBdr>
+                <w:top w:space="0" w:sz="0" w:val="nil"/>
+                <w:left w:space="0" w:sz="0" w:val="nil"/>
+                <w:bottom w:space="0" w:sz="0" w:val="nil"/>
+                <w:right w:space="0" w:sz="0" w:val="nil"/>
+                <w:between w:space="0" w:sz="0" w:val="nil"/>
+              </w:pBdr>
+              <w:shd w:fill="auto" w:val="clear"/>
+              <w:spacing w:after="0" w:before="0" w:line="276" w:lineRule="auto"/>
+              <w:ind w:left="0" w:right="0" w:firstLine="0"/>
+              <w:jc w:val="both"/>
+              <w:rPr>
+                <w:rFonts w:ascii="Times New Roman" w:cs="Times New Roman" w:eastAsia="Times New Roman" w:hAnsi="Times New Roman"/>
+              </w:rPr>
+            </w:pPr>
+            <w:r>
+              <w:rPr>
+                <w:rFonts w:ascii="Times New Roman" w:cs="Times New Roman" w:eastAsia="Times New Roman" w:hAnsi="Times New Roman"/>
+                <w:rtl w:val="0"/>
+              </w:rPr>
               <w:t xml:space="preserve">DEFAULT CURRENT_TIMESTAMP ON UPDATE</w:t>
             </w:r>
           </w:p>
@@ -13004,8 +14654,8 @@
           <w:szCs w:val="26"/>
         </w:rPr>
       </w:pPr>
-      <w:bookmarkStart w:colFirst="0" w:colLast="0" w:name="_1j2ufy4zzbdu" w:id="32"/>
-      <w:bookmarkEnd w:id="32"/>
+      <w:bookmarkStart w:colFirst="0" w:colLast="0" w:name="_1j2ufy4zzbdu" w:id="33"/>
+      <w:bookmarkEnd w:id="33"/>
       <w:r>
         <w:rPr>
           <w:rtl w:val="0"/>
@@ -13028,8 +14678,8 @@
           <w:szCs w:val="26"/>
         </w:rPr>
       </w:pPr>
-      <w:bookmarkStart w:colFirst="0" w:colLast="0" w:name="_uvvq213j1xni" w:id="33"/>
-      <w:bookmarkEnd w:id="33"/>
+      <w:bookmarkStart w:colFirst="0" w:colLast="0" w:name="_uvvq213j1xni" w:id="34"/>
+      <w:bookmarkEnd w:id="34"/>
       <w:r>
         <w:rPr>
           <w:rFonts w:ascii="Times New Roman" w:cs="Times New Roman" w:eastAsia="Times New Roman" w:hAnsi="Times New Roman"/>
@@ -13450,7 +15100,7 @@
                 <w:rFonts w:ascii="Times New Roman" w:cs="Times New Roman" w:eastAsia="Times New Roman" w:hAnsi="Times New Roman"/>
                 <w:rtl w:val="0"/>
               </w:rPr>
-              <w:t xml:space="preserve">FOREIGN KEY, NOT NULL</w:t>
+              <w:t xml:space="preserve">FOREIGN KEY, NOT NULL, UNIQUE</w:t>
             </w:r>
           </w:p>
         </w:tc>
@@ -13563,7 +15213,7 @@
                 <w:rFonts w:ascii="Times New Roman" w:cs="Times New Roman" w:eastAsia="Times New Roman" w:hAnsi="Times New Roman"/>
                 <w:rtl w:val="0"/>
               </w:rPr>
-              <w:t xml:space="preserve">FOREIGN KEY, NOT NULL</w:t>
+              <w:t xml:space="preserve">FOREIGN KEY, NOT NULL, UNIQUE</w:t>
             </w:r>
           </w:p>
         </w:tc>
@@ -13643,7 +15293,7 @@
                 <w:rFonts w:ascii="Times New Roman" w:cs="Times New Roman" w:eastAsia="Times New Roman" w:hAnsi="Times New Roman"/>
                 <w:rtl w:val="0"/>
               </w:rPr>
-              <w:t xml:space="preserve">INT</w:t>
+              <w:t xml:space="preserve">DECIMAL(3,2)</w:t>
             </w:r>
           </w:p>
         </w:tc>
@@ -13718,7 +15368,7 @@
                 <w:bCs w:val="1"/>
                 <w:rtl w:val="0"/>
               </w:rPr>
-              <w:t xml:space="preserve">review_text</w:t>
+              <w:t xml:space="preserve">feedback</w:t>
             </w:r>
             <w:r>
               <w:rPr>
@@ -13923,8 +15573,8 @@
           <w:szCs w:val="34"/>
         </w:rPr>
       </w:pPr>
-      <w:bookmarkStart w:colFirst="0" w:colLast="0" w:name="_7bj24fs4vr4i" w:id="34"/>
-      <w:bookmarkEnd w:id="34"/>
+      <w:bookmarkStart w:colFirst="0" w:colLast="0" w:name="_7bj24fs4vr4i" w:id="35"/>
+      <w:bookmarkEnd w:id="35"/>
       <w:r>
         <w:rPr>
           <w:rtl w:val="0"/>
@@ -13958,8 +15608,8 @@
           <w:szCs w:val="26"/>
         </w:rPr>
       </w:pPr>
-      <w:bookmarkStart w:colFirst="0" w:colLast="0" w:name="_9hj3yi5fg0m" w:id="35"/>
-      <w:bookmarkEnd w:id="35"/>
+      <w:bookmarkStart w:colFirst="0" w:colLast="0" w:name="_9hj3yi5fg0m" w:id="36"/>
+      <w:bookmarkEnd w:id="36"/>
       <w:r>
         <w:rPr>
           <w:rFonts w:ascii="Times New Roman" w:cs="Times New Roman" w:eastAsia="Times New Roman" w:hAnsi="Times New Roman"/>
@@ -13997,8 +15647,8 @@
           <w:szCs w:val="22"/>
         </w:rPr>
       </w:pPr>
-      <w:bookmarkStart w:colFirst="0" w:colLast="0" w:name="_chfcwxptp86p" w:id="36"/>
-      <w:bookmarkEnd w:id="36"/>
+      <w:bookmarkStart w:colFirst="0" w:colLast="0" w:name="_chfcwxptp86p" w:id="37"/>
+      <w:bookmarkEnd w:id="37"/>
       <w:r>
         <w:rPr>
           <w:rFonts w:ascii="Times New Roman" w:cs="Times New Roman" w:eastAsia="Times New Roman" w:hAnsi="Times New Roman"/>
@@ -14866,8 +16516,8 @@
           <w:szCs w:val="26"/>
         </w:rPr>
       </w:pPr>
-      <w:bookmarkStart w:colFirst="0" w:colLast="0" w:name="_ttni0ut6n1r0" w:id="37"/>
-      <w:bookmarkEnd w:id="37"/>
+      <w:bookmarkStart w:colFirst="0" w:colLast="0" w:name="_ttni0ut6n1r0" w:id="38"/>
+      <w:bookmarkEnd w:id="38"/>
       <w:r>
         <w:rPr>
           <w:rtl w:val="0"/>
@@ -14901,8 +16551,8 @@
           <w:szCs w:val="26"/>
         </w:rPr>
       </w:pPr>
-      <w:bookmarkStart w:colFirst="0" w:colLast="0" w:name="_q49iyv3kdqbe" w:id="38"/>
-      <w:bookmarkEnd w:id="38"/>
+      <w:bookmarkStart w:colFirst="0" w:colLast="0" w:name="_q49iyv3kdqbe" w:id="39"/>
+      <w:bookmarkEnd w:id="39"/>
       <w:r>
         <w:rPr>
           <w:rFonts w:ascii="Times New Roman" w:cs="Times New Roman" w:eastAsia="Times New Roman" w:hAnsi="Times New Roman"/>
@@ -14940,8 +16590,8 @@
           <w:szCs w:val="22"/>
         </w:rPr>
       </w:pPr>
-      <w:bookmarkStart w:colFirst="0" w:colLast="0" w:name="_dsq012s71u0g" w:id="39"/>
-      <w:bookmarkEnd w:id="39"/>
+      <w:bookmarkStart w:colFirst="0" w:colLast="0" w:name="_dsq012s71u0g" w:id="40"/>
+      <w:bookmarkEnd w:id="40"/>
       <w:r>
         <w:rPr>
           <w:rFonts w:ascii="Times New Roman" w:cs="Times New Roman" w:eastAsia="Times New Roman" w:hAnsi="Times New Roman"/>
@@ -16317,8 +17967,8 @@
           <w:szCs w:val="26"/>
         </w:rPr>
       </w:pPr>
-      <w:bookmarkStart w:colFirst="0" w:colLast="0" w:name="_1c5p8datukwp" w:id="40"/>
-      <w:bookmarkEnd w:id="40"/>
+      <w:bookmarkStart w:colFirst="0" w:colLast="0" w:name="_1c5p8datukwp" w:id="41"/>
+      <w:bookmarkEnd w:id="41"/>
       <w:r>
         <w:rPr>
           <w:rFonts w:ascii="Times New Roman" w:cs="Times New Roman" w:eastAsia="Times New Roman" w:hAnsi="Times New Roman"/>
@@ -16356,8 +18006,8 @@
           <w:szCs w:val="22"/>
         </w:rPr>
       </w:pPr>
-      <w:bookmarkStart w:colFirst="0" w:colLast="0" w:name="_ku0h74g2883e" w:id="41"/>
-      <w:bookmarkEnd w:id="41"/>
+      <w:bookmarkStart w:colFirst="0" w:colLast="0" w:name="_ku0h74g2883e" w:id="42"/>
+      <w:bookmarkEnd w:id="42"/>
       <w:r>
         <w:rPr>
           <w:rFonts w:ascii="Times New Roman" w:cs="Times New Roman" w:eastAsia="Times New Roman" w:hAnsi="Times New Roman"/>
@@ -16442,8 +18092,8 @@
                 <w:szCs w:val="22"/>
               </w:rPr>
             </w:pPr>
-            <w:bookmarkStart w:colFirst="0" w:colLast="0" w:name="_ewcu6lqackey" w:id="42"/>
-            <w:bookmarkEnd w:id="42"/>
+            <w:bookmarkStart w:colFirst="0" w:colLast="0" w:name="_ewcu6lqackey" w:id="43"/>
+            <w:bookmarkEnd w:id="43"/>
             <w:r>
               <w:rPr>
                 <w:rFonts w:ascii="Times New Roman" w:cs="Times New Roman" w:eastAsia="Times New Roman" w:hAnsi="Times New Roman"/>
@@ -16495,8 +18145,8 @@
                 <w:szCs w:val="22"/>
               </w:rPr>
             </w:pPr>
-            <w:bookmarkStart w:colFirst="0" w:colLast="0" w:name="_6eh7fetgb649" w:id="43"/>
-            <w:bookmarkEnd w:id="43"/>
+            <w:bookmarkStart w:colFirst="0" w:colLast="0" w:name="_6eh7fetgb649" w:id="44"/>
+            <w:bookmarkEnd w:id="44"/>
             <w:r>
               <w:rPr>
                 <w:rFonts w:ascii="Times New Roman" w:cs="Times New Roman" w:eastAsia="Times New Roman" w:hAnsi="Times New Roman"/>
@@ -16548,8 +18198,8 @@
                 <w:szCs w:val="22"/>
               </w:rPr>
             </w:pPr>
-            <w:bookmarkStart w:colFirst="0" w:colLast="0" w:name="_yf5958fd1cwo" w:id="44"/>
-            <w:bookmarkEnd w:id="44"/>
+            <w:bookmarkStart w:colFirst="0" w:colLast="0" w:name="_yf5958fd1cwo" w:id="45"/>
+            <w:bookmarkEnd w:id="45"/>
             <w:r>
               <w:rPr>
                 <w:rFonts w:ascii="Times New Roman" w:cs="Times New Roman" w:eastAsia="Times New Roman" w:hAnsi="Times New Roman"/>
@@ -16607,8 +18257,8 @@
                 <w:szCs w:val="22"/>
               </w:rPr>
             </w:pPr>
-            <w:bookmarkStart w:colFirst="0" w:colLast="0" w:name="_qv63udgjt7bg" w:id="45"/>
-            <w:bookmarkEnd w:id="45"/>
+            <w:bookmarkStart w:colFirst="0" w:colLast="0" w:name="_qv63udgjt7bg" w:id="46"/>
+            <w:bookmarkEnd w:id="46"/>
             <w:r>
               <w:rPr>
                 <w:rFonts w:ascii="Times New Roman" w:cs="Times New Roman" w:eastAsia="Times New Roman" w:hAnsi="Times New Roman"/>
@@ -16659,8 +18309,8 @@
                 <w:szCs w:val="22"/>
               </w:rPr>
             </w:pPr>
-            <w:bookmarkStart w:colFirst="0" w:colLast="0" w:name="_jicsd4wuy7c" w:id="46"/>
-            <w:bookmarkEnd w:id="46"/>
+            <w:bookmarkStart w:colFirst="0" w:colLast="0" w:name="_jicsd4wuy7c" w:id="47"/>
+            <w:bookmarkEnd w:id="47"/>
             <w:r>
               <w:rPr>
                 <w:rFonts w:ascii="Times New Roman" w:cs="Times New Roman" w:eastAsia="Times New Roman" w:hAnsi="Times New Roman"/>
@@ -16711,8 +18361,8 @@
                 <w:szCs w:val="22"/>
               </w:rPr>
             </w:pPr>
-            <w:bookmarkStart w:colFirst="0" w:colLast="0" w:name="_gefi2s97rjie" w:id="47"/>
-            <w:bookmarkEnd w:id="47"/>
+            <w:bookmarkStart w:colFirst="0" w:colLast="0" w:name="_gefi2s97rjie" w:id="48"/>
+            <w:bookmarkEnd w:id="48"/>
             <w:r>
               <w:rPr>
                 <w:rFonts w:ascii="Times New Roman" w:cs="Times New Roman" w:eastAsia="Times New Roman" w:hAnsi="Times New Roman"/>
@@ -16770,8 +18420,8 @@
                 <w:szCs w:val="22"/>
               </w:rPr>
             </w:pPr>
-            <w:bookmarkStart w:colFirst="0" w:colLast="0" w:name="_xf1o0zht8re9" w:id="48"/>
-            <w:bookmarkEnd w:id="48"/>
+            <w:bookmarkStart w:colFirst="0" w:colLast="0" w:name="_xf1o0zht8re9" w:id="49"/>
+            <w:bookmarkEnd w:id="49"/>
             <w:r>
               <w:rPr>
                 <w:rFonts w:ascii="Times New Roman" w:cs="Times New Roman" w:eastAsia="Times New Roman" w:hAnsi="Times New Roman"/>
@@ -16822,8 +18472,8 @@
                 <w:szCs w:val="22"/>
               </w:rPr>
             </w:pPr>
-            <w:bookmarkStart w:colFirst="0" w:colLast="0" w:name="_5d91uuw37go6" w:id="49"/>
-            <w:bookmarkEnd w:id="49"/>
+            <w:bookmarkStart w:colFirst="0" w:colLast="0" w:name="_5d91uuw37go6" w:id="50"/>
+            <w:bookmarkEnd w:id="50"/>
             <w:r>
               <w:rPr>
                 <w:rFonts w:ascii="Times New Roman" w:cs="Times New Roman" w:eastAsia="Times New Roman" w:hAnsi="Times New Roman"/>
@@ -16874,8 +18524,8 @@
                 <w:szCs w:val="22"/>
               </w:rPr>
             </w:pPr>
-            <w:bookmarkStart w:colFirst="0" w:colLast="0" w:name="_uq9qaqavz5o0" w:id="50"/>
-            <w:bookmarkEnd w:id="50"/>
+            <w:bookmarkStart w:colFirst="0" w:colLast="0" w:name="_uq9qaqavz5o0" w:id="51"/>
+            <w:bookmarkEnd w:id="51"/>
             <w:r>
               <w:rPr>
                 <w:rFonts w:ascii="Times New Roman" w:cs="Times New Roman" w:eastAsia="Times New Roman" w:hAnsi="Times New Roman"/>
@@ -16933,8 +18583,8 @@
                 <w:szCs w:val="22"/>
               </w:rPr>
             </w:pPr>
-            <w:bookmarkStart w:colFirst="0" w:colLast="0" w:name="_h9petwe8jd6q" w:id="51"/>
-            <w:bookmarkEnd w:id="51"/>
+            <w:bookmarkStart w:colFirst="0" w:colLast="0" w:name="_h9petwe8jd6q" w:id="52"/>
+            <w:bookmarkEnd w:id="52"/>
             <w:r>
               <w:rPr>
                 <w:rFonts w:ascii="Times New Roman" w:cs="Times New Roman" w:eastAsia="Times New Roman" w:hAnsi="Times New Roman"/>
@@ -16985,8 +18635,8 @@
                 <w:szCs w:val="22"/>
               </w:rPr>
             </w:pPr>
-            <w:bookmarkStart w:colFirst="0" w:colLast="0" w:name="_mhroga4efx8e" w:id="52"/>
-            <w:bookmarkEnd w:id="52"/>
+            <w:bookmarkStart w:colFirst="0" w:colLast="0" w:name="_mhroga4efx8e" w:id="53"/>
+            <w:bookmarkEnd w:id="53"/>
             <w:r>
               <w:rPr>
                 <w:rFonts w:ascii="Times New Roman" w:cs="Times New Roman" w:eastAsia="Times New Roman" w:hAnsi="Times New Roman"/>
@@ -17037,8 +18687,8 @@
                 <w:szCs w:val="22"/>
               </w:rPr>
             </w:pPr>
-            <w:bookmarkStart w:colFirst="0" w:colLast="0" w:name="_ks7jhl6qvp5t" w:id="53"/>
-            <w:bookmarkEnd w:id="53"/>
+            <w:bookmarkStart w:colFirst="0" w:colLast="0" w:name="_ks7jhl6qvp5t" w:id="54"/>
+            <w:bookmarkEnd w:id="54"/>
             <w:r>
               <w:rPr>
                 <w:rFonts w:ascii="Cardo" w:cs="Cardo" w:eastAsia="Cardo" w:hAnsi="Cardo"/>
@@ -17096,8 +18746,8 @@
                 <w:szCs w:val="22"/>
               </w:rPr>
             </w:pPr>
-            <w:bookmarkStart w:colFirst="0" w:colLast="0" w:name="_o4mmiy954q3k" w:id="54"/>
-            <w:bookmarkEnd w:id="54"/>
+            <w:bookmarkStart w:colFirst="0" w:colLast="0" w:name="_o4mmiy954q3k" w:id="55"/>
+            <w:bookmarkEnd w:id="55"/>
             <w:r>
               <w:rPr>
                 <w:rFonts w:ascii="Times New Roman" w:cs="Times New Roman" w:eastAsia="Times New Roman" w:hAnsi="Times New Roman"/>
@@ -17148,8 +18798,8 @@
                 <w:szCs w:val="22"/>
               </w:rPr>
             </w:pPr>
-            <w:bookmarkStart w:colFirst="0" w:colLast="0" w:name="_aprnnd7819z" w:id="55"/>
-            <w:bookmarkEnd w:id="55"/>
+            <w:bookmarkStart w:colFirst="0" w:colLast="0" w:name="_aprnnd7819z" w:id="56"/>
+            <w:bookmarkEnd w:id="56"/>
             <w:r>
               <w:rPr>
                 <w:rFonts w:ascii="Times New Roman" w:cs="Times New Roman" w:eastAsia="Times New Roman" w:hAnsi="Times New Roman"/>
@@ -17200,8 +18850,8 @@
                 <w:szCs w:val="22"/>
               </w:rPr>
             </w:pPr>
-            <w:bookmarkStart w:colFirst="0" w:colLast="0" w:name="_y22bul9ss9c" w:id="56"/>
-            <w:bookmarkEnd w:id="56"/>
+            <w:bookmarkStart w:colFirst="0" w:colLast="0" w:name="_y22bul9ss9c" w:id="57"/>
+            <w:bookmarkEnd w:id="57"/>
             <w:r>
               <w:rPr>
                 <w:rFonts w:ascii="Times New Roman" w:cs="Times New Roman" w:eastAsia="Times New Roman" w:hAnsi="Times New Roman"/>
@@ -17259,8 +18909,8 @@
                 <w:szCs w:val="22"/>
               </w:rPr>
             </w:pPr>
-            <w:bookmarkStart w:colFirst="0" w:colLast="0" w:name="_v9z1iiltd07u" w:id="57"/>
-            <w:bookmarkEnd w:id="57"/>
+            <w:bookmarkStart w:colFirst="0" w:colLast="0" w:name="_v9z1iiltd07u" w:id="58"/>
+            <w:bookmarkEnd w:id="58"/>
             <w:r>
               <w:rPr>
                 <w:rFonts w:ascii="Times New Roman" w:cs="Times New Roman" w:eastAsia="Times New Roman" w:hAnsi="Times New Roman"/>
@@ -17311,8 +18961,8 @@
                 <w:szCs w:val="22"/>
               </w:rPr>
             </w:pPr>
-            <w:bookmarkStart w:colFirst="0" w:colLast="0" w:name="_urjx443a8c8k" w:id="58"/>
-            <w:bookmarkEnd w:id="58"/>
+            <w:bookmarkStart w:colFirst="0" w:colLast="0" w:name="_urjx443a8c8k" w:id="59"/>
+            <w:bookmarkEnd w:id="59"/>
             <w:r>
               <w:rPr>
                 <w:rFonts w:ascii="Times New Roman" w:cs="Times New Roman" w:eastAsia="Times New Roman" w:hAnsi="Times New Roman"/>
@@ -17363,8 +19013,8 @@
                 <w:szCs w:val="22"/>
               </w:rPr>
             </w:pPr>
-            <w:bookmarkStart w:colFirst="0" w:colLast="0" w:name="_s0apn5lac118" w:id="59"/>
-            <w:bookmarkEnd w:id="59"/>
+            <w:bookmarkStart w:colFirst="0" w:colLast="0" w:name="_s0apn5lac118" w:id="60"/>
+            <w:bookmarkEnd w:id="60"/>
             <w:r>
               <w:rPr>
                 <w:rFonts w:ascii="Times New Roman" w:cs="Times New Roman" w:eastAsia="Times New Roman" w:hAnsi="Times New Roman"/>
@@ -17422,8 +19072,8 @@
                 <w:szCs w:val="22"/>
               </w:rPr>
             </w:pPr>
-            <w:bookmarkStart w:colFirst="0" w:colLast="0" w:name="_3bdj7qq5au3e" w:id="60"/>
-            <w:bookmarkEnd w:id="60"/>
+            <w:bookmarkStart w:colFirst="0" w:colLast="0" w:name="_3bdj7qq5au3e" w:id="61"/>
+            <w:bookmarkEnd w:id="61"/>
             <w:r>
               <w:rPr>
                 <w:rFonts w:ascii="Times New Roman" w:cs="Times New Roman" w:eastAsia="Times New Roman" w:hAnsi="Times New Roman"/>
@@ -17474,8 +19124,8 @@
                 <w:szCs w:val="22"/>
               </w:rPr>
             </w:pPr>
-            <w:bookmarkStart w:colFirst="0" w:colLast="0" w:name="_k40moq8uj3j" w:id="61"/>
-            <w:bookmarkEnd w:id="61"/>
+            <w:bookmarkStart w:colFirst="0" w:colLast="0" w:name="_k40moq8uj3j" w:id="62"/>
+            <w:bookmarkEnd w:id="62"/>
             <w:r>
               <w:rPr>
                 <w:rFonts w:ascii="Times New Roman" w:cs="Times New Roman" w:eastAsia="Times New Roman" w:hAnsi="Times New Roman"/>
@@ -17526,8 +19176,8 @@
                 <w:szCs w:val="22"/>
               </w:rPr>
             </w:pPr>
-            <w:bookmarkStart w:colFirst="0" w:colLast="0" w:name="_8em54l5uomc3" w:id="62"/>
-            <w:bookmarkEnd w:id="62"/>
+            <w:bookmarkStart w:colFirst="0" w:colLast="0" w:name="_8em54l5uomc3" w:id="63"/>
+            <w:bookmarkEnd w:id="63"/>
             <w:r>
               <w:rPr>
                 <w:rFonts w:ascii="Times New Roman" w:cs="Times New Roman" w:eastAsia="Times New Roman" w:hAnsi="Times New Roman"/>
@@ -17585,8 +19235,8 @@
                 <w:szCs w:val="22"/>
               </w:rPr>
             </w:pPr>
-            <w:bookmarkStart w:colFirst="0" w:colLast="0" w:name="_6xmy6s7xdlxq" w:id="63"/>
-            <w:bookmarkEnd w:id="63"/>
+            <w:bookmarkStart w:colFirst="0" w:colLast="0" w:name="_6xmy6s7xdlxq" w:id="64"/>
+            <w:bookmarkEnd w:id="64"/>
             <w:r>
               <w:rPr>
                 <w:rFonts w:ascii="Times New Roman" w:cs="Times New Roman" w:eastAsia="Times New Roman" w:hAnsi="Times New Roman"/>
@@ -17637,8 +19287,8 @@
                 <w:szCs w:val="22"/>
               </w:rPr>
             </w:pPr>
-            <w:bookmarkStart w:colFirst="0" w:colLast="0" w:name="_r0q8ebx1f5s6" w:id="64"/>
-            <w:bookmarkEnd w:id="64"/>
+            <w:bookmarkStart w:colFirst="0" w:colLast="0" w:name="_r0q8ebx1f5s6" w:id="65"/>
+            <w:bookmarkEnd w:id="65"/>
             <w:r>
               <w:rPr>
                 <w:rFonts w:ascii="Times New Roman" w:cs="Times New Roman" w:eastAsia="Times New Roman" w:hAnsi="Times New Roman"/>
@@ -17689,8 +19339,8 @@
                 <w:szCs w:val="22"/>
               </w:rPr>
             </w:pPr>
-            <w:bookmarkStart w:colFirst="0" w:colLast="0" w:name="_pdn8m1kqxzcg" w:id="65"/>
-            <w:bookmarkEnd w:id="65"/>
+            <w:bookmarkStart w:colFirst="0" w:colLast="0" w:name="_pdn8m1kqxzcg" w:id="66"/>
+            <w:bookmarkEnd w:id="66"/>
             <w:r>
               <w:rPr>
                 <w:rFonts w:ascii="Times New Roman" w:cs="Times New Roman" w:eastAsia="Times New Roman" w:hAnsi="Times New Roman"/>
@@ -17748,8 +19398,8 @@
                 <w:szCs w:val="22"/>
               </w:rPr>
             </w:pPr>
-            <w:bookmarkStart w:colFirst="0" w:colLast="0" w:name="_865orh5zbofj" w:id="66"/>
-            <w:bookmarkEnd w:id="66"/>
+            <w:bookmarkStart w:colFirst="0" w:colLast="0" w:name="_865orh5zbofj" w:id="67"/>
+            <w:bookmarkEnd w:id="67"/>
             <w:r>
               <w:rPr>
                 <w:rFonts w:ascii="Times New Roman" w:cs="Times New Roman" w:eastAsia="Times New Roman" w:hAnsi="Times New Roman"/>
@@ -17800,8 +19450,8 @@
                 <w:szCs w:val="22"/>
               </w:rPr>
             </w:pPr>
-            <w:bookmarkStart w:colFirst="0" w:colLast="0" w:name="_er9c1o3br0uu" w:id="67"/>
-            <w:bookmarkEnd w:id="67"/>
+            <w:bookmarkStart w:colFirst="0" w:colLast="0" w:name="_er9c1o3br0uu" w:id="68"/>
+            <w:bookmarkEnd w:id="68"/>
             <w:r>
               <w:rPr>
                 <w:rFonts w:ascii="Times New Roman" w:cs="Times New Roman" w:eastAsia="Times New Roman" w:hAnsi="Times New Roman"/>
@@ -17852,8 +19502,8 @@
                 <w:szCs w:val="22"/>
               </w:rPr>
             </w:pPr>
-            <w:bookmarkStart w:colFirst="0" w:colLast="0" w:name="_y4xg9iocuya4" w:id="68"/>
-            <w:bookmarkEnd w:id="68"/>
+            <w:bookmarkStart w:colFirst="0" w:colLast="0" w:name="_y4xg9iocuya4" w:id="69"/>
+            <w:bookmarkEnd w:id="69"/>
             <w:r>
               <w:rPr>
                 <w:rFonts w:ascii="Times New Roman" w:cs="Times New Roman" w:eastAsia="Times New Roman" w:hAnsi="Times New Roman"/>
@@ -17891,8 +19541,8 @@
           <w:szCs w:val="22"/>
         </w:rPr>
       </w:pPr>
-      <w:bookmarkStart w:colFirst="0" w:colLast="0" w:name="_1hkyhqy6owiz" w:id="69"/>
-      <w:bookmarkEnd w:id="69"/>
+      <w:bookmarkStart w:colFirst="0" w:colLast="0" w:name="_1hkyhqy6owiz" w:id="70"/>
+      <w:bookmarkEnd w:id="70"/>
       <w:r>
         <w:rPr>
           <w:rtl w:val="0"/>
@@ -17926,8 +19576,8 @@
           <w:szCs w:val="26"/>
         </w:rPr>
       </w:pPr>
-      <w:bookmarkStart w:colFirst="0" w:colLast="0" w:name="_stk9t730f00p" w:id="70"/>
-      <w:bookmarkEnd w:id="70"/>
+      <w:bookmarkStart w:colFirst="0" w:colLast="0" w:name="_stk9t730f00p" w:id="71"/>
+      <w:bookmarkEnd w:id="71"/>
       <w:r>
         <w:rPr>
           <w:rFonts w:ascii="Times New Roman" w:cs="Times New Roman" w:eastAsia="Times New Roman" w:hAnsi="Times New Roman"/>
@@ -17965,8 +19615,8 @@
           <w:szCs w:val="22"/>
         </w:rPr>
       </w:pPr>
-      <w:bookmarkStart w:colFirst="0" w:colLast="0" w:name="_vwyb4vagl3ol" w:id="71"/>
-      <w:bookmarkEnd w:id="71"/>
+      <w:bookmarkStart w:colFirst="0" w:colLast="0" w:name="_vwyb4vagl3ol" w:id="72"/>
+      <w:bookmarkEnd w:id="72"/>
       <w:r>
         <w:rPr>
           <w:rFonts w:ascii="Times New Roman" w:cs="Times New Roman" w:eastAsia="Times New Roman" w:hAnsi="Times New Roman"/>
@@ -18051,8 +19701,8 @@
                 <w:szCs w:val="22"/>
               </w:rPr>
             </w:pPr>
-            <w:bookmarkStart w:colFirst="0" w:colLast="0" w:name="_ttba5ta7fkfa" w:id="72"/>
-            <w:bookmarkEnd w:id="72"/>
+            <w:bookmarkStart w:colFirst="0" w:colLast="0" w:name="_ttba5ta7fkfa" w:id="73"/>
+            <w:bookmarkEnd w:id="73"/>
             <w:r>
               <w:rPr>
                 <w:rFonts w:ascii="Times New Roman" w:cs="Times New Roman" w:eastAsia="Times New Roman" w:hAnsi="Times New Roman"/>
@@ -18104,8 +19754,8 @@
                 <w:szCs w:val="22"/>
               </w:rPr>
             </w:pPr>
-            <w:bookmarkStart w:colFirst="0" w:colLast="0" w:name="_mffndb3e9sbm" w:id="73"/>
-            <w:bookmarkEnd w:id="73"/>
+            <w:bookmarkStart w:colFirst="0" w:colLast="0" w:name="_mffndb3e9sbm" w:id="74"/>
+            <w:bookmarkEnd w:id="74"/>
             <w:r>
               <w:rPr>
                 <w:rFonts w:ascii="Times New Roman" w:cs="Times New Roman" w:eastAsia="Times New Roman" w:hAnsi="Times New Roman"/>
@@ -18157,8 +19807,8 @@
                 <w:szCs w:val="22"/>
               </w:rPr>
             </w:pPr>
-            <w:bookmarkStart w:colFirst="0" w:colLast="0" w:name="_wleb29nz498g" w:id="74"/>
-            <w:bookmarkEnd w:id="74"/>
+            <w:bookmarkStart w:colFirst="0" w:colLast="0" w:name="_wleb29nz498g" w:id="75"/>
+            <w:bookmarkEnd w:id="75"/>
             <w:r>
               <w:rPr>
                 <w:rFonts w:ascii="Times New Roman" w:cs="Times New Roman" w:eastAsia="Times New Roman" w:hAnsi="Times New Roman"/>
@@ -18216,8 +19866,8 @@
                 <w:szCs w:val="22"/>
               </w:rPr>
             </w:pPr>
-            <w:bookmarkStart w:colFirst="0" w:colLast="0" w:name="_b2fykzpel3px" w:id="75"/>
-            <w:bookmarkEnd w:id="75"/>
+            <w:bookmarkStart w:colFirst="0" w:colLast="0" w:name="_b2fykzpel3px" w:id="76"/>
+            <w:bookmarkEnd w:id="76"/>
             <w:r>
               <w:rPr>
                 <w:rFonts w:ascii="Times New Roman" w:cs="Times New Roman" w:eastAsia="Times New Roman" w:hAnsi="Times New Roman"/>
@@ -18268,8 +19918,8 @@
                 <w:szCs w:val="22"/>
               </w:rPr>
             </w:pPr>
-            <w:bookmarkStart w:colFirst="0" w:colLast="0" w:name="_6am615hgeoa0" w:id="76"/>
-            <w:bookmarkEnd w:id="76"/>
+            <w:bookmarkStart w:colFirst="0" w:colLast="0" w:name="_6am615hgeoa0" w:id="77"/>
+            <w:bookmarkEnd w:id="77"/>
             <w:r>
               <w:rPr>
                 <w:rFonts w:ascii="Times New Roman" w:cs="Times New Roman" w:eastAsia="Times New Roman" w:hAnsi="Times New Roman"/>
@@ -18320,8 +19970,8 @@
                 <w:szCs w:val="22"/>
               </w:rPr>
             </w:pPr>
-            <w:bookmarkStart w:colFirst="0" w:colLast="0" w:name="_csepwtq1cfut" w:id="77"/>
-            <w:bookmarkEnd w:id="77"/>
+            <w:bookmarkStart w:colFirst="0" w:colLast="0" w:name="_csepwtq1cfut" w:id="78"/>
+            <w:bookmarkEnd w:id="78"/>
             <w:r>
               <w:rPr>
                 <w:rFonts w:ascii="Times New Roman" w:cs="Times New Roman" w:eastAsia="Times New Roman" w:hAnsi="Times New Roman"/>
@@ -18379,8 +20029,8 @@
                 <w:szCs w:val="22"/>
               </w:rPr>
             </w:pPr>
-            <w:bookmarkStart w:colFirst="0" w:colLast="0" w:name="_or1ug4pkztzn" w:id="78"/>
-            <w:bookmarkEnd w:id="78"/>
+            <w:bookmarkStart w:colFirst="0" w:colLast="0" w:name="_or1ug4pkztzn" w:id="79"/>
+            <w:bookmarkEnd w:id="79"/>
             <w:r>
               <w:rPr>
                 <w:rFonts w:ascii="Times New Roman" w:cs="Times New Roman" w:eastAsia="Times New Roman" w:hAnsi="Times New Roman"/>
@@ -18431,8 +20081,8 @@
                 <w:szCs w:val="22"/>
               </w:rPr>
             </w:pPr>
-            <w:bookmarkStart w:colFirst="0" w:colLast="0" w:name="_p7b5opb78l9m" w:id="79"/>
-            <w:bookmarkEnd w:id="79"/>
+            <w:bookmarkStart w:colFirst="0" w:colLast="0" w:name="_p7b5opb78l9m" w:id="80"/>
+            <w:bookmarkEnd w:id="80"/>
             <w:r>
               <w:rPr>
                 <w:rFonts w:ascii="Times New Roman" w:cs="Times New Roman" w:eastAsia="Times New Roman" w:hAnsi="Times New Roman"/>
@@ -18483,8 +20133,8 @@
                 <w:szCs w:val="22"/>
               </w:rPr>
             </w:pPr>
-            <w:bookmarkStart w:colFirst="0" w:colLast="0" w:name="_5l7is381g400" w:id="80"/>
-            <w:bookmarkEnd w:id="80"/>
+            <w:bookmarkStart w:colFirst="0" w:colLast="0" w:name="_5l7is381g400" w:id="81"/>
+            <w:bookmarkEnd w:id="81"/>
             <w:r>
               <w:rPr>
                 <w:rFonts w:ascii="Times New Roman" w:cs="Times New Roman" w:eastAsia="Times New Roman" w:hAnsi="Times New Roman"/>
@@ -18542,8 +20192,8 @@
                 <w:szCs w:val="22"/>
               </w:rPr>
             </w:pPr>
-            <w:bookmarkStart w:colFirst="0" w:colLast="0" w:name="_c7966fwshb9r" w:id="81"/>
-            <w:bookmarkEnd w:id="81"/>
+            <w:bookmarkStart w:colFirst="0" w:colLast="0" w:name="_c7966fwshb9r" w:id="82"/>
+            <w:bookmarkEnd w:id="82"/>
             <w:r>
               <w:rPr>
                 <w:rFonts w:ascii="Times New Roman" w:cs="Times New Roman" w:eastAsia="Times New Roman" w:hAnsi="Times New Roman"/>
@@ -18594,8 +20244,8 @@
                 <w:szCs w:val="22"/>
               </w:rPr>
             </w:pPr>
-            <w:bookmarkStart w:colFirst="0" w:colLast="0" w:name="_28vp62a65jnr" w:id="82"/>
-            <w:bookmarkEnd w:id="82"/>
+            <w:bookmarkStart w:colFirst="0" w:colLast="0" w:name="_28vp62a65jnr" w:id="83"/>
+            <w:bookmarkEnd w:id="83"/>
             <w:r>
               <w:rPr>
                 <w:rFonts w:ascii="Times New Roman" w:cs="Times New Roman" w:eastAsia="Times New Roman" w:hAnsi="Times New Roman"/>
@@ -18646,8 +20296,8 @@
                 <w:szCs w:val="22"/>
               </w:rPr>
             </w:pPr>
-            <w:bookmarkStart w:colFirst="0" w:colLast="0" w:name="_4cbkg6k4y80p" w:id="83"/>
-            <w:bookmarkEnd w:id="83"/>
+            <w:bookmarkStart w:colFirst="0" w:colLast="0" w:name="_4cbkg6k4y80p" w:id="84"/>
+            <w:bookmarkEnd w:id="84"/>
             <w:r>
               <w:rPr>
                 <w:rFonts w:ascii="Times New Roman" w:cs="Times New Roman" w:eastAsia="Times New Roman" w:hAnsi="Times New Roman"/>
@@ -18705,8 +20355,8 @@
                 <w:szCs w:val="22"/>
               </w:rPr>
             </w:pPr>
-            <w:bookmarkStart w:colFirst="0" w:colLast="0" w:name="_8knsczocev4v" w:id="84"/>
-            <w:bookmarkEnd w:id="84"/>
+            <w:bookmarkStart w:colFirst="0" w:colLast="0" w:name="_8knsczocev4v" w:id="85"/>
+            <w:bookmarkEnd w:id="85"/>
             <w:r>
               <w:rPr>
                 <w:rFonts w:ascii="Times New Roman" w:cs="Times New Roman" w:eastAsia="Times New Roman" w:hAnsi="Times New Roman"/>
@@ -18757,8 +20407,8 @@
                 <w:szCs w:val="22"/>
               </w:rPr>
             </w:pPr>
-            <w:bookmarkStart w:colFirst="0" w:colLast="0" w:name="_anis5g4vlr0c" w:id="85"/>
-            <w:bookmarkEnd w:id="85"/>
+            <w:bookmarkStart w:colFirst="0" w:colLast="0" w:name="_anis5g4vlr0c" w:id="86"/>
+            <w:bookmarkEnd w:id="86"/>
             <w:r>
               <w:rPr>
                 <w:rFonts w:ascii="Times New Roman" w:cs="Times New Roman" w:eastAsia="Times New Roman" w:hAnsi="Times New Roman"/>
@@ -18809,8 +20459,8 @@
                 <w:szCs w:val="22"/>
               </w:rPr>
             </w:pPr>
-            <w:bookmarkStart w:colFirst="0" w:colLast="0" w:name="_3bqid5b7s9t8" w:id="86"/>
-            <w:bookmarkEnd w:id="86"/>
+            <w:bookmarkStart w:colFirst="0" w:colLast="0" w:name="_3bqid5b7s9t8" w:id="87"/>
+            <w:bookmarkEnd w:id="87"/>
             <w:r>
               <w:rPr>
                 <w:rFonts w:ascii="Times New Roman" w:cs="Times New Roman" w:eastAsia="Times New Roman" w:hAnsi="Times New Roman"/>
@@ -18868,8 +20518,8 @@
                 <w:szCs w:val="22"/>
               </w:rPr>
             </w:pPr>
-            <w:bookmarkStart w:colFirst="0" w:colLast="0" w:name="_xm8613k1qrn4" w:id="87"/>
-            <w:bookmarkEnd w:id="87"/>
+            <w:bookmarkStart w:colFirst="0" w:colLast="0" w:name="_xm8613k1qrn4" w:id="88"/>
+            <w:bookmarkEnd w:id="88"/>
             <w:r>
               <w:rPr>
                 <w:rFonts w:ascii="Times New Roman" w:cs="Times New Roman" w:eastAsia="Times New Roman" w:hAnsi="Times New Roman"/>
@@ -18920,8 +20570,8 @@
                 <w:szCs w:val="22"/>
               </w:rPr>
             </w:pPr>
-            <w:bookmarkStart w:colFirst="0" w:colLast="0" w:name="_1xyfzjb5pqdp" w:id="88"/>
-            <w:bookmarkEnd w:id="88"/>
+            <w:bookmarkStart w:colFirst="0" w:colLast="0" w:name="_1xyfzjb5pqdp" w:id="89"/>
+            <w:bookmarkEnd w:id="89"/>
             <w:r>
               <w:rPr>
                 <w:rFonts w:ascii="Times New Roman" w:cs="Times New Roman" w:eastAsia="Times New Roman" w:hAnsi="Times New Roman"/>
@@ -18972,8 +20622,8 @@
                 <w:szCs w:val="22"/>
               </w:rPr>
             </w:pPr>
-            <w:bookmarkStart w:colFirst="0" w:colLast="0" w:name="_4tmrtwuvh4oh" w:id="89"/>
-            <w:bookmarkEnd w:id="89"/>
+            <w:bookmarkStart w:colFirst="0" w:colLast="0" w:name="_4tmrtwuvh4oh" w:id="90"/>
+            <w:bookmarkEnd w:id="90"/>
             <w:r>
               <w:rPr>
                 <w:rFonts w:ascii="Times New Roman" w:cs="Times New Roman" w:eastAsia="Times New Roman" w:hAnsi="Times New Roman"/>
@@ -19031,8 +20681,8 @@
                 <w:szCs w:val="22"/>
               </w:rPr>
             </w:pPr>
-            <w:bookmarkStart w:colFirst="0" w:colLast="0" w:name="_wr5kupr1fcx3" w:id="90"/>
-            <w:bookmarkEnd w:id="90"/>
+            <w:bookmarkStart w:colFirst="0" w:colLast="0" w:name="_wr5kupr1fcx3" w:id="91"/>
+            <w:bookmarkEnd w:id="91"/>
             <w:r>
               <w:rPr>
                 <w:rFonts w:ascii="Times New Roman" w:cs="Times New Roman" w:eastAsia="Times New Roman" w:hAnsi="Times New Roman"/>
@@ -19083,8 +20733,8 @@
                 <w:szCs w:val="22"/>
               </w:rPr>
             </w:pPr>
-            <w:bookmarkStart w:colFirst="0" w:colLast="0" w:name="_e196eq93memi" w:id="91"/>
-            <w:bookmarkEnd w:id="91"/>
+            <w:bookmarkStart w:colFirst="0" w:colLast="0" w:name="_e196eq93memi" w:id="92"/>
+            <w:bookmarkEnd w:id="92"/>
             <w:r>
               <w:rPr>
                 <w:rFonts w:ascii="Times New Roman" w:cs="Times New Roman" w:eastAsia="Times New Roman" w:hAnsi="Times New Roman"/>
@@ -19135,8 +20785,8 @@
                 <w:szCs w:val="22"/>
               </w:rPr>
             </w:pPr>
-            <w:bookmarkStart w:colFirst="0" w:colLast="0" w:name="_3h3ldte3fhys" w:id="92"/>
-            <w:bookmarkEnd w:id="92"/>
+            <w:bookmarkStart w:colFirst="0" w:colLast="0" w:name="_3h3ldte3fhys" w:id="93"/>
+            <w:bookmarkEnd w:id="93"/>
             <w:r>
               <w:rPr>
                 <w:rFonts w:ascii="Times New Roman" w:cs="Times New Roman" w:eastAsia="Times New Roman" w:hAnsi="Times New Roman"/>
@@ -19194,8 +20844,8 @@
                 <w:szCs w:val="22"/>
               </w:rPr>
             </w:pPr>
-            <w:bookmarkStart w:colFirst="0" w:colLast="0" w:name="_pk2sdo6kapfr" w:id="93"/>
-            <w:bookmarkEnd w:id="93"/>
+            <w:bookmarkStart w:colFirst="0" w:colLast="0" w:name="_pk2sdo6kapfr" w:id="94"/>
+            <w:bookmarkEnd w:id="94"/>
             <w:r>
               <w:rPr>
                 <w:rFonts w:ascii="Times New Roman" w:cs="Times New Roman" w:eastAsia="Times New Roman" w:hAnsi="Times New Roman"/>
@@ -19246,8 +20896,8 @@
                 <w:szCs w:val="22"/>
               </w:rPr>
             </w:pPr>
-            <w:bookmarkStart w:colFirst="0" w:colLast="0" w:name="_h3jq2ledda2x" w:id="94"/>
-            <w:bookmarkEnd w:id="94"/>
+            <w:bookmarkStart w:colFirst="0" w:colLast="0" w:name="_h3jq2ledda2x" w:id="95"/>
+            <w:bookmarkEnd w:id="95"/>
             <w:r>
               <w:rPr>
                 <w:rFonts w:ascii="Times New Roman" w:cs="Times New Roman" w:eastAsia="Times New Roman" w:hAnsi="Times New Roman"/>
@@ -19298,8 +20948,8 @@
                 <w:szCs w:val="22"/>
               </w:rPr>
             </w:pPr>
-            <w:bookmarkStart w:colFirst="0" w:colLast="0" w:name="_gnuieqz1kes3" w:id="95"/>
-            <w:bookmarkEnd w:id="95"/>
+            <w:bookmarkStart w:colFirst="0" w:colLast="0" w:name="_gnuieqz1kes3" w:id="96"/>
+            <w:bookmarkEnd w:id="96"/>
             <w:r>
               <w:rPr>
                 <w:rFonts w:ascii="Cardo" w:cs="Cardo" w:eastAsia="Cardo" w:hAnsi="Cardo"/>
@@ -19357,8 +21007,8 @@
                 <w:szCs w:val="22"/>
               </w:rPr>
             </w:pPr>
-            <w:bookmarkStart w:colFirst="0" w:colLast="0" w:name="_z986vc7ag31f" w:id="96"/>
-            <w:bookmarkEnd w:id="96"/>
+            <w:bookmarkStart w:colFirst="0" w:colLast="0" w:name="_z986vc7ag31f" w:id="97"/>
+            <w:bookmarkEnd w:id="97"/>
             <w:r>
               <w:rPr>
                 <w:rFonts w:ascii="Times New Roman" w:cs="Times New Roman" w:eastAsia="Times New Roman" w:hAnsi="Times New Roman"/>
@@ -19409,8 +21059,8 @@
                 <w:szCs w:val="22"/>
               </w:rPr>
             </w:pPr>
-            <w:bookmarkStart w:colFirst="0" w:colLast="0" w:name="_a5x1sdvx17gu" w:id="97"/>
-            <w:bookmarkEnd w:id="97"/>
+            <w:bookmarkStart w:colFirst="0" w:colLast="0" w:name="_a5x1sdvx17gu" w:id="98"/>
+            <w:bookmarkEnd w:id="98"/>
             <w:r>
               <w:rPr>
                 <w:rFonts w:ascii="Times New Roman" w:cs="Times New Roman" w:eastAsia="Times New Roman" w:hAnsi="Times New Roman"/>
@@ -19461,8 +21111,8 @@
                 <w:szCs w:val="22"/>
               </w:rPr>
             </w:pPr>
-            <w:bookmarkStart w:colFirst="0" w:colLast="0" w:name="_hwk68iech4id" w:id="98"/>
-            <w:bookmarkEnd w:id="98"/>
+            <w:bookmarkStart w:colFirst="0" w:colLast="0" w:name="_hwk68iech4id" w:id="99"/>
+            <w:bookmarkEnd w:id="99"/>
             <w:r>
               <w:rPr>
                 <w:rFonts w:ascii="Times New Roman" w:cs="Times New Roman" w:eastAsia="Times New Roman" w:hAnsi="Times New Roman"/>
@@ -19520,8 +21170,8 @@
                 <w:szCs w:val="22"/>
               </w:rPr>
             </w:pPr>
-            <w:bookmarkStart w:colFirst="0" w:colLast="0" w:name="_3e31778sik8k" w:id="99"/>
-            <w:bookmarkEnd w:id="99"/>
+            <w:bookmarkStart w:colFirst="0" w:colLast="0" w:name="_3e31778sik8k" w:id="100"/>
+            <w:bookmarkEnd w:id="100"/>
             <w:r>
               <w:rPr>
                 <w:rFonts w:ascii="Times New Roman" w:cs="Times New Roman" w:eastAsia="Times New Roman" w:hAnsi="Times New Roman"/>
@@ -19572,8 +21222,8 @@
                 <w:szCs w:val="22"/>
               </w:rPr>
             </w:pPr>
-            <w:bookmarkStart w:colFirst="0" w:colLast="0" w:name="_hr17c9yeemzu" w:id="100"/>
-            <w:bookmarkEnd w:id="100"/>
+            <w:bookmarkStart w:colFirst="0" w:colLast="0" w:name="_hr17c9yeemzu" w:id="101"/>
+            <w:bookmarkEnd w:id="101"/>
             <w:r>
               <w:rPr>
                 <w:rFonts w:ascii="Times New Roman" w:cs="Times New Roman" w:eastAsia="Times New Roman" w:hAnsi="Times New Roman"/>
@@ -19624,8 +21274,8 @@
                 <w:szCs w:val="22"/>
               </w:rPr>
             </w:pPr>
-            <w:bookmarkStart w:colFirst="0" w:colLast="0" w:name="_2cv0ig5ytnld" w:id="101"/>
-            <w:bookmarkEnd w:id="101"/>
+            <w:bookmarkStart w:colFirst="0" w:colLast="0" w:name="_2cv0ig5ytnld" w:id="102"/>
+            <w:bookmarkEnd w:id="102"/>
             <w:r>
               <w:rPr>
                 <w:rFonts w:ascii="Times New Roman" w:cs="Times New Roman" w:eastAsia="Times New Roman" w:hAnsi="Times New Roman"/>
@@ -19666,8 +21316,8 @@
           <w:szCs w:val="26"/>
         </w:rPr>
       </w:pPr>
-      <w:bookmarkStart w:colFirst="0" w:colLast="0" w:name="_bof8wtxbnj3m" w:id="102"/>
-      <w:bookmarkEnd w:id="102"/>
+      <w:bookmarkStart w:colFirst="0" w:colLast="0" w:name="_bof8wtxbnj3m" w:id="103"/>
+      <w:bookmarkEnd w:id="103"/>
       <w:r>
         <w:rPr>
           <w:rtl w:val="0"/>
@@ -19701,8 +21351,8 @@
           <w:szCs w:val="26"/>
         </w:rPr>
       </w:pPr>
-      <w:bookmarkStart w:colFirst="0" w:colLast="0" w:name="_glqhae7r7utn" w:id="103"/>
-      <w:bookmarkEnd w:id="103"/>
+      <w:bookmarkStart w:colFirst="0" w:colLast="0" w:name="_glqhae7r7utn" w:id="104"/>
+      <w:bookmarkEnd w:id="104"/>
       <w:r>
         <w:rPr>
           <w:rFonts w:ascii="Times New Roman" w:cs="Times New Roman" w:eastAsia="Times New Roman" w:hAnsi="Times New Roman"/>
@@ -19740,8 +21390,8 @@
           <w:szCs w:val="22"/>
         </w:rPr>
       </w:pPr>
-      <w:bookmarkStart w:colFirst="0" w:colLast="0" w:name="_bpuaj8rwho0n" w:id="104"/>
-      <w:bookmarkEnd w:id="104"/>
+      <w:bookmarkStart w:colFirst="0" w:colLast="0" w:name="_bpuaj8rwho0n" w:id="105"/>
+      <w:bookmarkEnd w:id="105"/>
       <w:r>
         <w:rPr>
           <w:rFonts w:ascii="Times New Roman" w:cs="Times New Roman" w:eastAsia="Times New Roman" w:hAnsi="Times New Roman"/>
@@ -19838,8 +21488,8 @@
                 <w:szCs w:val="22"/>
               </w:rPr>
             </w:pPr>
-            <w:bookmarkStart w:colFirst="0" w:colLast="0" w:name="_t8dn2pbapjsk" w:id="105"/>
-            <w:bookmarkEnd w:id="105"/>
+            <w:bookmarkStart w:colFirst="0" w:colLast="0" w:name="_t8dn2pbapjsk" w:id="106"/>
+            <w:bookmarkEnd w:id="106"/>
             <w:r>
               <w:rPr>
                 <w:rFonts w:ascii="Times New Roman" w:cs="Times New Roman" w:eastAsia="Times New Roman" w:hAnsi="Times New Roman"/>
@@ -19895,8 +21545,8 @@
                 <w:szCs w:val="22"/>
               </w:rPr>
             </w:pPr>
-            <w:bookmarkStart w:colFirst="0" w:colLast="0" w:name="_nz97apizf510" w:id="106"/>
-            <w:bookmarkEnd w:id="106"/>
+            <w:bookmarkStart w:colFirst="0" w:colLast="0" w:name="_nz97apizf510" w:id="107"/>
+            <w:bookmarkEnd w:id="107"/>
             <w:r>
               <w:rPr>
                 <w:rFonts w:ascii="Times New Roman" w:cs="Times New Roman" w:eastAsia="Times New Roman" w:hAnsi="Times New Roman"/>
@@ -19952,8 +21602,8 @@
                 <w:szCs w:val="22"/>
               </w:rPr>
             </w:pPr>
-            <w:bookmarkStart w:colFirst="0" w:colLast="0" w:name="_zijh1gtj03cx" w:id="107"/>
-            <w:bookmarkEnd w:id="107"/>
+            <w:bookmarkStart w:colFirst="0" w:colLast="0" w:name="_zijh1gtj03cx" w:id="108"/>
+            <w:bookmarkEnd w:id="108"/>
             <w:r>
               <w:rPr>
                 <w:rFonts w:ascii="Times New Roman" w:cs="Times New Roman" w:eastAsia="Times New Roman" w:hAnsi="Times New Roman"/>
@@ -20013,8 +21663,8 @@
                 <w:szCs w:val="22"/>
               </w:rPr>
             </w:pPr>
-            <w:bookmarkStart w:colFirst="0" w:colLast="0" w:name="_aapmfngpv0of" w:id="108"/>
-            <w:bookmarkEnd w:id="108"/>
+            <w:bookmarkStart w:colFirst="0" w:colLast="0" w:name="_aapmfngpv0of" w:id="109"/>
+            <w:bookmarkEnd w:id="109"/>
             <w:r>
               <w:rPr>
                 <w:rFonts w:ascii="Times New Roman" w:cs="Times New Roman" w:eastAsia="Times New Roman" w:hAnsi="Times New Roman"/>
@@ -20065,8 +21715,8 @@
                 <w:szCs w:val="22"/>
               </w:rPr>
             </w:pPr>
-            <w:bookmarkStart w:colFirst="0" w:colLast="0" w:name="_iz1luh3920jf" w:id="109"/>
-            <w:bookmarkEnd w:id="109"/>
+            <w:bookmarkStart w:colFirst="0" w:colLast="0" w:name="_iz1luh3920jf" w:id="110"/>
+            <w:bookmarkEnd w:id="110"/>
             <w:r>
               <w:rPr>
                 <w:rFonts w:ascii="Times New Roman" w:cs="Times New Roman" w:eastAsia="Times New Roman" w:hAnsi="Times New Roman"/>
@@ -20117,8 +21767,8 @@
                 <w:szCs w:val="22"/>
               </w:rPr>
             </w:pPr>
-            <w:bookmarkStart w:colFirst="0" w:colLast="0" w:name="_o0j2wons1gkw" w:id="110"/>
-            <w:bookmarkEnd w:id="110"/>
+            <w:bookmarkStart w:colFirst="0" w:colLast="0" w:name="_o0j2wons1gkw" w:id="111"/>
+            <w:bookmarkEnd w:id="111"/>
             <w:r>
               <w:rPr>
                 <w:rFonts w:ascii="Cardo" w:cs="Cardo" w:eastAsia="Cardo" w:hAnsi="Cardo"/>
@@ -20176,8 +21826,8 @@
                 <w:szCs w:val="22"/>
               </w:rPr>
             </w:pPr>
-            <w:bookmarkStart w:colFirst="0" w:colLast="0" w:name="_wzmob65au6di" w:id="111"/>
-            <w:bookmarkEnd w:id="111"/>
+            <w:bookmarkStart w:colFirst="0" w:colLast="0" w:name="_wzmob65au6di" w:id="112"/>
+            <w:bookmarkEnd w:id="112"/>
             <w:r>
               <w:rPr>
                 <w:rFonts w:ascii="Times New Roman" w:cs="Times New Roman" w:eastAsia="Times New Roman" w:hAnsi="Times New Roman"/>
@@ -20228,8 +21878,8 @@
                 <w:szCs w:val="22"/>
               </w:rPr>
             </w:pPr>
-            <w:bookmarkStart w:colFirst="0" w:colLast="0" w:name="_85xj9cwxhvyg" w:id="112"/>
-            <w:bookmarkEnd w:id="112"/>
+            <w:bookmarkStart w:colFirst="0" w:colLast="0" w:name="_85xj9cwxhvyg" w:id="113"/>
+            <w:bookmarkEnd w:id="113"/>
             <w:r>
               <w:rPr>
                 <w:rFonts w:ascii="Times New Roman" w:cs="Times New Roman" w:eastAsia="Times New Roman" w:hAnsi="Times New Roman"/>
@@ -20280,8 +21930,8 @@
                 <w:szCs w:val="22"/>
               </w:rPr>
             </w:pPr>
-            <w:bookmarkStart w:colFirst="0" w:colLast="0" w:name="_ezbtrx480zk2" w:id="113"/>
-            <w:bookmarkEnd w:id="113"/>
+            <w:bookmarkStart w:colFirst="0" w:colLast="0" w:name="_ezbtrx480zk2" w:id="114"/>
+            <w:bookmarkEnd w:id="114"/>
             <w:r>
               <w:rPr>
                 <w:rFonts w:ascii="Cardo" w:cs="Cardo" w:eastAsia="Cardo" w:hAnsi="Cardo"/>
@@ -20339,8 +21989,8 @@
                 <w:szCs w:val="22"/>
               </w:rPr>
             </w:pPr>
-            <w:bookmarkStart w:colFirst="0" w:colLast="0" w:name="_dfe3mcspqits" w:id="114"/>
-            <w:bookmarkEnd w:id="114"/>
+            <w:bookmarkStart w:colFirst="0" w:colLast="0" w:name="_dfe3mcspqits" w:id="115"/>
+            <w:bookmarkEnd w:id="115"/>
             <w:r>
               <w:rPr>
                 <w:rFonts w:ascii="Times New Roman" w:cs="Times New Roman" w:eastAsia="Times New Roman" w:hAnsi="Times New Roman"/>
@@ -20391,8 +22041,8 @@
                 <w:szCs w:val="22"/>
               </w:rPr>
             </w:pPr>
-            <w:bookmarkStart w:colFirst="0" w:colLast="0" w:name="_sdleit2zo4mz" w:id="115"/>
-            <w:bookmarkEnd w:id="115"/>
+            <w:bookmarkStart w:colFirst="0" w:colLast="0" w:name="_sdleit2zo4mz" w:id="116"/>
+            <w:bookmarkEnd w:id="116"/>
             <w:r>
               <w:rPr>
                 <w:rFonts w:ascii="Times New Roman" w:cs="Times New Roman" w:eastAsia="Times New Roman" w:hAnsi="Times New Roman"/>
@@ -20443,8 +22093,8 @@
                 <w:szCs w:val="22"/>
               </w:rPr>
             </w:pPr>
-            <w:bookmarkStart w:colFirst="0" w:colLast="0" w:name="_y654hdrpzws8" w:id="116"/>
-            <w:bookmarkEnd w:id="116"/>
+            <w:bookmarkStart w:colFirst="0" w:colLast="0" w:name="_y654hdrpzws8" w:id="117"/>
+            <w:bookmarkEnd w:id="117"/>
             <w:r>
               <w:rPr>
                 <w:rFonts w:ascii="Times New Roman" w:cs="Times New Roman" w:eastAsia="Times New Roman" w:hAnsi="Times New Roman"/>
@@ -20502,8 +22152,8 @@
                 <w:szCs w:val="22"/>
               </w:rPr>
             </w:pPr>
-            <w:bookmarkStart w:colFirst="0" w:colLast="0" w:name="_ksqg5gecelh2" w:id="117"/>
-            <w:bookmarkEnd w:id="117"/>
+            <w:bookmarkStart w:colFirst="0" w:colLast="0" w:name="_ksqg5gecelh2" w:id="118"/>
+            <w:bookmarkEnd w:id="118"/>
             <w:r>
               <w:rPr>
                 <w:rFonts w:ascii="Times New Roman" w:cs="Times New Roman" w:eastAsia="Times New Roman" w:hAnsi="Times New Roman"/>
@@ -20554,8 +22204,8 @@
                 <w:szCs w:val="22"/>
               </w:rPr>
             </w:pPr>
-            <w:bookmarkStart w:colFirst="0" w:colLast="0" w:name="_9x6bzolsw7oh" w:id="118"/>
-            <w:bookmarkEnd w:id="118"/>
+            <w:bookmarkStart w:colFirst="0" w:colLast="0" w:name="_9x6bzolsw7oh" w:id="119"/>
+            <w:bookmarkEnd w:id="119"/>
             <w:r>
               <w:rPr>
                 <w:rFonts w:ascii="Times New Roman" w:cs="Times New Roman" w:eastAsia="Times New Roman" w:hAnsi="Times New Roman"/>
@@ -20606,8 +22256,8 @@
                 <w:szCs w:val="22"/>
               </w:rPr>
             </w:pPr>
-            <w:bookmarkStart w:colFirst="0" w:colLast="0" w:name="_7bqa3kypj5c2" w:id="119"/>
-            <w:bookmarkEnd w:id="119"/>
+            <w:bookmarkStart w:colFirst="0" w:colLast="0" w:name="_7bqa3kypj5c2" w:id="120"/>
+            <w:bookmarkEnd w:id="120"/>
             <w:r>
               <w:rPr>
                 <w:rFonts w:ascii="Times New Roman" w:cs="Times New Roman" w:eastAsia="Times New Roman" w:hAnsi="Times New Roman"/>
@@ -20647,8 +22297,8 @@
           <w:szCs w:val="26"/>
         </w:rPr>
       </w:pPr>
-      <w:bookmarkStart w:colFirst="0" w:colLast="0" w:name="_k2vrslbrpp98" w:id="120"/>
-      <w:bookmarkEnd w:id="120"/>
+      <w:bookmarkStart w:colFirst="0" w:colLast="0" w:name="_k2vrslbrpp98" w:id="121"/>
+      <w:bookmarkEnd w:id="121"/>
       <w:r>
         <w:rPr>
           <w:rtl w:val="0"/>
@@ -20671,8 +22321,8 @@
           <w:szCs w:val="26"/>
         </w:rPr>
       </w:pPr>
-      <w:bookmarkStart w:colFirst="0" w:colLast="0" w:name="_9l50h3po8v8d" w:id="121"/>
-      <w:bookmarkEnd w:id="121"/>
+      <w:bookmarkStart w:colFirst="0" w:colLast="0" w:name="_9l50h3po8v8d" w:id="122"/>
+      <w:bookmarkEnd w:id="122"/>
       <w:r>
         <w:rPr>
           <w:rFonts w:ascii="Times New Roman" w:cs="Times New Roman" w:eastAsia="Times New Roman" w:hAnsi="Times New Roman"/>
@@ -20699,8 +22349,8 @@
           <w:szCs w:val="22"/>
         </w:rPr>
       </w:pPr>
-      <w:bookmarkStart w:colFirst="0" w:colLast="0" w:name="_yoh5bq9jt6ww" w:id="122"/>
-      <w:bookmarkEnd w:id="122"/>
+      <w:bookmarkStart w:colFirst="0" w:colLast="0" w:name="_yoh5bq9jt6ww" w:id="123"/>
+      <w:bookmarkEnd w:id="123"/>
       <w:r>
         <w:rPr>
           <w:rtl w:val="0"/>
@@ -20783,8 +22433,8 @@
                 <w:szCs w:val="22"/>
               </w:rPr>
             </w:pPr>
-            <w:bookmarkStart w:colFirst="0" w:colLast="0" w:name="_b7lir6npljsy" w:id="123"/>
-            <w:bookmarkEnd w:id="123"/>
+            <w:bookmarkStart w:colFirst="0" w:colLast="0" w:name="_b7lir6npljsy" w:id="124"/>
+            <w:bookmarkEnd w:id="124"/>
             <w:r>
               <w:rPr>
                 <w:rFonts w:ascii="Times New Roman" w:cs="Times New Roman" w:eastAsia="Times New Roman" w:hAnsi="Times New Roman"/>
@@ -20840,8 +22490,8 @@
                 <w:szCs w:val="22"/>
               </w:rPr>
             </w:pPr>
-            <w:bookmarkStart w:colFirst="0" w:colLast="0" w:name="_3en3syba4h1z" w:id="124"/>
-            <w:bookmarkEnd w:id="124"/>
+            <w:bookmarkStart w:colFirst="0" w:colLast="0" w:name="_3en3syba4h1z" w:id="125"/>
+            <w:bookmarkEnd w:id="125"/>
             <w:r>
               <w:rPr>
                 <w:rFonts w:ascii="Times New Roman" w:cs="Times New Roman" w:eastAsia="Times New Roman" w:hAnsi="Times New Roman"/>
@@ -20897,8 +22547,8 @@
                 <w:szCs w:val="22"/>
               </w:rPr>
             </w:pPr>
-            <w:bookmarkStart w:colFirst="0" w:colLast="0" w:name="_1j0tcclqq8p9" w:id="125"/>
-            <w:bookmarkEnd w:id="125"/>
+            <w:bookmarkStart w:colFirst="0" w:colLast="0" w:name="_1j0tcclqq8p9" w:id="126"/>
+            <w:bookmarkEnd w:id="126"/>
             <w:r>
               <w:rPr>
                 <w:rFonts w:ascii="Times New Roman" w:cs="Times New Roman" w:eastAsia="Times New Roman" w:hAnsi="Times New Roman"/>
@@ -20961,8 +22611,8 @@
                 <w:szCs w:val="22"/>
               </w:rPr>
             </w:pPr>
-            <w:bookmarkStart w:colFirst="0" w:colLast="0" w:name="_fivacn7wk783" w:id="126"/>
-            <w:bookmarkEnd w:id="126"/>
+            <w:bookmarkStart w:colFirst="0" w:colLast="0" w:name="_fivacn7wk783" w:id="127"/>
+            <w:bookmarkEnd w:id="127"/>
             <w:r>
               <w:rPr>
                 <w:rFonts w:ascii="Times New Roman" w:cs="Times New Roman" w:eastAsia="Times New Roman" w:hAnsi="Times New Roman"/>
@@ -21016,8 +22666,8 @@
                 <w:szCs w:val="22"/>
               </w:rPr>
             </w:pPr>
-            <w:bookmarkStart w:colFirst="0" w:colLast="0" w:name="_c1rfnytzeeym" w:id="127"/>
-            <w:bookmarkEnd w:id="127"/>
+            <w:bookmarkStart w:colFirst="0" w:colLast="0" w:name="_c1rfnytzeeym" w:id="128"/>
+            <w:bookmarkEnd w:id="128"/>
             <w:r>
               <w:rPr>
                 <w:rFonts w:ascii="Times New Roman" w:cs="Times New Roman" w:eastAsia="Times New Roman" w:hAnsi="Times New Roman"/>
@@ -21069,8 +22719,8 @@
                 <w:szCs w:val="22"/>
               </w:rPr>
             </w:pPr>
-            <w:bookmarkStart w:colFirst="0" w:colLast="0" w:name="_sv7573ze50jg" w:id="128"/>
-            <w:bookmarkEnd w:id="128"/>
+            <w:bookmarkStart w:colFirst="0" w:colLast="0" w:name="_sv7573ze50jg" w:id="129"/>
+            <w:bookmarkEnd w:id="129"/>
             <w:r>
               <w:rPr>
                 <w:rFonts w:ascii="Times New Roman" w:cs="Times New Roman" w:eastAsia="Times New Roman" w:hAnsi="Times New Roman"/>
@@ -21131,8 +22781,8 @@
                 <w:szCs w:val="22"/>
               </w:rPr>
             </w:pPr>
-            <w:bookmarkStart w:colFirst="0" w:colLast="0" w:name="_ohbhoee0d0aw" w:id="129"/>
-            <w:bookmarkEnd w:id="129"/>
+            <w:bookmarkStart w:colFirst="0" w:colLast="0" w:name="_ohbhoee0d0aw" w:id="130"/>
+            <w:bookmarkEnd w:id="130"/>
             <w:r>
               <w:rPr>
                 <w:rFonts w:ascii="Times New Roman" w:cs="Times New Roman" w:eastAsia="Times New Roman" w:hAnsi="Times New Roman"/>
@@ -21186,8 +22836,8 @@
                 <w:szCs w:val="22"/>
               </w:rPr>
             </w:pPr>
-            <w:bookmarkStart w:colFirst="0" w:colLast="0" w:name="_fb8jn6qu84zm" w:id="130"/>
-            <w:bookmarkEnd w:id="130"/>
+            <w:bookmarkStart w:colFirst="0" w:colLast="0" w:name="_fb8jn6qu84zm" w:id="131"/>
+            <w:bookmarkEnd w:id="131"/>
             <w:r>
               <w:rPr>
                 <w:rFonts w:ascii="Times New Roman" w:cs="Times New Roman" w:eastAsia="Times New Roman" w:hAnsi="Times New Roman"/>
@@ -21239,8 +22889,8 @@
                 <w:szCs w:val="22"/>
               </w:rPr>
             </w:pPr>
-            <w:bookmarkStart w:colFirst="0" w:colLast="0" w:name="_uaxygozav3zi" w:id="131"/>
-            <w:bookmarkEnd w:id="131"/>
+            <w:bookmarkStart w:colFirst="0" w:colLast="0" w:name="_uaxygozav3zi" w:id="132"/>
+            <w:bookmarkEnd w:id="132"/>
             <w:r>
               <w:rPr>
                 <w:rFonts w:ascii="Cardo" w:cs="Cardo" w:eastAsia="Cardo" w:hAnsi="Cardo"/>
@@ -21301,8 +22951,8 @@
                 <w:szCs w:val="22"/>
               </w:rPr>
             </w:pPr>
-            <w:bookmarkStart w:colFirst="0" w:colLast="0" w:name="_kho1u9bax6ep" w:id="132"/>
-            <w:bookmarkEnd w:id="132"/>
+            <w:bookmarkStart w:colFirst="0" w:colLast="0" w:name="_kho1u9bax6ep" w:id="133"/>
+            <w:bookmarkEnd w:id="133"/>
             <w:r>
               <w:rPr>
                 <w:rFonts w:ascii="Times New Roman" w:cs="Times New Roman" w:eastAsia="Times New Roman" w:hAnsi="Times New Roman"/>
@@ -21356,8 +23006,8 @@
                 <w:szCs w:val="22"/>
               </w:rPr>
             </w:pPr>
-            <w:bookmarkStart w:colFirst="0" w:colLast="0" w:name="_qjjmcccvf6v" w:id="133"/>
-            <w:bookmarkEnd w:id="133"/>
+            <w:bookmarkStart w:colFirst="0" w:colLast="0" w:name="_qjjmcccvf6v" w:id="134"/>
+            <w:bookmarkEnd w:id="134"/>
             <w:r>
               <w:rPr>
                 <w:rFonts w:ascii="Times New Roman" w:cs="Times New Roman" w:eastAsia="Times New Roman" w:hAnsi="Times New Roman"/>
@@ -21409,8 +23059,8 @@
                 <w:szCs w:val="22"/>
               </w:rPr>
             </w:pPr>
-            <w:bookmarkStart w:colFirst="0" w:colLast="0" w:name="_crnbi1ib74ei" w:id="134"/>
-            <w:bookmarkEnd w:id="134"/>
+            <w:bookmarkStart w:colFirst="0" w:colLast="0" w:name="_crnbi1ib74ei" w:id="135"/>
+            <w:bookmarkEnd w:id="135"/>
             <w:r>
               <w:rPr>
                 <w:rFonts w:ascii="Times New Roman" w:cs="Times New Roman" w:eastAsia="Times New Roman" w:hAnsi="Times New Roman"/>
@@ -21471,8 +23121,8 @@
                 <w:szCs w:val="22"/>
               </w:rPr>
             </w:pPr>
-            <w:bookmarkStart w:colFirst="0" w:colLast="0" w:name="_oyour25xsxe4" w:id="135"/>
-            <w:bookmarkEnd w:id="135"/>
+            <w:bookmarkStart w:colFirst="0" w:colLast="0" w:name="_oyour25xsxe4" w:id="136"/>
+            <w:bookmarkEnd w:id="136"/>
             <w:r>
               <w:rPr>
                 <w:rFonts w:ascii="Times New Roman" w:cs="Times New Roman" w:eastAsia="Times New Roman" w:hAnsi="Times New Roman"/>
@@ -21526,8 +23176,8 @@
                 <w:szCs w:val="22"/>
               </w:rPr>
             </w:pPr>
-            <w:bookmarkStart w:colFirst="0" w:colLast="0" w:name="_1jyq50z2ykwm" w:id="136"/>
-            <w:bookmarkEnd w:id="136"/>
+            <w:bookmarkStart w:colFirst="0" w:colLast="0" w:name="_1jyq50z2ykwm" w:id="137"/>
+            <w:bookmarkEnd w:id="137"/>
             <w:r>
               <w:rPr>
                 <w:rFonts w:ascii="Times New Roman" w:cs="Times New Roman" w:eastAsia="Times New Roman" w:hAnsi="Times New Roman"/>
@@ -21579,8 +23229,8 @@
                 <w:szCs w:val="22"/>
               </w:rPr>
             </w:pPr>
-            <w:bookmarkStart w:colFirst="0" w:colLast="0" w:name="_3nc8lk811dej" w:id="137"/>
-            <w:bookmarkEnd w:id="137"/>
+            <w:bookmarkStart w:colFirst="0" w:colLast="0" w:name="_3nc8lk811dej" w:id="138"/>
+            <w:bookmarkEnd w:id="138"/>
             <w:r>
               <w:rPr>
                 <w:rFonts w:ascii="Times New Roman" w:cs="Times New Roman" w:eastAsia="Times New Roman" w:hAnsi="Times New Roman"/>
@@ -21641,8 +23291,8 @@
                 <w:szCs w:val="22"/>
               </w:rPr>
             </w:pPr>
-            <w:bookmarkStart w:colFirst="0" w:colLast="0" w:name="_tkdq14sadpya" w:id="138"/>
-            <w:bookmarkEnd w:id="138"/>
+            <w:bookmarkStart w:colFirst="0" w:colLast="0" w:name="_tkdq14sadpya" w:id="139"/>
+            <w:bookmarkEnd w:id="139"/>
             <w:r>
               <w:rPr>
                 <w:rFonts w:ascii="Times New Roman" w:cs="Times New Roman" w:eastAsia="Times New Roman" w:hAnsi="Times New Roman"/>
@@ -21696,8 +23346,8 @@
                 <w:szCs w:val="22"/>
               </w:rPr>
             </w:pPr>
-            <w:bookmarkStart w:colFirst="0" w:colLast="0" w:name="_dgeoxw4mm2gh" w:id="139"/>
-            <w:bookmarkEnd w:id="139"/>
+            <w:bookmarkStart w:colFirst="0" w:colLast="0" w:name="_dgeoxw4mm2gh" w:id="140"/>
+            <w:bookmarkEnd w:id="140"/>
             <w:r>
               <w:rPr>
                 <w:rFonts w:ascii="Times New Roman" w:cs="Times New Roman" w:eastAsia="Times New Roman" w:hAnsi="Times New Roman"/>
@@ -21749,8 +23399,8 @@
                 <w:szCs w:val="22"/>
               </w:rPr>
             </w:pPr>
-            <w:bookmarkStart w:colFirst="0" w:colLast="0" w:name="_x6rkun5htqp0" w:id="140"/>
-            <w:bookmarkEnd w:id="140"/>
+            <w:bookmarkStart w:colFirst="0" w:colLast="0" w:name="_x6rkun5htqp0" w:id="141"/>
+            <w:bookmarkEnd w:id="141"/>
             <w:r>
               <w:rPr>
                 <w:rFonts w:ascii="Times New Roman" w:cs="Times New Roman" w:eastAsia="Times New Roman" w:hAnsi="Times New Roman"/>
@@ -21775,8 +23425,8 @@
           <w:rFonts w:ascii="Times New Roman" w:cs="Times New Roman" w:eastAsia="Times New Roman" w:hAnsi="Times New Roman"/>
         </w:rPr>
       </w:pPr>
-      <w:bookmarkStart w:colFirst="0" w:colLast="0" w:name="_wpgm2wlpfw8n" w:id="141"/>
-      <w:bookmarkEnd w:id="141"/>
+      <w:bookmarkStart w:colFirst="0" w:colLast="0" w:name="_wpgm2wlpfw8n" w:id="142"/>
+      <w:bookmarkEnd w:id="142"/>
       <w:r>
         <w:rPr>
           <w:rtl w:val="0"/>
@@ -21799,8 +23449,8 @@
           <w:szCs w:val="26"/>
         </w:rPr>
       </w:pPr>
-      <w:bookmarkStart w:colFirst="0" w:colLast="0" w:name="_rh1q9ji08uwv" w:id="142"/>
-      <w:bookmarkEnd w:id="142"/>
+      <w:bookmarkStart w:colFirst="0" w:colLast="0" w:name="_rh1q9ji08uwv" w:id="143"/>
+      <w:bookmarkEnd w:id="143"/>
       <w:r>
         <w:rPr>
           <w:rFonts w:ascii="Times New Roman" w:cs="Times New Roman" w:eastAsia="Times New Roman" w:hAnsi="Times New Roman"/>
@@ -21811,7 +23461,7 @@
           <w:szCs w:val="26"/>
           <w:rtl w:val="0"/>
         </w:rPr>
-        <w:t xml:space="preserve">5.16 Table: review_images</w:t>
+        <w:t xml:space="preserve">5.17 Table: review_images</w:t>
       </w:r>
     </w:p>
     <w:p>
@@ -21847,8 +23497,8 @@
           <w:color w:val="434343"/>
         </w:rPr>
       </w:pPr>
-      <w:bookmarkStart w:colFirst="0" w:colLast="0" w:name="_wa6wltavqq5" w:id="143"/>
-      <w:bookmarkEnd w:id="143"/>
+      <w:bookmarkStart w:colFirst="0" w:colLast="0" w:name="_wa6wltavqq5" w:id="144"/>
+      <w:bookmarkEnd w:id="144"/>
       <w:r>
         <w:rPr>
           <w:rtl w:val="0"/>
@@ -21930,8 +23580,8 @@
                 <w:szCs w:val="22"/>
               </w:rPr>
             </w:pPr>
-            <w:bookmarkStart w:colFirst="0" w:colLast="0" w:name="_lp2k5sxilu2q" w:id="144"/>
-            <w:bookmarkEnd w:id="144"/>
+            <w:bookmarkStart w:colFirst="0" w:colLast="0" w:name="_lp2k5sxilu2q" w:id="145"/>
+            <w:bookmarkEnd w:id="145"/>
             <w:r>
               <w:rPr>
                 <w:rFonts w:ascii="Times New Roman" w:cs="Times New Roman" w:eastAsia="Times New Roman" w:hAnsi="Times New Roman"/>
@@ -21985,8 +23635,8 @@
                 <w:szCs w:val="22"/>
               </w:rPr>
             </w:pPr>
-            <w:bookmarkStart w:colFirst="0" w:colLast="0" w:name="_e18xce43qejj" w:id="145"/>
-            <w:bookmarkEnd w:id="145"/>
+            <w:bookmarkStart w:colFirst="0" w:colLast="0" w:name="_e18xce43qejj" w:id="146"/>
+            <w:bookmarkEnd w:id="146"/>
             <w:r>
               <w:rPr>
                 <w:rFonts w:ascii="Times New Roman" w:cs="Times New Roman" w:eastAsia="Times New Roman" w:hAnsi="Times New Roman"/>
@@ -22040,8 +23690,8 @@
                 <w:szCs w:val="22"/>
               </w:rPr>
             </w:pPr>
-            <w:bookmarkStart w:colFirst="0" w:colLast="0" w:name="_sdop0k8dgrpw" w:id="146"/>
-            <w:bookmarkEnd w:id="146"/>
+            <w:bookmarkStart w:colFirst="0" w:colLast="0" w:name="_sdop0k8dgrpw" w:id="147"/>
+            <w:bookmarkEnd w:id="147"/>
             <w:r>
               <w:rPr>
                 <w:rFonts w:ascii="Times New Roman" w:cs="Times New Roman" w:eastAsia="Times New Roman" w:hAnsi="Times New Roman"/>
@@ -22102,8 +23752,8 @@
                 <w:szCs w:val="22"/>
               </w:rPr>
             </w:pPr>
-            <w:bookmarkStart w:colFirst="0" w:colLast="0" w:name="_tp8t3rirk9n8" w:id="147"/>
-            <w:bookmarkEnd w:id="147"/>
+            <w:bookmarkStart w:colFirst="0" w:colLast="0" w:name="_tp8t3rirk9n8" w:id="148"/>
+            <w:bookmarkEnd w:id="148"/>
             <w:r>
               <w:rPr>
                 <w:rFonts w:ascii="Times New Roman" w:cs="Times New Roman" w:eastAsia="Times New Roman" w:hAnsi="Times New Roman"/>
@@ -22157,8 +23807,8 @@
                 <w:szCs w:val="22"/>
               </w:rPr>
             </w:pPr>
-            <w:bookmarkStart w:colFirst="0" w:colLast="0" w:name="_8rd72k45m8lf" w:id="148"/>
-            <w:bookmarkEnd w:id="148"/>
+            <w:bookmarkStart w:colFirst="0" w:colLast="0" w:name="_8rd72k45m8lf" w:id="149"/>
+            <w:bookmarkEnd w:id="149"/>
             <w:r>
               <w:rPr>
                 <w:rFonts w:ascii="Times New Roman" w:cs="Times New Roman" w:eastAsia="Times New Roman" w:hAnsi="Times New Roman"/>
@@ -22212,8 +23862,8 @@
                 <w:szCs w:val="22"/>
               </w:rPr>
             </w:pPr>
-            <w:bookmarkStart w:colFirst="0" w:colLast="0" w:name="_vi4fcq2iabit" w:id="149"/>
-            <w:bookmarkEnd w:id="149"/>
+            <w:bookmarkStart w:colFirst="0" w:colLast="0" w:name="_vi4fcq2iabit" w:id="150"/>
+            <w:bookmarkEnd w:id="150"/>
             <w:r>
               <w:rPr>
                 <w:rFonts w:ascii="Times New Roman" w:cs="Times New Roman" w:eastAsia="Times New Roman" w:hAnsi="Times New Roman"/>
@@ -22274,8 +23924,8 @@
                 <w:szCs w:val="22"/>
               </w:rPr>
             </w:pPr>
-            <w:bookmarkStart w:colFirst="0" w:colLast="0" w:name="_tcdxi5p3c8f3" w:id="150"/>
-            <w:bookmarkEnd w:id="150"/>
+            <w:bookmarkStart w:colFirst="0" w:colLast="0" w:name="_tcdxi5p3c8f3" w:id="151"/>
+            <w:bookmarkEnd w:id="151"/>
             <w:r>
               <w:rPr>
                 <w:rFonts w:ascii="Times New Roman" w:cs="Times New Roman" w:eastAsia="Times New Roman" w:hAnsi="Times New Roman"/>
@@ -22329,8 +23979,8 @@
                 <w:szCs w:val="22"/>
               </w:rPr>
             </w:pPr>
-            <w:bookmarkStart w:colFirst="0" w:colLast="0" w:name="_13vwxehjjrui" w:id="151"/>
-            <w:bookmarkEnd w:id="151"/>
+            <w:bookmarkStart w:colFirst="0" w:colLast="0" w:name="_13vwxehjjrui" w:id="152"/>
+            <w:bookmarkEnd w:id="152"/>
             <w:r>
               <w:rPr>
                 <w:rFonts w:ascii="Times New Roman" w:cs="Times New Roman" w:eastAsia="Times New Roman" w:hAnsi="Times New Roman"/>
@@ -22384,8 +24034,8 @@
                 <w:szCs w:val="22"/>
               </w:rPr>
             </w:pPr>
-            <w:bookmarkStart w:colFirst="0" w:colLast="0" w:name="_bkbn1gar2joc" w:id="152"/>
-            <w:bookmarkEnd w:id="152"/>
+            <w:bookmarkStart w:colFirst="0" w:colLast="0" w:name="_bkbn1gar2joc" w:id="153"/>
+            <w:bookmarkEnd w:id="153"/>
             <w:r>
               <w:rPr>
                 <w:rFonts w:ascii="Cardo" w:cs="Cardo" w:eastAsia="Cardo" w:hAnsi="Cardo"/>
@@ -22446,8 +24096,8 @@
                 <w:szCs w:val="22"/>
               </w:rPr>
             </w:pPr>
-            <w:bookmarkStart w:colFirst="0" w:colLast="0" w:name="_yelyrjoowgrl" w:id="153"/>
-            <w:bookmarkEnd w:id="153"/>
+            <w:bookmarkStart w:colFirst="0" w:colLast="0" w:name="_yelyrjoowgrl" w:id="154"/>
+            <w:bookmarkEnd w:id="154"/>
             <w:r>
               <w:rPr>
                 <w:rFonts w:ascii="Times New Roman" w:cs="Times New Roman" w:eastAsia="Times New Roman" w:hAnsi="Times New Roman"/>
@@ -22501,8 +24151,8 @@
                 <w:szCs w:val="22"/>
               </w:rPr>
             </w:pPr>
-            <w:bookmarkStart w:colFirst="0" w:colLast="0" w:name="_3ljqe6o1pqs3" w:id="154"/>
-            <w:bookmarkEnd w:id="154"/>
+            <w:bookmarkStart w:colFirst="0" w:colLast="0" w:name="_3ljqe6o1pqs3" w:id="155"/>
+            <w:bookmarkEnd w:id="155"/>
             <w:r>
               <w:rPr>
                 <w:rFonts w:ascii="Times New Roman" w:cs="Times New Roman" w:eastAsia="Times New Roman" w:hAnsi="Times New Roman"/>
@@ -22556,8 +24206,8 @@
                 <w:szCs w:val="22"/>
               </w:rPr>
             </w:pPr>
-            <w:bookmarkStart w:colFirst="0" w:colLast="0" w:name="_z46bfgx0el0" w:id="155"/>
-            <w:bookmarkEnd w:id="155"/>
+            <w:bookmarkStart w:colFirst="0" w:colLast="0" w:name="_z46bfgx0el0" w:id="156"/>
+            <w:bookmarkEnd w:id="156"/>
             <w:r>
               <w:rPr>
                 <w:rFonts w:ascii="Times New Roman" w:cs="Times New Roman" w:eastAsia="Times New Roman" w:hAnsi="Times New Roman"/>
@@ -22578,6 +24228,1247 @@
           <w:b w:val="1"/>
           <w:bCs w:val="1"/>
         </w:rPr>
+      </w:pPr>
+      <w:r>
+        <w:rPr>
+          <w:rtl w:val="0"/>
+        </w:rPr>
+      </w:r>
+    </w:p>
+    <w:p>
+      <w:pPr>
+        <w:pStyle w:val="Heading3"/>
+        <w:keepNext w:val="0"/>
+        <w:keepLines w:val="0"/>
+        <w:pageBreakBefore w:val="0"/>
+        <w:widowControl w:val="1"/>
+        <w:pBdr>
+          <w:top w:space="0" w:sz="0" w:val="nil"/>
+          <w:left w:space="0" w:sz="0" w:val="nil"/>
+          <w:bottom w:space="0" w:sz="0" w:val="nil"/>
+          <w:right w:space="0" w:sz="0" w:val="nil"/>
+          <w:between w:space="0" w:sz="0" w:val="nil"/>
+        </w:pBdr>
+        <w:shd w:fill="auto" w:val="clear"/>
+        <w:spacing w:after="80" w:before="0" w:line="276" w:lineRule="auto"/>
+        <w:ind w:left="0" w:right="0" w:firstLine="0"/>
+        <w:jc w:val="both"/>
+        <w:rPr>
+          <w:rFonts w:ascii="Times New Roman" w:cs="Times New Roman" w:eastAsia="Times New Roman" w:hAnsi="Times New Roman"/>
+          <w:b w:val="1"/>
+          <w:bCs w:val="1"/>
+          <w:color w:val="000000"/>
+          <w:sz w:val="26"/>
+          <w:szCs w:val="26"/>
+        </w:rPr>
+      </w:pPr>
+      <w:bookmarkStart w:colFirst="0" w:colLast="0" w:name="_gqu0hdk3h85z" w:id="157"/>
+      <w:bookmarkEnd w:id="157"/>
+      <w:r>
+        <w:rPr>
+          <w:rFonts w:ascii="Times New Roman" w:cs="Times New Roman" w:eastAsia="Times New Roman" w:hAnsi="Times New Roman"/>
+          <w:b w:val="1"/>
+          <w:bCs w:val="1"/>
+          <w:color w:val="000000"/>
+          <w:sz w:val="26"/>
+          <w:szCs w:val="26"/>
+          <w:rtl w:val="0"/>
+        </w:rPr>
+        <w:t xml:space="preserve">6.1 Walk-in / staff-assisted checkout</w:t>
+      </w:r>
+    </w:p>
+    <w:p>
+      <w:pPr>
+        <w:pStyle w:val="Heading3"/>
+        <w:keepNext w:val="0"/>
+        <w:keepLines w:val="0"/>
+        <w:pageBreakBefore w:val="0"/>
+        <w:widowControl w:val="1"/>
+        <w:pBdr>
+          <w:top w:space="0" w:sz="0" w:val="nil"/>
+          <w:left w:space="0" w:sz="0" w:val="nil"/>
+          <w:bottom w:space="0" w:sz="0" w:val="nil"/>
+          <w:right w:space="0" w:sz="0" w:val="nil"/>
+          <w:between w:space="0" w:sz="0" w:val="nil"/>
+        </w:pBdr>
+        <w:shd w:fill="auto" w:val="clear"/>
+        <w:spacing w:after="80" w:before="0" w:line="276" w:lineRule="auto"/>
+        <w:ind w:left="0" w:right="0" w:firstLine="0"/>
+        <w:jc w:val="both"/>
+        <w:rPr>
+          <w:rFonts w:ascii="Times New Roman" w:cs="Times New Roman" w:eastAsia="Times New Roman" w:hAnsi="Times New Roman"/>
+          <w:sz w:val="22"/>
+          <w:szCs w:val="22"/>
+        </w:rPr>
+      </w:pPr>
+      <w:bookmarkStart w:colFirst="0" w:colLast="0" w:name="_bovmg6fttksb" w:id="158"/>
+      <w:bookmarkEnd w:id="158"/>
+      <w:r>
+        <w:rPr>
+          <w:rFonts w:ascii="Cardo" w:cs="Cardo" w:eastAsia="Cardo" w:hAnsi="Cardo"/>
+          <w:sz w:val="22"/>
+          <w:szCs w:val="22"/>
+          <w:rtl w:val="0"/>
+        </w:rPr>
+        <w:t xml:space="preserve">Walk-in customer → orders.user_id (lookup/create)</w:t>
+      </w:r>
+    </w:p>
+    <w:p>
+      <w:pPr>
+        <w:pStyle w:val="Heading3"/>
+        <w:keepNext w:val="0"/>
+        <w:keepLines w:val="0"/>
+        <w:pageBreakBefore w:val="0"/>
+        <w:widowControl w:val="1"/>
+        <w:numPr>
+          <w:ilvl w:val="0"/>
+          <w:numId w:val="3"/>
+        </w:numPr>
+        <w:pBdr>
+          <w:top w:space="0" w:sz="0" w:val="nil"/>
+          <w:left w:space="0" w:sz="0" w:val="nil"/>
+          <w:bottom w:space="0" w:sz="0" w:val="nil"/>
+          <w:right w:space="0" w:sz="0" w:val="nil"/>
+          <w:between w:space="0" w:sz="0" w:val="nil"/>
+        </w:pBdr>
+        <w:shd w:fill="auto" w:val="clear"/>
+        <w:spacing w:after="0" w:afterAutospacing="0" w:before="0" w:line="276" w:lineRule="auto"/>
+        <w:ind w:left="720" w:right="0" w:hanging="360"/>
+        <w:jc w:val="both"/>
+        <w:rPr>
+          <w:rFonts w:ascii="Times New Roman" w:cs="Times New Roman" w:eastAsia="Times New Roman" w:hAnsi="Times New Roman"/>
+          <w:sz w:val="22"/>
+          <w:szCs w:val="22"/>
+          <w:u w:val="none"/>
+        </w:rPr>
+      </w:pPr>
+      <w:bookmarkStart w:colFirst="0" w:colLast="0" w:name="_lv5ze1o25peh" w:id="159"/>
+      <w:bookmarkEnd w:id="159"/>
+      <w:r>
+        <w:rPr>
+          <w:rFonts w:ascii="Times New Roman" w:cs="Times New Roman" w:eastAsia="Times New Roman" w:hAnsi="Times New Roman"/>
+          <w:sz w:val="22"/>
+          <w:szCs w:val="22"/>
+          <w:rtl w:val="0"/>
+        </w:rPr>
+        <w:t xml:space="preserve">When staff completes assisted checkout (order_placement_channel = IN_STORE):</w:t>
+      </w:r>
+    </w:p>
+    <w:p>
+      <w:pPr>
+        <w:pStyle w:val="Heading3"/>
+        <w:keepNext w:val="0"/>
+        <w:keepLines w:val="0"/>
+        <w:pageBreakBefore w:val="0"/>
+        <w:widowControl w:val="1"/>
+        <w:numPr>
+          <w:ilvl w:val="0"/>
+          <w:numId w:val="3"/>
+        </w:numPr>
+        <w:pBdr>
+          <w:top w:space="0" w:sz="0" w:val="nil"/>
+          <w:left w:space="0" w:sz="0" w:val="nil"/>
+          <w:bottom w:space="0" w:sz="0" w:val="nil"/>
+          <w:right w:space="0" w:sz="0" w:val="nil"/>
+          <w:between w:space="0" w:sz="0" w:val="nil"/>
+        </w:pBdr>
+        <w:shd w:fill="auto" w:val="clear"/>
+        <w:spacing w:after="0" w:afterAutospacing="0" w:before="0" w:line="276" w:lineRule="auto"/>
+        <w:ind w:left="720" w:right="0" w:hanging="360"/>
+        <w:jc w:val="both"/>
+        <w:rPr>
+          <w:rFonts w:ascii="Times New Roman" w:cs="Times New Roman" w:eastAsia="Times New Roman" w:hAnsi="Times New Roman"/>
+          <w:sz w:val="22"/>
+          <w:szCs w:val="22"/>
+          <w:u w:val="none"/>
+        </w:rPr>
+      </w:pPr>
+      <w:bookmarkStart w:colFirst="0" w:colLast="0" w:name="_881lebnpjqco" w:id="160"/>
+      <w:bookmarkEnd w:id="160"/>
+      <w:r>
+        <w:rPr>
+          <w:rFonts w:ascii="Times New Roman" w:cs="Times New Roman" w:eastAsia="Times New Roman" w:hAnsi="Times New Roman"/>
+          <w:sz w:val="22"/>
+          <w:szCs w:val="22"/>
+          <w:rtl w:val="0"/>
+        </w:rPr>
+        <w:t xml:space="preserve">Accept customer_details: full_name, phone, email (email or phone required).</w:t>
+      </w:r>
+    </w:p>
+    <w:p>
+      <w:pPr>
+        <w:pStyle w:val="Heading3"/>
+        <w:keepNext w:val="0"/>
+        <w:keepLines w:val="0"/>
+        <w:pageBreakBefore w:val="0"/>
+        <w:widowControl w:val="1"/>
+        <w:numPr>
+          <w:ilvl w:val="0"/>
+          <w:numId w:val="3"/>
+        </w:numPr>
+        <w:pBdr>
+          <w:top w:space="0" w:sz="0" w:val="nil"/>
+          <w:left w:space="0" w:sz="0" w:val="nil"/>
+          <w:bottom w:space="0" w:sz="0" w:val="nil"/>
+          <w:right w:space="0" w:sz="0" w:val="nil"/>
+          <w:between w:space="0" w:sz="0" w:val="nil"/>
+        </w:pBdr>
+        <w:shd w:fill="auto" w:val="clear"/>
+        <w:spacing w:after="0" w:afterAutospacing="0" w:before="0" w:line="276" w:lineRule="auto"/>
+        <w:ind w:left="720" w:right="0" w:hanging="360"/>
+        <w:jc w:val="both"/>
+        <w:rPr>
+          <w:rFonts w:ascii="Times New Roman" w:cs="Times New Roman" w:eastAsia="Times New Roman" w:hAnsi="Times New Roman"/>
+          <w:sz w:val="22"/>
+          <w:szCs w:val="22"/>
+          <w:u w:val="none"/>
+        </w:rPr>
+      </w:pPr>
+      <w:bookmarkStart w:colFirst="0" w:colLast="0" w:name="_badg1qlmldo2" w:id="161"/>
+      <w:bookmarkEnd w:id="161"/>
+      <w:r>
+        <w:rPr>
+          <w:rFonts w:ascii="Times New Roman" w:cs="Times New Roman" w:eastAsia="Times New Roman" w:hAnsi="Times New Roman"/>
+          <w:sz w:val="22"/>
+          <w:szCs w:val="22"/>
+          <w:rtl w:val="0"/>
+        </w:rPr>
+        <w:t xml:space="preserve">Lookup existing CUSTOMER by email (preferred) or phone.</w:t>
+      </w:r>
+    </w:p>
+    <w:p>
+      <w:pPr>
+        <w:pStyle w:val="Heading3"/>
+        <w:keepNext w:val="0"/>
+        <w:keepLines w:val="0"/>
+        <w:pageBreakBefore w:val="0"/>
+        <w:widowControl w:val="1"/>
+        <w:numPr>
+          <w:ilvl w:val="0"/>
+          <w:numId w:val="3"/>
+        </w:numPr>
+        <w:pBdr>
+          <w:top w:space="0" w:sz="0" w:val="nil"/>
+          <w:left w:space="0" w:sz="0" w:val="nil"/>
+          <w:bottom w:space="0" w:sz="0" w:val="nil"/>
+          <w:right w:space="0" w:sz="0" w:val="nil"/>
+          <w:between w:space="0" w:sz="0" w:val="nil"/>
+        </w:pBdr>
+        <w:shd w:fill="auto" w:val="clear"/>
+        <w:spacing w:after="0" w:afterAutospacing="0" w:before="0" w:line="276" w:lineRule="auto"/>
+        <w:ind w:left="720" w:right="0" w:hanging="360"/>
+        <w:jc w:val="both"/>
+        <w:rPr>
+          <w:rFonts w:ascii="Times New Roman" w:cs="Times New Roman" w:eastAsia="Times New Roman" w:hAnsi="Times New Roman"/>
+          <w:sz w:val="22"/>
+          <w:szCs w:val="22"/>
+          <w:u w:val="none"/>
+        </w:rPr>
+      </w:pPr>
+      <w:bookmarkStart w:colFirst="0" w:colLast="0" w:name="_5hkp2di3yslm" w:id="162"/>
+      <w:bookmarkEnd w:id="162"/>
+      <w:r>
+        <w:rPr>
+          <w:rFonts w:ascii="Times New Roman" w:cs="Times New Roman" w:eastAsia="Times New Roman" w:hAnsi="Times New Roman"/>
+          <w:sz w:val="22"/>
+          <w:szCs w:val="22"/>
+          <w:rtl w:val="0"/>
+        </w:rPr>
+        <w:t xml:space="preserve">If not found, auto-create a CUSTOMER row (is_active = TRUE).</w:t>
+      </w:r>
+    </w:p>
+    <w:p>
+      <w:pPr>
+        <w:pStyle w:val="Heading3"/>
+        <w:keepNext w:val="0"/>
+        <w:keepLines w:val="0"/>
+        <w:pageBreakBefore w:val="0"/>
+        <w:widowControl w:val="1"/>
+        <w:numPr>
+          <w:ilvl w:val="0"/>
+          <w:numId w:val="3"/>
+        </w:numPr>
+        <w:pBdr>
+          <w:top w:space="0" w:sz="0" w:val="nil"/>
+          <w:left w:space="0" w:sz="0" w:val="nil"/>
+          <w:bottom w:space="0" w:sz="0" w:val="nil"/>
+          <w:right w:space="0" w:sz="0" w:val="nil"/>
+          <w:between w:space="0" w:sz="0" w:val="nil"/>
+        </w:pBdr>
+        <w:shd w:fill="auto" w:val="clear"/>
+        <w:spacing w:after="0" w:afterAutospacing="0" w:before="0" w:line="276" w:lineRule="auto"/>
+        <w:ind w:left="720" w:right="0" w:hanging="360"/>
+        <w:jc w:val="both"/>
+        <w:rPr>
+          <w:rFonts w:ascii="Times New Roman" w:cs="Times New Roman" w:eastAsia="Times New Roman" w:hAnsi="Times New Roman"/>
+          <w:sz w:val="22"/>
+          <w:szCs w:val="22"/>
+          <w:u w:val="none"/>
+        </w:rPr>
+      </w:pPr>
+      <w:bookmarkStart w:colFirst="0" w:colLast="0" w:name="_n1zxxj9trg8a" w:id="163"/>
+      <w:bookmarkEnd w:id="163"/>
+      <w:r>
+        <w:rPr>
+          <w:rFonts w:ascii="Times New Roman" w:cs="Times New Roman" w:eastAsia="Times New Roman" w:hAnsi="Times New Roman"/>
+          <w:sz w:val="22"/>
+          <w:szCs w:val="22"/>
+          <w:rtl w:val="0"/>
+        </w:rPr>
+        <w:t xml:space="preserve">Set orders.user_id to that customer.</w:t>
+      </w:r>
+    </w:p>
+    <w:p>
+      <w:pPr>
+        <w:pStyle w:val="Heading3"/>
+        <w:keepNext w:val="0"/>
+        <w:keepLines w:val="0"/>
+        <w:pageBreakBefore w:val="0"/>
+        <w:widowControl w:val="1"/>
+        <w:numPr>
+          <w:ilvl w:val="0"/>
+          <w:numId w:val="3"/>
+        </w:numPr>
+        <w:pBdr>
+          <w:top w:space="0" w:sz="0" w:val="nil"/>
+          <w:left w:space="0" w:sz="0" w:val="nil"/>
+          <w:bottom w:space="0" w:sz="0" w:val="nil"/>
+          <w:right w:space="0" w:sz="0" w:val="nil"/>
+          <w:between w:space="0" w:sz="0" w:val="nil"/>
+        </w:pBdr>
+        <w:shd w:fill="auto" w:val="clear"/>
+        <w:spacing w:after="0" w:afterAutospacing="0" w:before="0" w:line="276" w:lineRule="auto"/>
+        <w:ind w:left="720" w:right="0" w:hanging="360"/>
+        <w:jc w:val="both"/>
+        <w:rPr>
+          <w:rFonts w:ascii="Times New Roman" w:cs="Times New Roman" w:eastAsia="Times New Roman" w:hAnsi="Times New Roman"/>
+          <w:sz w:val="22"/>
+          <w:szCs w:val="22"/>
+          <w:u w:val="none"/>
+        </w:rPr>
+      </w:pPr>
+      <w:bookmarkStart w:colFirst="0" w:colLast="0" w:name="_y2ma5ivpx4mc" w:id="164"/>
+      <w:bookmarkEnd w:id="164"/>
+      <w:r>
+        <w:rPr>
+          <w:rFonts w:ascii="Times New Roman" w:cs="Times New Roman" w:eastAsia="Times New Roman" w:hAnsi="Times New Roman"/>
+          <w:sz w:val="22"/>
+          <w:szCs w:val="22"/>
+          <w:rtl w:val="0"/>
+        </w:rPr>
+        <w:t xml:space="preserve">Set orders.booked_by_staff_id to logged-in staff user_id.</w:t>
+      </w:r>
+    </w:p>
+    <w:p>
+      <w:pPr>
+        <w:pStyle w:val="Heading3"/>
+        <w:keepNext w:val="0"/>
+        <w:keepLines w:val="0"/>
+        <w:pageBreakBefore w:val="0"/>
+        <w:widowControl w:val="1"/>
+        <w:numPr>
+          <w:ilvl w:val="0"/>
+          <w:numId w:val="3"/>
+        </w:numPr>
+        <w:pBdr>
+          <w:top w:space="0" w:sz="0" w:val="nil"/>
+          <w:left w:space="0" w:sz="0" w:val="nil"/>
+          <w:bottom w:space="0" w:sz="0" w:val="nil"/>
+          <w:right w:space="0" w:sz="0" w:val="nil"/>
+          <w:between w:space="0" w:sz="0" w:val="nil"/>
+        </w:pBdr>
+        <w:shd w:fill="auto" w:val="clear"/>
+        <w:spacing w:after="0" w:afterAutospacing="0" w:before="0" w:line="276" w:lineRule="auto"/>
+        <w:ind w:left="720" w:right="0" w:hanging="360"/>
+        <w:jc w:val="both"/>
+        <w:rPr>
+          <w:rFonts w:ascii="Times New Roman" w:cs="Times New Roman" w:eastAsia="Times New Roman" w:hAnsi="Times New Roman"/>
+          <w:sz w:val="22"/>
+          <w:szCs w:val="22"/>
+          <w:u w:val="none"/>
+        </w:rPr>
+      </w:pPr>
+      <w:bookmarkStart w:colFirst="0" w:colLast="0" w:name="_dikmg7cvpr3" w:id="165"/>
+      <w:bookmarkEnd w:id="165"/>
+      <w:r>
+        <w:rPr>
+          <w:rFonts w:ascii="Times New Roman" w:cs="Times New Roman" w:eastAsia="Times New Roman" w:hAnsi="Times New Roman"/>
+          <w:sz w:val="22"/>
+          <w:szCs w:val="22"/>
+          <w:rtl w:val="0"/>
+        </w:rPr>
+        <w:t xml:space="preserve">Copy delivery address fields onto orders (snapshot — do not rely on profile later).</w:t>
+      </w:r>
+    </w:p>
+    <w:p>
+      <w:pPr>
+        <w:pStyle w:val="Heading3"/>
+        <w:keepNext w:val="0"/>
+        <w:keepLines w:val="0"/>
+        <w:pageBreakBefore w:val="0"/>
+        <w:widowControl w:val="1"/>
+        <w:numPr>
+          <w:ilvl w:val="0"/>
+          <w:numId w:val="3"/>
+        </w:numPr>
+        <w:pBdr>
+          <w:top w:space="0" w:sz="0" w:val="nil"/>
+          <w:left w:space="0" w:sz="0" w:val="nil"/>
+          <w:bottom w:space="0" w:sz="0" w:val="nil"/>
+          <w:right w:space="0" w:sz="0" w:val="nil"/>
+          <w:between w:space="0" w:sz="0" w:val="nil"/>
+        </w:pBdr>
+        <w:shd w:fill="auto" w:val="clear"/>
+        <w:spacing w:after="80" w:before="0" w:line="276" w:lineRule="auto"/>
+        <w:ind w:left="720" w:right="0" w:hanging="360"/>
+        <w:jc w:val="both"/>
+        <w:rPr>
+          <w:rFonts w:ascii="Times New Roman" w:cs="Times New Roman" w:eastAsia="Times New Roman" w:hAnsi="Times New Roman"/>
+          <w:sz w:val="22"/>
+          <w:szCs w:val="22"/>
+          <w:u w:val="none"/>
+        </w:rPr>
+      </w:pPr>
+      <w:bookmarkStart w:colFirst="0" w:colLast="0" w:name="_rfjeahq32maz" w:id="166"/>
+      <w:bookmarkEnd w:id="166"/>
+      <w:r>
+        <w:rPr>
+          <w:rFonts w:ascii="Times New Roman" w:cs="Times New Roman" w:eastAsia="Times New Roman" w:hAnsi="Times New Roman"/>
+          <w:sz w:val="22"/>
+          <w:szCs w:val="22"/>
+          <w:rtl w:val="0"/>
+        </w:rPr>
+        <w:t xml:space="preserve">Payment may complete immediately (showroom COD/UPI/card).</w:t>
+      </w:r>
+    </w:p>
+    <w:p>
+      <w:pPr>
+        <w:rPr/>
+      </w:pPr>
+      <w:r>
+        <w:rPr>
+          <w:rtl w:val="0"/>
+        </w:rPr>
+      </w:r>
+    </w:p>
+    <w:p>
+      <w:pPr>
+        <w:pStyle w:val="Heading3"/>
+        <w:keepNext w:val="0"/>
+        <w:keepLines w:val="0"/>
+        <w:pageBreakBefore w:val="0"/>
+        <w:widowControl w:val="1"/>
+        <w:pBdr>
+          <w:top w:space="0" w:sz="0" w:val="nil"/>
+          <w:left w:space="0" w:sz="0" w:val="nil"/>
+          <w:bottom w:space="0" w:sz="0" w:val="nil"/>
+          <w:right w:space="0" w:sz="0" w:val="nil"/>
+          <w:between w:space="0" w:sz="0" w:val="nil"/>
+        </w:pBdr>
+        <w:shd w:fill="auto" w:val="clear"/>
+        <w:spacing w:after="80" w:before="0" w:line="276" w:lineRule="auto"/>
+        <w:ind w:left="0" w:right="0" w:firstLine="0"/>
+        <w:jc w:val="both"/>
+        <w:rPr>
+          <w:rFonts w:ascii="Times New Roman" w:cs="Times New Roman" w:eastAsia="Times New Roman" w:hAnsi="Times New Roman"/>
+          <w:b w:val="1"/>
+          <w:bCs w:val="1"/>
+          <w:color w:val="000000"/>
+          <w:sz w:val="26"/>
+          <w:szCs w:val="26"/>
+        </w:rPr>
+      </w:pPr>
+      <w:bookmarkStart w:colFirst="0" w:colLast="0" w:name="_xmr7geimq1m5" w:id="167"/>
+      <w:bookmarkEnd w:id="167"/>
+      <w:r>
+        <w:rPr>
+          <w:rFonts w:ascii="Times New Roman" w:cs="Times New Roman" w:eastAsia="Times New Roman" w:hAnsi="Times New Roman"/>
+          <w:b w:val="1"/>
+          <w:bCs w:val="1"/>
+          <w:color w:val="000000"/>
+          <w:sz w:val="26"/>
+          <w:szCs w:val="26"/>
+          <w:rtl w:val="0"/>
+        </w:rPr>
+        <w:t xml:space="preserve">6.4 Reviews &amp; ratings</w:t>
+      </w:r>
+    </w:p>
+    <w:p>
+      <w:pPr>
+        <w:pStyle w:val="Heading3"/>
+        <w:keepNext w:val="0"/>
+        <w:keepLines w:val="0"/>
+        <w:pageBreakBefore w:val="0"/>
+        <w:widowControl w:val="1"/>
+        <w:pBdr>
+          <w:top w:space="0" w:sz="0" w:val="nil"/>
+          <w:left w:space="0" w:sz="0" w:val="nil"/>
+          <w:bottom w:space="0" w:sz="0" w:val="nil"/>
+          <w:right w:space="0" w:sz="0" w:val="nil"/>
+          <w:between w:space="0" w:sz="0" w:val="nil"/>
+        </w:pBdr>
+        <w:shd w:fill="auto" w:val="clear"/>
+        <w:spacing w:after="80" w:before="0" w:line="276" w:lineRule="auto"/>
+        <w:ind w:left="0" w:right="0" w:firstLine="0"/>
+        <w:jc w:val="both"/>
+        <w:rPr>
+          <w:rFonts w:ascii="Times New Roman" w:cs="Times New Roman" w:eastAsia="Times New Roman" w:hAnsi="Times New Roman"/>
+          <w:sz w:val="22"/>
+          <w:szCs w:val="22"/>
+        </w:rPr>
+      </w:pPr>
+      <w:bookmarkStart w:colFirst="0" w:colLast="0" w:name="_p5sparshzqb0" w:id="168"/>
+      <w:bookmarkEnd w:id="168"/>
+      <w:r>
+        <w:rPr>
+          <w:rFonts w:ascii="Times New Roman" w:cs="Times New Roman" w:eastAsia="Times New Roman" w:hAnsi="Times New Roman"/>
+          <w:sz w:val="22"/>
+          <w:szCs w:val="22"/>
+          <w:rtl w:val="0"/>
+        </w:rPr>
+        <w:t xml:space="preserve">Review eligibility (CONFIRMED order with product)</w:t>
+      </w:r>
+    </w:p>
+    <w:p>
+      <w:pPr>
+        <w:pStyle w:val="Heading3"/>
+        <w:keepNext w:val="0"/>
+        <w:keepLines w:val="0"/>
+        <w:pageBreakBefore w:val="0"/>
+        <w:widowControl w:val="1"/>
+        <w:pBdr>
+          <w:top w:space="0" w:sz="0" w:val="nil"/>
+          <w:left w:space="0" w:sz="0" w:val="nil"/>
+          <w:bottom w:space="0" w:sz="0" w:val="nil"/>
+          <w:right w:space="0" w:sz="0" w:val="nil"/>
+          <w:between w:space="0" w:sz="0" w:val="nil"/>
+        </w:pBdr>
+        <w:shd w:fill="auto" w:val="clear"/>
+        <w:spacing w:after="80" w:before="0" w:line="276" w:lineRule="auto"/>
+        <w:ind w:left="0" w:right="0" w:firstLine="0"/>
+        <w:jc w:val="both"/>
+        <w:rPr>
+          <w:rFonts w:ascii="Times New Roman" w:cs="Times New Roman" w:eastAsia="Times New Roman" w:hAnsi="Times New Roman"/>
+          <w:sz w:val="22"/>
+          <w:szCs w:val="22"/>
+        </w:rPr>
+      </w:pPr>
+      <w:bookmarkStart w:colFirst="0" w:colLast="0" w:name="_7erehtqj319y" w:id="169"/>
+      <w:bookmarkEnd w:id="169"/>
+      <w:r>
+        <w:rPr>
+          <w:rtl w:val="0"/>
+        </w:rPr>
+      </w:r>
+    </w:p>
+    <w:tbl>
+      <w:tblPr>
+        <w:tblStyle w:val="Table19"/>
+        <w:tblW w:w="9025.511811023622" w:type="dxa"/>
+        <w:jc w:val="left"/>
+        <w:tblBorders>
+          <w:top w:color="cccccc" w:space="0" w:sz="6" w:val="single"/>
+          <w:left w:color="cccccc" w:space="0" w:sz="6" w:val="single"/>
+          <w:bottom w:color="cccccc" w:space="0" w:sz="6" w:val="single"/>
+          <w:right w:color="cccccc" w:space="0" w:sz="6" w:val="single"/>
+          <w:insideH w:color="cccccc" w:space="0" w:sz="6" w:val="single"/>
+          <w:insideV w:color="cccccc" w:space="0" w:sz="6" w:val="single"/>
+        </w:tblBorders>
+        <w:tblLayout w:type="fixed"/>
+        <w:tblLook w:val="0600"/>
+      </w:tblPr>
+      <w:tblGrid>
+        <w:gridCol w:w="1858.6309330773522"/>
+        <w:gridCol w:w="7166.88087794627"/>
+        <w:tblGridChange w:id="0">
+          <w:tblGrid>
+            <w:gridCol w:w="1858.6309330773522"/>
+            <w:gridCol w:w="7166.88087794627"/>
+          </w:tblGrid>
+        </w:tblGridChange>
+      </w:tblGrid>
+      <w:tr>
+        <w:trPr>
+          <w:cantSplit w:val="0"/>
+          <w:trHeight w:val="390" w:hRule="atLeast"/>
+          <w:tblHeader w:val="0"/>
+        </w:trPr>
+        <w:tc>
+          <w:tcPr>
+            <w:tcBorders>
+              <w:top w:color="cccccc" w:space="0" w:sz="6" w:val="single"/>
+              <w:left w:color="cccccc" w:space="0" w:sz="6" w:val="single"/>
+              <w:bottom w:color="cccccc" w:space="0" w:sz="6" w:val="single"/>
+              <w:right w:color="cccccc" w:space="0" w:sz="6" w:val="single"/>
+            </w:tcBorders>
+            <w:shd w:fill="cfe2f3" w:val="clear"/>
+            <w:tcMar>
+              <w:top w:w="80.0" w:type="dxa"/>
+              <w:left w:w="140.0" w:type="dxa"/>
+              <w:bottom w:w="80.0" w:type="dxa"/>
+              <w:right w:w="140.0" w:type="dxa"/>
+            </w:tcMar>
+            <w:vAlign w:val="top"/>
+          </w:tcPr>
+          <w:p>
+            <w:pPr>
+              <w:pStyle w:val="Heading3"/>
+              <w:keepNext w:val="0"/>
+              <w:keepLines w:val="0"/>
+              <w:widowControl w:val="1"/>
+              <w:pBdr>
+                <w:top w:space="0" w:sz="0" w:val="nil"/>
+                <w:left w:space="0" w:sz="0" w:val="nil"/>
+                <w:bottom w:space="0" w:sz="0" w:val="nil"/>
+                <w:right w:space="0" w:sz="0" w:val="nil"/>
+                <w:between w:space="0" w:sz="0" w:val="nil"/>
+              </w:pBdr>
+              <w:shd w:fill="auto" w:val="clear"/>
+              <w:spacing w:after="80" w:before="0" w:line="276" w:lineRule="auto"/>
+              <w:ind w:left="0" w:right="0" w:firstLine="0"/>
+              <w:jc w:val="both"/>
+              <w:rPr>
+                <w:rFonts w:ascii="Times New Roman" w:cs="Times New Roman" w:eastAsia="Times New Roman" w:hAnsi="Times New Roman"/>
+                <w:sz w:val="22"/>
+                <w:szCs w:val="22"/>
+              </w:rPr>
+            </w:pPr>
+            <w:bookmarkStart w:colFirst="0" w:colLast="0" w:name="_cljl6blxxmot" w:id="170"/>
+            <w:bookmarkEnd w:id="170"/>
+            <w:r>
+              <w:rPr>
+                <w:rFonts w:ascii="Times New Roman" w:cs="Times New Roman" w:eastAsia="Times New Roman" w:hAnsi="Times New Roman"/>
+                <w:sz w:val="22"/>
+                <w:szCs w:val="22"/>
+                <w:rtl w:val="0"/>
+              </w:rPr>
+              <w:t xml:space="preserve">Rule</w:t>
+            </w:r>
+          </w:p>
+        </w:tc>
+        <w:tc>
+          <w:tcPr>
+            <w:tcBorders>
+              <w:top w:color="cccccc" w:space="0" w:sz="6" w:val="single"/>
+              <w:left w:color="cccccc" w:space="0" w:sz="6" w:val="single"/>
+              <w:bottom w:color="cccccc" w:space="0" w:sz="6" w:val="single"/>
+              <w:right w:color="cccccc" w:space="0" w:sz="6" w:val="single"/>
+            </w:tcBorders>
+            <w:shd w:fill="cfe2f3" w:val="clear"/>
+            <w:tcMar>
+              <w:top w:w="80.0" w:type="dxa"/>
+              <w:left w:w="140.0" w:type="dxa"/>
+              <w:bottom w:w="80.0" w:type="dxa"/>
+              <w:right w:w="140.0" w:type="dxa"/>
+            </w:tcMar>
+            <w:vAlign w:val="top"/>
+          </w:tcPr>
+          <w:p>
+            <w:pPr>
+              <w:pStyle w:val="Heading3"/>
+              <w:keepNext w:val="0"/>
+              <w:keepLines w:val="0"/>
+              <w:widowControl w:val="1"/>
+              <w:pBdr>
+                <w:top w:space="0" w:sz="0" w:val="nil"/>
+                <w:left w:space="0" w:sz="0" w:val="nil"/>
+                <w:bottom w:space="0" w:sz="0" w:val="nil"/>
+                <w:right w:space="0" w:sz="0" w:val="nil"/>
+                <w:between w:space="0" w:sz="0" w:val="nil"/>
+              </w:pBdr>
+              <w:shd w:fill="auto" w:val="clear"/>
+              <w:spacing w:after="80" w:before="0" w:line="276" w:lineRule="auto"/>
+              <w:ind w:left="0" w:right="0" w:firstLine="0"/>
+              <w:jc w:val="both"/>
+              <w:rPr>
+                <w:rFonts w:ascii="Times New Roman" w:cs="Times New Roman" w:eastAsia="Times New Roman" w:hAnsi="Times New Roman"/>
+                <w:sz w:val="22"/>
+                <w:szCs w:val="22"/>
+              </w:rPr>
+            </w:pPr>
+            <w:bookmarkStart w:colFirst="0" w:colLast="0" w:name="_8zk5jjx9gziw" w:id="171"/>
+            <w:bookmarkEnd w:id="171"/>
+            <w:r>
+              <w:rPr>
+                <w:rFonts w:ascii="Times New Roman" w:cs="Times New Roman" w:eastAsia="Times New Roman" w:hAnsi="Times New Roman"/>
+                <w:sz w:val="22"/>
+                <w:szCs w:val="22"/>
+                <w:rtl w:val="0"/>
+              </w:rPr>
+              <w:t xml:space="preserve">Detail</w:t>
+            </w:r>
+          </w:p>
+        </w:tc>
+      </w:tr>
+      <w:tr>
+        <w:trPr>
+          <w:cantSplit w:val="0"/>
+          <w:trHeight w:val="675" w:hRule="atLeast"/>
+          <w:tblHeader w:val="0"/>
+        </w:trPr>
+        <w:tc>
+          <w:tcPr>
+            <w:tcBorders>
+              <w:top w:color="cccccc" w:space="0" w:sz="6" w:val="single"/>
+              <w:left w:color="cccccc" w:space="0" w:sz="6" w:val="single"/>
+              <w:bottom w:color="cccccc" w:space="0" w:sz="6" w:val="single"/>
+              <w:right w:color="cccccc" w:space="0" w:sz="6" w:val="single"/>
+            </w:tcBorders>
+            <w:tcMar>
+              <w:top w:w="80.0" w:type="dxa"/>
+              <w:left w:w="140.0" w:type="dxa"/>
+              <w:bottom w:w="80.0" w:type="dxa"/>
+              <w:right w:w="140.0" w:type="dxa"/>
+            </w:tcMar>
+            <w:vAlign w:val="top"/>
+          </w:tcPr>
+          <w:p>
+            <w:pPr>
+              <w:pStyle w:val="Heading3"/>
+              <w:keepNext w:val="0"/>
+              <w:keepLines w:val="0"/>
+              <w:widowControl w:val="1"/>
+              <w:pBdr>
+                <w:top w:space="0" w:sz="0" w:val="nil"/>
+                <w:left w:space="0" w:sz="0" w:val="nil"/>
+                <w:bottom w:space="0" w:sz="0" w:val="nil"/>
+                <w:right w:space="0" w:sz="0" w:val="nil"/>
+                <w:between w:space="0" w:sz="0" w:val="nil"/>
+              </w:pBdr>
+              <w:shd w:fill="auto" w:val="clear"/>
+              <w:spacing w:after="80" w:before="0" w:line="276" w:lineRule="auto"/>
+              <w:ind w:left="0" w:right="0" w:firstLine="0"/>
+              <w:jc w:val="both"/>
+              <w:rPr>
+                <w:rFonts w:ascii="Times New Roman" w:cs="Times New Roman" w:eastAsia="Times New Roman" w:hAnsi="Times New Roman"/>
+                <w:sz w:val="22"/>
+                <w:szCs w:val="22"/>
+              </w:rPr>
+            </w:pPr>
+            <w:bookmarkStart w:colFirst="0" w:colLast="0" w:name="_q7hyvpuy0d8q" w:id="172"/>
+            <w:bookmarkEnd w:id="172"/>
+            <w:r>
+              <w:rPr>
+                <w:rFonts w:ascii="Times New Roman" w:cs="Times New Roman" w:eastAsia="Times New Roman" w:hAnsi="Times New Roman"/>
+                <w:sz w:val="22"/>
+                <w:szCs w:val="22"/>
+                <w:rtl w:val="0"/>
+              </w:rPr>
+              <w:t xml:space="preserve">Eligibility</w:t>
+            </w:r>
+          </w:p>
+        </w:tc>
+        <w:tc>
+          <w:tcPr>
+            <w:tcBorders>
+              <w:top w:color="cccccc" w:space="0" w:sz="6" w:val="single"/>
+              <w:left w:color="cccccc" w:space="0" w:sz="6" w:val="single"/>
+              <w:bottom w:color="cccccc" w:space="0" w:sz="6" w:val="single"/>
+              <w:right w:color="cccccc" w:space="0" w:sz="6" w:val="single"/>
+            </w:tcBorders>
+            <w:tcMar>
+              <w:top w:w="80.0" w:type="dxa"/>
+              <w:left w:w="140.0" w:type="dxa"/>
+              <w:bottom w:w="80.0" w:type="dxa"/>
+              <w:right w:w="140.0" w:type="dxa"/>
+            </w:tcMar>
+            <w:vAlign w:val="top"/>
+          </w:tcPr>
+          <w:p>
+            <w:pPr>
+              <w:pStyle w:val="Heading3"/>
+              <w:keepNext w:val="0"/>
+              <w:keepLines w:val="0"/>
+              <w:widowControl w:val="1"/>
+              <w:pBdr>
+                <w:top w:space="0" w:sz="0" w:val="nil"/>
+                <w:left w:space="0" w:sz="0" w:val="nil"/>
+                <w:bottom w:space="0" w:sz="0" w:val="nil"/>
+                <w:right w:space="0" w:sz="0" w:val="nil"/>
+                <w:between w:space="0" w:sz="0" w:val="nil"/>
+              </w:pBdr>
+              <w:shd w:fill="auto" w:val="clear"/>
+              <w:spacing w:after="80" w:before="0" w:line="276" w:lineRule="auto"/>
+              <w:ind w:left="0" w:right="0" w:firstLine="0"/>
+              <w:jc w:val="both"/>
+              <w:rPr>
+                <w:rFonts w:ascii="Times New Roman" w:cs="Times New Roman" w:eastAsia="Times New Roman" w:hAnsi="Times New Roman"/>
+                <w:sz w:val="22"/>
+                <w:szCs w:val="22"/>
+              </w:rPr>
+            </w:pPr>
+            <w:bookmarkStart w:colFirst="0" w:colLast="0" w:name="_d54hdrn75m61" w:id="173"/>
+            <w:bookmarkEnd w:id="173"/>
+            <w:r>
+              <w:rPr>
+                <w:rFonts w:ascii="Times New Roman" w:cs="Times New Roman" w:eastAsia="Times New Roman" w:hAnsi="Times New Roman"/>
+                <w:sz w:val="22"/>
+                <w:szCs w:val="22"/>
+                <w:rtl w:val="0"/>
+              </w:rPr>
+              <w:t xml:space="preserve">User may review product_id only if they have at least one CONFIRMED order containing that product in order_items.</w:t>
+            </w:r>
+          </w:p>
+        </w:tc>
+      </w:tr>
+      <w:tr>
+        <w:trPr>
+          <w:cantSplit w:val="0"/>
+          <w:trHeight w:val="675" w:hRule="atLeast"/>
+          <w:tblHeader w:val="0"/>
+        </w:trPr>
+        <w:tc>
+          <w:tcPr>
+            <w:tcBorders>
+              <w:top w:color="cccccc" w:space="0" w:sz="6" w:val="single"/>
+              <w:left w:color="cccccc" w:space="0" w:sz="6" w:val="single"/>
+              <w:bottom w:color="cccccc" w:space="0" w:sz="6" w:val="single"/>
+              <w:right w:color="cccccc" w:space="0" w:sz="6" w:val="single"/>
+            </w:tcBorders>
+            <w:tcMar>
+              <w:top w:w="80.0" w:type="dxa"/>
+              <w:left w:w="140.0" w:type="dxa"/>
+              <w:bottom w:w="80.0" w:type="dxa"/>
+              <w:right w:w="140.0" w:type="dxa"/>
+            </w:tcMar>
+            <w:vAlign w:val="top"/>
+          </w:tcPr>
+          <w:p>
+            <w:pPr>
+              <w:pStyle w:val="Heading3"/>
+              <w:keepNext w:val="0"/>
+              <w:keepLines w:val="0"/>
+              <w:widowControl w:val="1"/>
+              <w:pBdr>
+                <w:top w:space="0" w:sz="0" w:val="nil"/>
+                <w:left w:space="0" w:sz="0" w:val="nil"/>
+                <w:bottom w:space="0" w:sz="0" w:val="nil"/>
+                <w:right w:space="0" w:sz="0" w:val="nil"/>
+                <w:between w:space="0" w:sz="0" w:val="nil"/>
+              </w:pBdr>
+              <w:shd w:fill="auto" w:val="clear"/>
+              <w:spacing w:after="80" w:before="0" w:line="276" w:lineRule="auto"/>
+              <w:ind w:left="0" w:right="0" w:firstLine="0"/>
+              <w:jc w:val="both"/>
+              <w:rPr>
+                <w:rFonts w:ascii="Times New Roman" w:cs="Times New Roman" w:eastAsia="Times New Roman" w:hAnsi="Times New Roman"/>
+                <w:sz w:val="22"/>
+                <w:szCs w:val="22"/>
+              </w:rPr>
+            </w:pPr>
+            <w:bookmarkStart w:colFirst="0" w:colLast="0" w:name="_6cfcw74nicu3" w:id="174"/>
+            <w:bookmarkEnd w:id="174"/>
+            <w:r>
+              <w:rPr>
+                <w:rFonts w:ascii="Times New Roman" w:cs="Times New Roman" w:eastAsia="Times New Roman" w:hAnsi="Times New Roman"/>
+                <w:sz w:val="22"/>
+                <w:szCs w:val="22"/>
+                <w:rtl w:val="0"/>
+              </w:rPr>
+              <w:t xml:space="preserve">Uniqueness</w:t>
+            </w:r>
+          </w:p>
+        </w:tc>
+        <w:tc>
+          <w:tcPr>
+            <w:tcBorders>
+              <w:top w:color="cccccc" w:space="0" w:sz="6" w:val="single"/>
+              <w:left w:color="cccccc" w:space="0" w:sz="6" w:val="single"/>
+              <w:bottom w:color="cccccc" w:space="0" w:sz="6" w:val="single"/>
+              <w:right w:color="cccccc" w:space="0" w:sz="6" w:val="single"/>
+            </w:tcBorders>
+            <w:tcMar>
+              <w:top w:w="80.0" w:type="dxa"/>
+              <w:left w:w="140.0" w:type="dxa"/>
+              <w:bottom w:w="80.0" w:type="dxa"/>
+              <w:right w:w="140.0" w:type="dxa"/>
+            </w:tcMar>
+            <w:vAlign w:val="top"/>
+          </w:tcPr>
+          <w:p>
+            <w:pPr>
+              <w:pStyle w:val="Heading3"/>
+              <w:keepNext w:val="0"/>
+              <w:keepLines w:val="0"/>
+              <w:widowControl w:val="1"/>
+              <w:pBdr>
+                <w:top w:space="0" w:sz="0" w:val="nil"/>
+                <w:left w:space="0" w:sz="0" w:val="nil"/>
+                <w:bottom w:space="0" w:sz="0" w:val="nil"/>
+                <w:right w:space="0" w:sz="0" w:val="nil"/>
+                <w:between w:space="0" w:sz="0" w:val="nil"/>
+              </w:pBdr>
+              <w:shd w:fill="auto" w:val="clear"/>
+              <w:spacing w:after="80" w:before="0" w:line="276" w:lineRule="auto"/>
+              <w:ind w:left="0" w:right="0" w:firstLine="0"/>
+              <w:jc w:val="both"/>
+              <w:rPr>
+                <w:rFonts w:ascii="Times New Roman" w:cs="Times New Roman" w:eastAsia="Times New Roman" w:hAnsi="Times New Roman"/>
+                <w:sz w:val="22"/>
+                <w:szCs w:val="22"/>
+              </w:rPr>
+            </w:pPr>
+            <w:bookmarkStart w:colFirst="0" w:colLast="0" w:name="_2pl270icgvpm" w:id="175"/>
+            <w:bookmarkEnd w:id="175"/>
+            <w:r>
+              <w:rPr>
+                <w:rFonts w:ascii="Times New Roman" w:cs="Times New Roman" w:eastAsia="Times New Roman" w:hAnsi="Times New Roman"/>
+                <w:sz w:val="22"/>
+                <w:szCs w:val="22"/>
+                <w:rtl w:val="0"/>
+              </w:rPr>
+              <w:t xml:space="preserve">One review per (user_id, product_id) — enforce UNIQUE (user_id, product_id).</w:t>
+            </w:r>
+          </w:p>
+        </w:tc>
+      </w:tr>
+      <w:tr>
+        <w:trPr>
+          <w:cantSplit w:val="0"/>
+          <w:trHeight w:val="390" w:hRule="atLeast"/>
+          <w:tblHeader w:val="0"/>
+        </w:trPr>
+        <w:tc>
+          <w:tcPr>
+            <w:tcBorders>
+              <w:top w:color="cccccc" w:space="0" w:sz="6" w:val="single"/>
+              <w:left w:color="cccccc" w:space="0" w:sz="6" w:val="single"/>
+              <w:bottom w:color="cccccc" w:space="0" w:sz="6" w:val="single"/>
+              <w:right w:color="cccccc" w:space="0" w:sz="6" w:val="single"/>
+            </w:tcBorders>
+            <w:tcMar>
+              <w:top w:w="80.0" w:type="dxa"/>
+              <w:left w:w="140.0" w:type="dxa"/>
+              <w:bottom w:w="80.0" w:type="dxa"/>
+              <w:right w:w="140.0" w:type="dxa"/>
+            </w:tcMar>
+            <w:vAlign w:val="top"/>
+          </w:tcPr>
+          <w:p>
+            <w:pPr>
+              <w:pStyle w:val="Heading3"/>
+              <w:keepNext w:val="0"/>
+              <w:keepLines w:val="0"/>
+              <w:widowControl w:val="1"/>
+              <w:pBdr>
+                <w:top w:space="0" w:sz="0" w:val="nil"/>
+                <w:left w:space="0" w:sz="0" w:val="nil"/>
+                <w:bottom w:space="0" w:sz="0" w:val="nil"/>
+                <w:right w:space="0" w:sz="0" w:val="nil"/>
+                <w:between w:space="0" w:sz="0" w:val="nil"/>
+              </w:pBdr>
+              <w:shd w:fill="auto" w:val="clear"/>
+              <w:spacing w:after="80" w:before="0" w:line="276" w:lineRule="auto"/>
+              <w:ind w:left="0" w:right="0" w:firstLine="0"/>
+              <w:jc w:val="both"/>
+              <w:rPr>
+                <w:rFonts w:ascii="Times New Roman" w:cs="Times New Roman" w:eastAsia="Times New Roman" w:hAnsi="Times New Roman"/>
+                <w:sz w:val="22"/>
+                <w:szCs w:val="22"/>
+              </w:rPr>
+            </w:pPr>
+            <w:bookmarkStart w:colFirst="0" w:colLast="0" w:name="_1zo90dymdpt4" w:id="176"/>
+            <w:bookmarkEnd w:id="176"/>
+            <w:r>
+              <w:rPr>
+                <w:rFonts w:ascii="Times New Roman" w:cs="Times New Roman" w:eastAsia="Times New Roman" w:hAnsi="Times New Roman"/>
+                <w:sz w:val="22"/>
+                <w:szCs w:val="22"/>
+                <w:rtl w:val="0"/>
+              </w:rPr>
+              <w:t xml:space="preserve">Rating</w:t>
+            </w:r>
+          </w:p>
+        </w:tc>
+        <w:tc>
+          <w:tcPr>
+            <w:tcBorders>
+              <w:top w:color="cccccc" w:space="0" w:sz="6" w:val="single"/>
+              <w:left w:color="cccccc" w:space="0" w:sz="6" w:val="single"/>
+              <w:bottom w:color="cccccc" w:space="0" w:sz="6" w:val="single"/>
+              <w:right w:color="cccccc" w:space="0" w:sz="6" w:val="single"/>
+            </w:tcBorders>
+            <w:tcMar>
+              <w:top w:w="80.0" w:type="dxa"/>
+              <w:left w:w="140.0" w:type="dxa"/>
+              <w:bottom w:w="80.0" w:type="dxa"/>
+              <w:right w:w="140.0" w:type="dxa"/>
+            </w:tcMar>
+            <w:vAlign w:val="top"/>
+          </w:tcPr>
+          <w:p>
+            <w:pPr>
+              <w:pStyle w:val="Heading3"/>
+              <w:keepNext w:val="0"/>
+              <w:keepLines w:val="0"/>
+              <w:widowControl w:val="1"/>
+              <w:pBdr>
+                <w:top w:space="0" w:sz="0" w:val="nil"/>
+                <w:left w:space="0" w:sz="0" w:val="nil"/>
+                <w:bottom w:space="0" w:sz="0" w:val="nil"/>
+                <w:right w:space="0" w:sz="0" w:val="nil"/>
+                <w:between w:space="0" w:sz="0" w:val="nil"/>
+              </w:pBdr>
+              <w:shd w:fill="auto" w:val="clear"/>
+              <w:spacing w:after="80" w:before="0" w:line="276" w:lineRule="auto"/>
+              <w:ind w:left="0" w:right="0" w:firstLine="0"/>
+              <w:jc w:val="both"/>
+              <w:rPr>
+                <w:rFonts w:ascii="Times New Roman" w:cs="Times New Roman" w:eastAsia="Times New Roman" w:hAnsi="Times New Roman"/>
+                <w:sz w:val="22"/>
+                <w:szCs w:val="22"/>
+              </w:rPr>
+            </w:pPr>
+            <w:bookmarkStart w:colFirst="0" w:colLast="0" w:name="_jfbot8bc0nn2" w:id="177"/>
+            <w:bookmarkEnd w:id="177"/>
+            <w:r>
+              <w:rPr>
+                <w:rFonts w:ascii="Times New Roman" w:cs="Times New Roman" w:eastAsia="Times New Roman" w:hAnsi="Times New Roman"/>
+                <w:sz w:val="22"/>
+                <w:szCs w:val="22"/>
+                <w:rtl w:val="0"/>
+              </w:rPr>
+              <w:t xml:space="preserve">Integer 1–5 stars.</w:t>
+            </w:r>
+          </w:p>
+        </w:tc>
+      </w:tr>
+      <w:tr>
+        <w:trPr>
+          <w:cantSplit w:val="0"/>
+          <w:trHeight w:val="645" w:hRule="atLeast"/>
+          <w:tblHeader w:val="0"/>
+        </w:trPr>
+        <w:tc>
+          <w:tcPr>
+            <w:tcBorders>
+              <w:top w:color="cccccc" w:space="0" w:sz="6" w:val="single"/>
+              <w:left w:color="cccccc" w:space="0" w:sz="6" w:val="single"/>
+              <w:bottom w:color="cccccc" w:space="0" w:sz="6" w:val="single"/>
+              <w:right w:color="cccccc" w:space="0" w:sz="6" w:val="single"/>
+            </w:tcBorders>
+            <w:tcMar>
+              <w:top w:w="80.0" w:type="dxa"/>
+              <w:left w:w="140.0" w:type="dxa"/>
+              <w:bottom w:w="80.0" w:type="dxa"/>
+              <w:right w:w="140.0" w:type="dxa"/>
+            </w:tcMar>
+            <w:vAlign w:val="top"/>
+          </w:tcPr>
+          <w:p>
+            <w:pPr>
+              <w:pStyle w:val="Heading3"/>
+              <w:keepNext w:val="0"/>
+              <w:keepLines w:val="0"/>
+              <w:widowControl w:val="1"/>
+              <w:pBdr>
+                <w:top w:space="0" w:sz="0" w:val="nil"/>
+                <w:left w:space="0" w:sz="0" w:val="nil"/>
+                <w:bottom w:space="0" w:sz="0" w:val="nil"/>
+                <w:right w:space="0" w:sz="0" w:val="nil"/>
+                <w:between w:space="0" w:sz="0" w:val="nil"/>
+              </w:pBdr>
+              <w:shd w:fill="auto" w:val="clear"/>
+              <w:spacing w:after="80" w:before="0" w:line="276" w:lineRule="auto"/>
+              <w:ind w:left="0" w:right="0" w:firstLine="0"/>
+              <w:jc w:val="both"/>
+              <w:rPr>
+                <w:rFonts w:ascii="Times New Roman" w:cs="Times New Roman" w:eastAsia="Times New Roman" w:hAnsi="Times New Roman"/>
+                <w:sz w:val="22"/>
+                <w:szCs w:val="22"/>
+              </w:rPr>
+            </w:pPr>
+            <w:bookmarkStart w:colFirst="0" w:colLast="0" w:name="_q5d0kspxwe33" w:id="178"/>
+            <w:bookmarkEnd w:id="178"/>
+            <w:r>
+              <w:rPr>
+                <w:rFonts w:ascii="Times New Roman" w:cs="Times New Roman" w:eastAsia="Times New Roman" w:hAnsi="Times New Roman"/>
+                <w:sz w:val="22"/>
+                <w:szCs w:val="22"/>
+                <w:rtl w:val="0"/>
+              </w:rPr>
+              <w:t xml:space="preserve">Moderation</w:t>
+            </w:r>
+          </w:p>
+        </w:tc>
+        <w:tc>
+          <w:tcPr>
+            <w:tcBorders>
+              <w:top w:color="cccccc" w:space="0" w:sz="6" w:val="single"/>
+              <w:left w:color="cccccc" w:space="0" w:sz="6" w:val="single"/>
+              <w:bottom w:color="cccccc" w:space="0" w:sz="6" w:val="single"/>
+              <w:right w:color="cccccc" w:space="0" w:sz="6" w:val="single"/>
+            </w:tcBorders>
+            <w:tcMar>
+              <w:top w:w="80.0" w:type="dxa"/>
+              <w:left w:w="140.0" w:type="dxa"/>
+              <w:bottom w:w="80.0" w:type="dxa"/>
+              <w:right w:w="140.0" w:type="dxa"/>
+            </w:tcMar>
+            <w:vAlign w:val="top"/>
+          </w:tcPr>
+          <w:p>
+            <w:pPr>
+              <w:pStyle w:val="Heading3"/>
+              <w:keepNext w:val="0"/>
+              <w:keepLines w:val="0"/>
+              <w:widowControl w:val="1"/>
+              <w:pBdr>
+                <w:top w:space="0" w:sz="0" w:val="nil"/>
+                <w:left w:space="0" w:sz="0" w:val="nil"/>
+                <w:bottom w:space="0" w:sz="0" w:val="nil"/>
+                <w:right w:space="0" w:sz="0" w:val="nil"/>
+                <w:between w:space="0" w:sz="0" w:val="nil"/>
+              </w:pBdr>
+              <w:shd w:fill="auto" w:val="clear"/>
+              <w:spacing w:after="80" w:before="0" w:line="276" w:lineRule="auto"/>
+              <w:ind w:left="0" w:right="0" w:firstLine="0"/>
+              <w:jc w:val="both"/>
+              <w:rPr>
+                <w:rFonts w:ascii="Times New Roman" w:cs="Times New Roman" w:eastAsia="Times New Roman" w:hAnsi="Times New Roman"/>
+                <w:sz w:val="22"/>
+                <w:szCs w:val="22"/>
+              </w:rPr>
+            </w:pPr>
+            <w:bookmarkStart w:colFirst="0" w:colLast="0" w:name="_foohn3ml0f0l" w:id="179"/>
+            <w:bookmarkEnd w:id="179"/>
+            <w:r>
+              <w:rPr>
+                <w:rFonts w:ascii="Times New Roman" w:cs="Times New Roman" w:eastAsia="Times New Roman" w:hAnsi="Times New Roman"/>
+                <w:sz w:val="22"/>
+                <w:szCs w:val="22"/>
+                <w:rtl w:val="0"/>
+              </w:rPr>
+              <w:t xml:space="preserve">Admin may delete reviews; products.rating recalculated as AVG of remaining reviews.</w:t>
+            </w:r>
+          </w:p>
+        </w:tc>
+      </w:tr>
+      <w:tr>
+        <w:trPr>
+          <w:cantSplit w:val="0"/>
+          <w:trHeight w:val="390" w:hRule="atLeast"/>
+          <w:tblHeader w:val="0"/>
+        </w:trPr>
+        <w:tc>
+          <w:tcPr>
+            <w:tcBorders>
+              <w:top w:color="cccccc" w:space="0" w:sz="6" w:val="single"/>
+              <w:left w:color="cccccc" w:space="0" w:sz="6" w:val="single"/>
+              <w:bottom w:color="cccccc" w:space="0" w:sz="6" w:val="single"/>
+              <w:right w:color="cccccc" w:space="0" w:sz="6" w:val="single"/>
+            </w:tcBorders>
+            <w:tcMar>
+              <w:top w:w="80.0" w:type="dxa"/>
+              <w:left w:w="140.0" w:type="dxa"/>
+              <w:bottom w:w="80.0" w:type="dxa"/>
+              <w:right w:w="140.0" w:type="dxa"/>
+            </w:tcMar>
+            <w:vAlign w:val="top"/>
+          </w:tcPr>
+          <w:p>
+            <w:pPr>
+              <w:pStyle w:val="Heading3"/>
+              <w:keepNext w:val="0"/>
+              <w:keepLines w:val="0"/>
+              <w:widowControl w:val="1"/>
+              <w:pBdr>
+                <w:top w:space="0" w:sz="0" w:val="nil"/>
+                <w:left w:space="0" w:sz="0" w:val="nil"/>
+                <w:bottom w:space="0" w:sz="0" w:val="nil"/>
+                <w:right w:space="0" w:sz="0" w:val="nil"/>
+                <w:between w:space="0" w:sz="0" w:val="nil"/>
+              </w:pBdr>
+              <w:shd w:fill="auto" w:val="clear"/>
+              <w:spacing w:after="80" w:before="0" w:line="276" w:lineRule="auto"/>
+              <w:ind w:left="0" w:right="0" w:firstLine="0"/>
+              <w:jc w:val="both"/>
+              <w:rPr>
+                <w:rFonts w:ascii="Times New Roman" w:cs="Times New Roman" w:eastAsia="Times New Roman" w:hAnsi="Times New Roman"/>
+                <w:sz w:val="22"/>
+                <w:szCs w:val="22"/>
+              </w:rPr>
+            </w:pPr>
+            <w:bookmarkStart w:colFirst="0" w:colLast="0" w:name="_no4dtyfm87co" w:id="180"/>
+            <w:bookmarkEnd w:id="180"/>
+            <w:r>
+              <w:rPr>
+                <w:rFonts w:ascii="Times New Roman" w:cs="Times New Roman" w:eastAsia="Times New Roman" w:hAnsi="Times New Roman"/>
+                <w:sz w:val="22"/>
+                <w:szCs w:val="22"/>
+                <w:rtl w:val="0"/>
+              </w:rPr>
+              <w:t xml:space="preserve">Edit/delete</w:t>
+            </w:r>
+          </w:p>
+        </w:tc>
+        <w:tc>
+          <w:tcPr>
+            <w:tcBorders>
+              <w:top w:color="cccccc" w:space="0" w:sz="6" w:val="single"/>
+              <w:left w:color="cccccc" w:space="0" w:sz="6" w:val="single"/>
+              <w:bottom w:color="cccccc" w:space="0" w:sz="6" w:val="single"/>
+              <w:right w:color="cccccc" w:space="0" w:sz="6" w:val="single"/>
+            </w:tcBorders>
+            <w:tcMar>
+              <w:top w:w="80.0" w:type="dxa"/>
+              <w:left w:w="140.0" w:type="dxa"/>
+              <w:bottom w:w="80.0" w:type="dxa"/>
+              <w:right w:w="140.0" w:type="dxa"/>
+            </w:tcMar>
+            <w:vAlign w:val="top"/>
+          </w:tcPr>
+          <w:p>
+            <w:pPr>
+              <w:pStyle w:val="Heading3"/>
+              <w:keepNext w:val="0"/>
+              <w:keepLines w:val="0"/>
+              <w:widowControl w:val="1"/>
+              <w:pBdr>
+                <w:top w:space="0" w:sz="0" w:val="nil"/>
+                <w:left w:space="0" w:sz="0" w:val="nil"/>
+                <w:bottom w:space="0" w:sz="0" w:val="nil"/>
+                <w:right w:space="0" w:sz="0" w:val="nil"/>
+                <w:between w:space="0" w:sz="0" w:val="nil"/>
+              </w:pBdr>
+              <w:shd w:fill="auto" w:val="clear"/>
+              <w:spacing w:after="80" w:before="0" w:line="276" w:lineRule="auto"/>
+              <w:ind w:left="0" w:right="0" w:firstLine="0"/>
+              <w:jc w:val="both"/>
+              <w:rPr>
+                <w:rFonts w:ascii="Times New Roman" w:cs="Times New Roman" w:eastAsia="Times New Roman" w:hAnsi="Times New Roman"/>
+                <w:sz w:val="22"/>
+                <w:szCs w:val="22"/>
+              </w:rPr>
+            </w:pPr>
+            <w:bookmarkStart w:colFirst="0" w:colLast="0" w:name="_ak8u2m3ga5p7" w:id="181"/>
+            <w:bookmarkEnd w:id="181"/>
+            <w:r>
+              <w:rPr>
+                <w:rFonts w:ascii="Times New Roman" w:cs="Times New Roman" w:eastAsia="Times New Roman" w:hAnsi="Times New Roman"/>
+                <w:sz w:val="22"/>
+                <w:szCs w:val="22"/>
+                <w:rtl w:val="0"/>
+              </w:rPr>
+              <w:t xml:space="preserve">Author may PATCH/DELETE own review only.</w:t>
+            </w:r>
+          </w:p>
+        </w:tc>
+      </w:tr>
+    </w:tbl>
+    <w:p>
+      <w:pPr>
+        <w:rPr/>
+      </w:pPr>
+      <w:r>
+        <w:rPr>
+          <w:rtl w:val="0"/>
+        </w:rPr>
+      </w:r>
+    </w:p>
+    <w:p>
+      <w:pPr>
+        <w:rPr/>
       </w:pPr>
       <w:r>
         <w:rPr>
@@ -22821,6 +25712,116 @@
   <w:abstractNum w:abstractNumId="3">
     <w:lvl w:ilvl="0">
       <w:start w:val="1"/>
+      <w:numFmt w:val="decimal"/>
+      <w:lvlText w:val="%1."/>
+      <w:lvlJc w:val="left"/>
+      <w:pPr>
+        <w:ind w:left="720" w:hanging="360"/>
+      </w:pPr>
+      <w:rPr>
+        <w:u w:val="none"/>
+      </w:rPr>
+    </w:lvl>
+    <w:lvl w:ilvl="1">
+      <w:start w:val="1"/>
+      <w:numFmt w:val="lowerLetter"/>
+      <w:lvlText w:val="%2."/>
+      <w:lvlJc w:val="left"/>
+      <w:pPr>
+        <w:ind w:left="1440" w:hanging="360"/>
+      </w:pPr>
+      <w:rPr>
+        <w:u w:val="none"/>
+      </w:rPr>
+    </w:lvl>
+    <w:lvl w:ilvl="2">
+      <w:start w:val="1"/>
+      <w:numFmt w:val="lowerRoman"/>
+      <w:lvlText w:val="%3."/>
+      <w:lvlJc w:val="right"/>
+      <w:pPr>
+        <w:ind w:left="2160" w:hanging="360"/>
+      </w:pPr>
+      <w:rPr>
+        <w:u w:val="none"/>
+      </w:rPr>
+    </w:lvl>
+    <w:lvl w:ilvl="3">
+      <w:start w:val="1"/>
+      <w:numFmt w:val="decimal"/>
+      <w:lvlText w:val="%4."/>
+      <w:lvlJc w:val="left"/>
+      <w:pPr>
+        <w:ind w:left="2880" w:hanging="360"/>
+      </w:pPr>
+      <w:rPr>
+        <w:u w:val="none"/>
+      </w:rPr>
+    </w:lvl>
+    <w:lvl w:ilvl="4">
+      <w:start w:val="1"/>
+      <w:numFmt w:val="lowerLetter"/>
+      <w:lvlText w:val="%5."/>
+      <w:lvlJc w:val="left"/>
+      <w:pPr>
+        <w:ind w:left="3600" w:hanging="360"/>
+      </w:pPr>
+      <w:rPr>
+        <w:u w:val="none"/>
+      </w:rPr>
+    </w:lvl>
+    <w:lvl w:ilvl="5">
+      <w:start w:val="1"/>
+      <w:numFmt w:val="lowerRoman"/>
+      <w:lvlText w:val="%6."/>
+      <w:lvlJc w:val="right"/>
+      <w:pPr>
+        <w:ind w:left="4320" w:hanging="360"/>
+      </w:pPr>
+      <w:rPr>
+        <w:u w:val="none"/>
+      </w:rPr>
+    </w:lvl>
+    <w:lvl w:ilvl="6">
+      <w:start w:val="1"/>
+      <w:numFmt w:val="decimal"/>
+      <w:lvlText w:val="%7."/>
+      <w:lvlJc w:val="left"/>
+      <w:pPr>
+        <w:ind w:left="5040" w:hanging="360"/>
+      </w:pPr>
+      <w:rPr>
+        <w:u w:val="none"/>
+      </w:rPr>
+    </w:lvl>
+    <w:lvl w:ilvl="7">
+      <w:start w:val="1"/>
+      <w:numFmt w:val="lowerLetter"/>
+      <w:lvlText w:val="%8."/>
+      <w:lvlJc w:val="left"/>
+      <w:pPr>
+        <w:ind w:left="5760" w:hanging="360"/>
+      </w:pPr>
+      <w:rPr>
+        <w:u w:val="none"/>
+      </w:rPr>
+    </w:lvl>
+    <w:lvl w:ilvl="8">
+      <w:start w:val="1"/>
+      <w:numFmt w:val="lowerRoman"/>
+      <w:lvlText w:val="%9."/>
+      <w:lvlJc w:val="right"/>
+      <w:pPr>
+        <w:ind w:left="6480" w:hanging="360"/>
+      </w:pPr>
+      <w:rPr>
+        <w:u w:val="none"/>
+      </w:rPr>
+    </w:lvl>
+  </w:abstractNum>
+  <w:abstractNum w:abstractNumId="4">
+    <w:lvl w:ilvl="0">
+      <w:start w:val="1"/>
       <w:numFmt w:val="bullet"/>
       <w:lvlText w:val="●"/>
       <w:lvlJc w:val="left"/>
@@ -22929,7 +25930,7 @@
       </w:rPr>
     </w:lvl>
   </w:abstractNum>
-  <w:abstractNum w:abstractNumId="4">
+  <w:abstractNum w:abstractNumId="5">
     <w:lvl w:ilvl="0">
       <w:start w:val="1"/>
       <w:numFmt w:val="decimal"/>
@@ -23040,7 +26041,7 @@
       </w:rPr>
     </w:lvl>
   </w:abstractNum>
-  <w:abstractNum w:abstractNumId="5">
+  <w:abstractNum w:abstractNumId="6">
     <w:lvl w:ilvl="0">
       <w:start w:val="1"/>
       <w:numFmt w:val="bullet"/>
@@ -23165,6 +26166,9 @@
   </w:num>
   <w:num w:numId="5">
     <w:abstractNumId w:val="5"/>
+  </w:num>
+  <w:num w:numId="6">
+    <w:abstractNumId w:val="6"/>
   </w:num>
 </w:numbering>
 </file>
@@ -23425,6 +26429,42 @@
       <w:tblStyleColBandSize w:val="1"/>
       <w:tblCellMar/>
     </w:tblPr>
+    <w:tblStylePr w:type="band1Horz">
+      <w:tcPr/>
+    </w:tblStylePr>
+    <w:tblStylePr w:type="band1Vert">
+      <w:tcPr/>
+    </w:tblStylePr>
+    <w:tblStylePr w:type="band2Horz">
+      <w:tcPr/>
+    </w:tblStylePr>
+    <w:tblStylePr w:type="band2Vert">
+      <w:tcPr/>
+    </w:tblStylePr>
+    <w:tblStylePr w:type="firstCol">
+      <w:tcPr/>
+    </w:tblStylePr>
+    <w:tblStylePr w:type="firstRow">
+      <w:tcPr/>
+    </w:tblStylePr>
+    <w:tblStylePr w:type="lastCol">
+      <w:tcPr/>
+    </w:tblStylePr>
+    <w:tblStylePr w:type="lastRow">
+      <w:tcPr/>
+    </w:tblStylePr>
+    <w:tblStylePr w:type="neCell">
+      <w:tcPr/>
+    </w:tblStylePr>
+    <w:tblStylePr w:type="nwCell">
+      <w:tcPr/>
+    </w:tblStylePr>
+    <w:tblStylePr w:type="seCell">
+      <w:tcPr/>
+    </w:tblStylePr>
+    <w:tblStylePr w:type="swCell">
+      <w:tcPr/>
+    </w:tblStylePr>
   </w:style>
   <w:style w:type="table" w:styleId="Table8">
     <w:basedOn w:val="TableNormal"/>
@@ -23844,6 +26884,50 @@
       <w:tcPr/>
     </w:tblStylePr>
   </w:style>
+  <w:style w:type="table" w:styleId="Table19">
+    <w:basedOn w:val="TableNormal"/>
+    <w:tblPr>
+      <w:tblStyleRowBandSize w:val="1"/>
+      <w:tblStyleColBandSize w:val="1"/>
+      <w:tblCellMar/>
+    </w:tblPr>
+    <w:tblStylePr w:type="band1Horz">
+      <w:tcPr/>
+    </w:tblStylePr>
+    <w:tblStylePr w:type="band1Vert">
+      <w:tcPr/>
+    </w:tblStylePr>
+    <w:tblStylePr w:type="band2Horz">
+      <w:tcPr/>
+    </w:tblStylePr>
+    <w:tblStylePr w:type="band2Vert">
+      <w:tcPr/>
+    </w:tblStylePr>
+    <w:tblStylePr w:type="firstCol">
+      <w:tcPr/>
+    </w:tblStylePr>
+    <w:tblStylePr w:type="firstRow">
+      <w:tcPr/>
+    </w:tblStylePr>
+    <w:tblStylePr w:type="lastCol">
+      <w:tcPr/>
+    </w:tblStylePr>
+    <w:tblStylePr w:type="lastRow">
+      <w:tcPr/>
+    </w:tblStylePr>
+    <w:tblStylePr w:type="neCell">
+      <w:tcPr/>
+    </w:tblStylePr>
+    <w:tblStylePr w:type="nwCell">
+      <w:tcPr/>
+    </w:tblStylePr>
+    <w:tblStylePr w:type="seCell">
+      <w:tcPr/>
+    </w:tblStylePr>
+    <w:tblStylePr w:type="swCell">
+      <w:tcPr/>
+    </w:tblStylePr>
+  </w:style>
 </w:styles>
 </file>
 
